--- a/year2/approche_agile/TP/TP7/tp7.docx
+++ b/year2/approche_agile/TP/TP7/tp7.docx
@@ -4,7 +4,7 @@
   <w:body>
     <w:p>
       <w:pPr>
-        <w:pStyle w:val="668"/>
+        <w:pStyle w:val="887"/>
         <w:pBdr/>
         <w:bidi w:val="false"/>
         <w:spacing/>
@@ -18,7 +18,7 @@
     </w:p>
     <w:p>
       <w:pPr>
-        <w:pStyle w:val="669"/>
+        <w:pStyle w:val="888"/>
         <w:pBdr/>
         <w:bidi w:val="false"/>
         <w:spacing/>
@@ -27,7 +27,7 @@
       </w:pPr>
       <w:r>
         <w:rPr>
-          <w:rStyle w:val="675"/>
+          <w:rStyle w:val="894"/>
           <w:b/>
           <w:bCs/>
         </w:rPr>
@@ -37,7 +37,7 @@
     </w:p>
     <w:p>
       <w:pPr>
-        <w:pStyle w:val="674"/>
+        <w:pStyle w:val="893"/>
         <w:keepNext w:val="false"/>
         <w:keepLines w:val="false"/>
         <w:widowControl w:val="true"/>
@@ -67,7 +67,7 @@
       </w:r>
       <w:r>
         <w:rPr>
-          <w:rStyle w:val="675"/>
+          <w:rStyle w:val="894"/>
           <w:b w:val="0"/>
           <w:bCs w:val="0"/>
           <w:sz w:val="24"/>
@@ -86,7 +86,7 @@
       </w:r>
       <w:r>
         <w:rPr>
-          <w:rStyle w:val="675"/>
+          <w:rStyle w:val="894"/>
           <w:b w:val="0"/>
           <w:bCs w:val="0"/>
           <w:sz w:val="24"/>
@@ -111,10 +111,18 @@
           <w:szCs w:val="24"/>
         </w:rPr>
       </w:r>
+      <w:r>
+        <w:rPr>
+          <w:b w:val="0"/>
+          <w:bCs w:val="0"/>
+          <w:sz w:val="24"/>
+          <w:szCs w:val="24"/>
+        </w:rPr>
+      </w:r>
     </w:p>
     <w:p>
       <w:pPr>
-        <w:pStyle w:val="674"/>
+        <w:pStyle w:val="893"/>
         <w:keepNext w:val="false"/>
         <w:keepLines w:val="false"/>
         <w:widowControl w:val="true"/>
@@ -144,7 +152,7 @@
       </w:r>
       <w:r>
         <w:rPr>
-          <w:rStyle w:val="675"/>
+          <w:rStyle w:val="894"/>
           <w:b w:val="0"/>
           <w:bCs w:val="0"/>
           <w:sz w:val="24"/>
@@ -169,10 +177,18 @@
           <w:szCs w:val="24"/>
         </w:rPr>
       </w:r>
+      <w:r>
+        <w:rPr>
+          <w:b w:val="0"/>
+          <w:bCs w:val="0"/>
+          <w:sz w:val="24"/>
+          <w:szCs w:val="24"/>
+        </w:rPr>
+      </w:r>
     </w:p>
     <w:p>
       <w:pPr>
-        <w:pStyle w:val="674"/>
+        <w:pStyle w:val="893"/>
         <w:keepNext w:val="false"/>
         <w:keepLines w:val="false"/>
         <w:widowControl w:val="true"/>
@@ -202,7 +218,7 @@
       </w:r>
       <w:r>
         <w:rPr>
-          <w:rStyle w:val="675"/>
+          <w:rStyle w:val="894"/>
           <w:b w:val="0"/>
           <w:bCs w:val="0"/>
           <w:sz w:val="24"/>
@@ -227,10 +243,18 @@
           <w:szCs w:val="22"/>
         </w:rPr>
       </w:r>
+      <w:r>
+        <w:rPr>
+          <w:b w:val="0"/>
+          <w:bCs w:val="0"/>
+          <w:sz w:val="22"/>
+          <w:szCs w:val="22"/>
+        </w:rPr>
+      </w:r>
     </w:p>
     <w:p>
       <w:pPr>
-        <w:pStyle w:val="669"/>
+        <w:pStyle w:val="888"/>
         <w:pBdr/>
         <w:bidi w:val="false"/>
         <w:spacing/>
@@ -260,10 +284,16 @@
           <w:bCs/>
         </w:rPr>
       </w:r>
+      <w:r>
+        <w:rPr>
+          <w:b/>
+          <w:bCs/>
+        </w:rPr>
+      </w:r>
     </w:p>
     <w:p>
       <w:pPr>
-        <w:pStyle w:val="674"/>
+        <w:pStyle w:val="893"/>
         <w:keepNext w:val="false"/>
         <w:keepLines w:val="false"/>
         <w:widowControl w:val="true"/>
@@ -282,7 +312,7 @@
       </w:pPr>
       <w:r>
         <w:rPr>
-          <w:rStyle w:val="675"/>
+          <w:rStyle w:val="894"/>
           <w:b w:val="0"/>
           <w:bCs w:val="0"/>
         </w:rPr>
@@ -294,10 +324,16 @@
           <w:bCs w:val="0"/>
         </w:rPr>
       </w:r>
+      <w:r>
+        <w:rPr>
+          <w:b w:val="0"/>
+          <w:bCs w:val="0"/>
+        </w:rPr>
+      </w:r>
     </w:p>
     <w:p>
       <w:pPr>
-        <w:pStyle w:val="674"/>
+        <w:pStyle w:val="893"/>
         <w:keepNext w:val="false"/>
         <w:keepLines w:val="false"/>
         <w:widowControl w:val="true"/>
@@ -323,7 +359,7 @@
       </w:r>
       <w:r>
         <w:rPr>
-          <w:rStyle w:val="675"/>
+          <w:rStyle w:val="894"/>
           <w:b w:val="0"/>
           <w:bCs w:val="0"/>
         </w:rPr>
@@ -342,10 +378,16 @@
           <w:bCs w:val="0"/>
         </w:rPr>
       </w:r>
+      <w:r>
+        <w:rPr>
+          <w:b w:val="0"/>
+          <w:bCs w:val="0"/>
+        </w:rPr>
+      </w:r>
     </w:p>
     <w:p>
       <w:pPr>
-        <w:pStyle w:val="674"/>
+        <w:pStyle w:val="893"/>
         <w:keepNext w:val="false"/>
         <w:keepLines w:val="false"/>
         <w:widowControl w:val="true"/>
@@ -371,7 +413,7 @@
       </w:r>
       <w:r>
         <w:rPr>
-          <w:rStyle w:val="675"/>
+          <w:rStyle w:val="894"/>
           <w:b w:val="0"/>
           <w:bCs w:val="0"/>
         </w:rPr>
@@ -386,7 +428,7 @@
       </w:r>
       <w:r>
         <w:rPr>
-          <w:rStyle w:val="675"/>
+          <w:rStyle w:val="894"/>
           <w:b w:val="0"/>
           <w:bCs w:val="0"/>
         </w:rPr>
@@ -401,7 +443,7 @@
       </w:r>
       <w:r>
         <w:rPr>
-          <w:rStyle w:val="675"/>
+          <w:rStyle w:val="894"/>
           <w:b w:val="0"/>
           <w:bCs w:val="0"/>
         </w:rPr>
@@ -420,10 +462,16 @@
           <w:bCs w:val="0"/>
         </w:rPr>
       </w:r>
+      <w:r>
+        <w:rPr>
+          <w:b w:val="0"/>
+          <w:bCs w:val="0"/>
+        </w:rPr>
+      </w:r>
     </w:p>
     <w:p>
       <w:pPr>
-        <w:pStyle w:val="669"/>
+        <w:pStyle w:val="888"/>
         <w:pBdr/>
         <w:bidi w:val="false"/>
         <w:spacing/>
@@ -432,7 +480,7 @@
       </w:pPr>
       <w:r>
         <w:rPr>
-          <w:rStyle w:val="675"/>
+          <w:rStyle w:val="894"/>
           <w:b/>
           <w:bCs/>
         </w:rPr>
@@ -442,7 +490,7 @@
     </w:p>
     <w:p>
       <w:pPr>
-        <w:pStyle w:val="674"/>
+        <w:pStyle w:val="893"/>
         <w:keepNext w:val="false"/>
         <w:keepLines w:val="false"/>
         <w:widowControl w:val="true"/>
@@ -467,7 +515,6 @@
         <w:rPr>
           <w:b w:val="0"/>
           <w:bCs w:val="0"/>
-          <w:lang w:val="undefined"/>
         </w:rPr>
         <w:t xml:space="preserve">Nom : </w:t>
       </w:r>
@@ -475,7 +522,6 @@
         <w:rPr>
           <w:b w:val="0"/>
           <w:bCs w:val="0"/>
-          <w:lang w:val="undefined"/>
         </w:rPr>
         <w:t xml:space="preserve">.gitlab-ci.yml</w:t>
       </w:r>
@@ -483,13 +529,19 @@
         <w:rPr>
           <w:b w:val="0"/>
           <w:bCs w:val="0"/>
-          <w:lang w:val="undefined"/>
+        </w:rPr>
+      </w:r>
+      <w:r>
+        <w:rPr>
+          <w:b w:val="0"/>
+          <w:iCs/>
+          <w14:ligatures w14:val="none"/>
         </w:rPr>
       </w:r>
     </w:p>
     <w:p>
       <w:pPr>
-        <w:pStyle w:val="674"/>
+        <w:pStyle w:val="893"/>
         <w:keepNext w:val="false"/>
         <w:keepLines w:val="false"/>
         <w:widowControl w:val="true"/>
@@ -515,7 +567,7 @@
       </w:r>
       <w:r>
         <w:rPr>
-          <w:rStyle w:val="675"/>
+          <w:rStyle w:val="894"/>
           <w:b w:val="0"/>
           <w:bCs w:val="0"/>
         </w:rPr>
@@ -530,7 +582,7 @@
       </w:r>
       <w:r>
         <w:rPr>
-          <w:rStyle w:val="675"/>
+          <w:rStyle w:val="894"/>
           <w:b w:val="0"/>
           <w:bCs w:val="0"/>
         </w:rPr>
@@ -545,7 +597,7 @@
       </w:r>
       <w:r>
         <w:rPr>
-          <w:rStyle w:val="675"/>
+          <w:rStyle w:val="894"/>
           <w:b w:val="0"/>
           <w:bCs w:val="0"/>
         </w:rPr>
@@ -564,10 +616,16 @@
           <w:bCs w:val="0"/>
         </w:rPr>
       </w:r>
+      <w:r>
+        <w:rPr>
+          <w:b w:val="0"/>
+          <w:bCs w:val="0"/>
+        </w:rPr>
+      </w:r>
     </w:p>
     <w:p>
       <w:pPr>
-        <w:pStyle w:val="668"/>
+        <w:pStyle w:val="887"/>
         <w:pBdr/>
         <w:bidi w:val="false"/>
         <w:spacing/>
@@ -579,11 +637,15 @@
       <w:r>
         <w:t xml:space="preserve">5 Partie 5: Exécution et surveillance du Pipeline</w:t>
       </w:r>
-      <w:r/>
+      <w:r>
+        <w:rPr>
+          <w14:ligatures w14:val="none"/>
+        </w:rPr>
+      </w:r>
     </w:p>
     <w:p>
       <w:pPr>
-        <w:pStyle w:val="669"/>
+        <w:pStyle w:val="888"/>
         <w:pBdr/>
         <w:bidi w:val="false"/>
         <w:spacing/>
@@ -612,6 +674,14 @@
           <w:szCs w:val="32"/>
         </w:rPr>
       </w:r>
+      <w:r>
+        <w:rPr>
+          <w:b/>
+          <w:bCs/>
+          <w:sz w:val="32"/>
+          <w:szCs w:val="32"/>
+        </w:rPr>
+      </w:r>
     </w:p>
     <w:p>
       <w:pPr>
@@ -625,6 +695,30 @@
         <w:rPr>
           <w:highlight w:val="none"/>
         </w:rPr>
+      </w:r>
+      <w:r>
+        <w:rPr>
+          <w:highlight w:val="none"/>
+        </w:rPr>
+      </w:r>
+      <w:r/>
+    </w:p>
+    <w:p>
+      <w:pPr>
+        <w:pStyle w:val="829"/>
+        <w:pBdr/>
+        <w:bidi w:val="false"/>
+        <w:spacing/>
+        <w:ind/>
+        <w:rPr>
+          <w:highlight w:val="none"/>
+        </w:rPr>
+      </w:pPr>
+      <w:r>
+        <w:t xml:space="preserve">Question 5.1 - Sur GitLab, allez dans votre projet puis cliquez sur "CI/CD" &gt; "Pipelines".</w:t>
+      </w:r>
+      <w:r>
+        <w:t xml:space="preserve">Que voyez-vous ?</w:t>
       </w:r>
       <w:r>
         <w:rPr>
@@ -639,7 +733,6 @@
     </w:p>
     <w:p>
       <w:pPr>
-        <w:pStyle w:val="141"/>
         <w:pBdr/>
         <w:bidi w:val="false"/>
         <w:spacing/>
@@ -648,34 +741,6 @@
           <w:highlight w:val="none"/>
         </w:rPr>
       </w:pPr>
-      <w:r>
-        <w:t xml:space="preserve">Question 5.1 - Sur GitLab, allez dans votre projet puis cliquez sur "CI/CD" &gt; "Pipelines".</w:t>
-      </w:r>
-      <w:r/>
-      <w:r>
-        <w:t xml:space="preserve">Que voyez-vous ?</w:t>
-      </w:r>
-      <w:r/>
-      <w:r/>
-      <w:r/>
-      <w:r/>
-      <w:r>
-        <w:rPr>
-          <w:highlight w:val="none"/>
-        </w:rPr>
-      </w:r>
-    </w:p>
-    <w:p>
-      <w:pPr>
-        <w:pBdr/>
-        <w:bidi w:val="false"/>
-        <w:spacing/>
-        <w:ind/>
-        <w:rPr>
-          <w:highlight w:val="none"/>
-        </w:rPr>
-      </w:pPr>
-      <w:r/>
       <w:r>
         <mc:AlternateContent>
           <mc:Choice Requires="wpg">
@@ -745,65 +810,6 @@
           </mc:Fallback>
         </mc:AlternateContent>
       </w:r>
-      <w:r/>
-      <w:r>
-        <w:rPr>
-          <w:highlight w:val="none"/>
-        </w:rPr>
-      </w:r>
-      <w:r/>
-    </w:p>
-    <w:p>
-      <w:pPr>
-        <w:pBdr/>
-        <w:bidi w:val="false"/>
-        <w:spacing/>
-        <w:ind/>
-        <w:rPr>
-          <w:highlight w:val="none"/>
-        </w:rPr>
-      </w:pPr>
-      <w:r>
-        <w:rPr>
-          <w:highlight w:val="none"/>
-        </w:rPr>
-        <w:t xml:space="preserve">Je vois que le Pipeline a été exécuté avec succés dés que j’ai poussé un nouveau commit </w:t>
-      </w:r>
-      <w:r/>
-    </w:p>
-    <w:p>
-      <w:pPr>
-        <w:pStyle w:val="141"/>
-        <w:pBdr/>
-        <w:bidi w:val="false"/>
-        <w:spacing/>
-        <w:ind/>
-        <w:rPr/>
-      </w:pPr>
-      <w:r>
-        <w:rPr>
-          <w:highlight w:val="none"/>
-        </w:rPr>
-        <w:t xml:space="preserve">Question 5.2 - Cliquez sur le pipeline en cours d’exécution. Combien de stages sont affichés ?</w:t>
-      </w:r>
-      <w:r/>
-      <w:r>
-        <w:rPr>
-          <w:highlight w:val="none"/>
-        </w:rPr>
-        <w:t xml:space="preserve">Combien de jobs par stage ?</w:t>
-      </w:r>
-      <w:r/>
-      <w:r>
-        <w:rPr>
-          <w:highlight w:val="none"/>
-        </w:rPr>
-      </w:r>
-      <w:r>
-        <w:rPr>
-          <w:highlight w:val="none"/>
-        </w:rPr>
-      </w:r>
       <w:r>
         <w:rPr>
           <w:highlight w:val="none"/>
@@ -829,9 +835,63 @@
         <w:rPr>
           <w:highlight w:val="none"/>
         </w:rPr>
+        <w:t xml:space="preserve">Je vois que le Pipeline a été exécuté avec succés dés que j’ai poussé un nouveau commit </w:t>
+      </w:r>
+      <w:r>
+        <w:rPr>
+          <w:highlight w:val="none"/>
+        </w:rPr>
+      </w:r>
+    </w:p>
+    <w:p>
+      <w:pPr>
+        <w:pStyle w:val="829"/>
+        <w:pBdr/>
+        <w:bidi w:val="false"/>
+        <w:spacing/>
+        <w:ind/>
+        <w:rPr/>
+      </w:pPr>
+      <w:r>
+        <w:rPr>
+          <w:highlight w:val="none"/>
+        </w:rPr>
+        <w:t xml:space="preserve">Question 5.2 - Cliquez sur le pipeline en cours d’exécution. Combien de stages sont affichés ?</w:t>
+      </w:r>
+      <w:r>
+        <w:rPr>
+          <w:highlight w:val="none"/>
+        </w:rPr>
+        <w:t xml:space="preserve">Combien de jobs par stage ?</w:t>
+      </w:r>
+      <w:r>
+        <w:rPr>
+          <w:highlight w:val="none"/>
+        </w:rPr>
+      </w:r>
+      <w:r/>
+    </w:p>
+    <w:p>
+      <w:pPr>
+        <w:pBdr/>
+        <w:bidi w:val="false"/>
+        <w:spacing/>
+        <w:ind/>
+        <w:rPr>
+          <w:highlight w:val="none"/>
+        </w:rPr>
+      </w:pPr>
+      <w:r>
+        <w:rPr>
+          <w:highlight w:val="none"/>
+        </w:rPr>
         <w:t xml:space="preserve">3 stages sont affichés </w:t>
       </w:r>
-      <w:r/>
+      <w:r>
+        <w:rPr>
+          <w:highlight w:val="none"/>
+        </w:rPr>
+      </w:r>
     </w:p>
     <w:p>
       <w:pPr>
@@ -849,7 +909,11 @@
         </w:rPr>
         <w:t xml:space="preserve">1 job dans le stage validate</w:t>
       </w:r>
-      <w:r/>
+      <w:r>
+        <w:rPr>
+          <w:highlight w:val="none"/>
+        </w:rPr>
+      </w:r>
     </w:p>
     <w:p>
       <w:pPr>
@@ -867,7 +931,11 @@
         </w:rPr>
         <w:t xml:space="preserve">2 jobs dans le stage test</w:t>
       </w:r>
-      <w:r/>
+      <w:r>
+        <w:rPr>
+          <w:highlight w:val="none"/>
+        </w:rPr>
+      </w:r>
     </w:p>
     <w:p>
       <w:pPr>
@@ -885,11 +953,15 @@
         </w:rPr>
         <w:t xml:space="preserve">1 job dans le stage build</w:t>
       </w:r>
-      <w:r/>
+      <w:r>
+        <w:rPr>
+          <w:highlight w:val="none"/>
+        </w:rPr>
+      </w:r>
     </w:p>
     <w:p>
       <w:pPr>
-        <w:pStyle w:val="141"/>
+        <w:pStyle w:val="829"/>
         <w:pBdr/>
         <w:bidi w:val="false"/>
         <w:spacing/>
@@ -902,34 +974,18 @@
         </w:rPr>
         <w:t xml:space="preserve">Question 5.3 - Cliquez sur le job check-files. Observez les logs d’exécution. Quel est le </w:t>
       </w:r>
-      <w:r/>
       <w:r>
         <w:rPr>
           <w:highlight w:val="none"/>
         </w:rPr>
         <w:t xml:space="preserve">statut du job ?</w:t>
       </w:r>
-      <w:r/>
       <w:r>
         <w:rPr>
           <w:highlight w:val="none"/>
         </w:rPr>
       </w:r>
-      <w:r>
-        <w:rPr>
-          <w:highlight w:val="none"/>
-        </w:rPr>
-      </w:r>
-      <w:r>
-        <w:rPr>
-          <w:highlight w:val="none"/>
-        </w:rPr>
-      </w:r>
-      <w:r>
-        <w:rPr>
-          <w:highlight w:val="none"/>
-        </w:rPr>
-      </w:r>
+      <w:r/>
     </w:p>
     <w:p>
       <w:pPr>
@@ -1018,6 +1074,69 @@
           <w:highlight w:val="none"/>
         </w:rPr>
       </w:r>
+      <w:r/>
+    </w:p>
+    <w:p>
+      <w:pPr>
+        <w:pBdr/>
+        <w:spacing/>
+        <w:ind/>
+        <w:jc w:val="right"/>
+        <w:rPr/>
+      </w:pPr>
+      <w:r/>
+      <w:r/>
+    </w:p>
+    <w:p>
+      <w:pPr>
+        <w:pBdr/>
+        <w:spacing/>
+        <w:ind/>
+        <w:jc w:val="right"/>
+        <w:rPr/>
+      </w:pPr>
+      <w:r/>
+      <w:r/>
+    </w:p>
+    <w:p>
+      <w:pPr>
+        <w:pBdr/>
+        <w:spacing/>
+        <w:ind/>
+        <w:jc w:val="left"/>
+        <w:rPr>
+          <w:highlight w:val="none"/>
+        </w:rPr>
+      </w:pPr>
+      <w:r>
+        <w:t xml:space="preserve">Le status du job est : Finished</w:t>
+      </w:r>
+      <w:r>
+        <w:rPr>
+          <w:highlight w:val="none"/>
+        </w:rPr>
+      </w:r>
+    </w:p>
+    <w:p>
+      <w:pPr>
+        <w:pStyle w:val="829"/>
+        <w:pBdr/>
+        <w:spacing/>
+        <w:ind/>
+        <w:rPr/>
+      </w:pPr>
+      <w:r>
+        <w:rPr>
+          <w:highlight w:val="none"/>
+        </w:rPr>
+        <w:t xml:space="preserve">Question 5.4 - Attendez que tous les jobs se terminent. Le pipeline est-il "passed" (réussi) </w:t>
+      </w:r>
+      <w:r>
+        <w:rPr>
+          <w:highlight w:val="none"/>
+        </w:rPr>
+        <w:t xml:space="preserve">ou "failed" (échoué) ?</w:t>
+      </w:r>
       <w:r>
         <w:rPr>
           <w:highlight w:val="none"/>
@@ -1030,76 +1149,15 @@
         <w:pBdr/>
         <w:spacing/>
         <w:ind/>
-        <w:jc w:val="right"/>
-        <w:rPr/>
-      </w:pPr>
-      <w:r/>
-      <w:r/>
-      <w:r/>
-    </w:p>
-    <w:p>
-      <w:pPr>
-        <w:pBdr/>
-        <w:spacing/>
-        <w:ind/>
-        <w:jc w:val="right"/>
-        <w:rPr/>
-      </w:pPr>
-      <w:r/>
-      <w:r/>
-      <w:r/>
-    </w:p>
-    <w:p>
-      <w:pPr>
-        <w:pBdr/>
-        <w:spacing/>
-        <w:ind/>
-        <w:jc w:val="left"/>
         <w:rPr>
           <w:highlight w:val="none"/>
         </w:rPr>
-      </w:pPr>
-      <w:r>
-        <w:t xml:space="preserve">Le status du job est : Finished</w:t>
-      </w:r>
-      <w:r/>
-    </w:p>
-    <w:p>
-      <w:pPr>
-        <w:pStyle w:val="141"/>
-        <w:pBdr/>
-        <w:spacing/>
-        <w:ind/>
-        <w:rPr/>
       </w:pPr>
       <w:r>
         <w:rPr>
           <w:highlight w:val="none"/>
         </w:rPr>
-        <w:t xml:space="preserve">Question 5.4 - Attendez que tous les jobs se terminent. Le pipeline est-il "passed" (réussi) </w:t>
-      </w:r>
-      <w:r/>
-      <w:r>
-        <w:rPr>
-          <w:highlight w:val="none"/>
-        </w:rPr>
-        <w:t xml:space="preserve">ou "failed" (échoué) ?</w:t>
-      </w:r>
-      <w:r/>
-      <w:r>
-        <w:rPr>
-          <w:highlight w:val="none"/>
-        </w:rPr>
-      </w:r>
-      <w:r>
-        <w:rPr>
-          <w:highlight w:val="none"/>
-        </w:rPr>
-      </w:r>
-      <w:r>
-        <w:rPr>
-          <w:highlight w:val="none"/>
-        </w:rPr>
+        <w:t xml:space="preserve">Le Pipeline est passed</w:t>
       </w:r>
       <w:r>
         <w:rPr>
@@ -1109,24 +1167,7 @@
     </w:p>
     <w:p>
       <w:pPr>
-        <w:pBdr/>
-        <w:spacing/>
-        <w:ind/>
-        <w:rPr>
-          <w:highlight w:val="none"/>
-        </w:rPr>
-      </w:pPr>
-      <w:r>
-        <w:rPr>
-          <w:highlight w:val="none"/>
-        </w:rPr>
-        <w:t xml:space="preserve">Le Pipeline est passed</w:t>
-      </w:r>
-      <w:r/>
-    </w:p>
-    <w:p>
-      <w:pPr>
-        <w:pStyle w:val="141"/>
+        <w:pStyle w:val="829"/>
         <w:pBdr/>
         <w:spacing/>
         <w:ind/>
@@ -1148,11 +1189,6 @@
           <w:highlight w:val="none"/>
         </w:rPr>
       </w:r>
-      <w:r>
-        <w:rPr>
-          <w:highlight w:val="none"/>
-        </w:rPr>
-      </w:r>
       <w:r/>
     </w:p>
     <w:p>
@@ -1170,11 +1206,15 @@
         </w:rPr>
         <w:t xml:space="preserve">Dans l’ordre spécifié dans .gitlab-ci.yml fichier.</w:t>
       </w:r>
-      <w:r/>
+      <w:r>
+        <w:rPr>
+          <w:highlight w:val="none"/>
+        </w:rPr>
+      </w:r>
     </w:p>
     <w:p>
       <w:pPr>
-        <w:pStyle w:val="141"/>
+        <w:pStyle w:val="829"/>
         <w:pBdr/>
         <w:spacing/>
         <w:ind/>
@@ -1196,6 +1236,49 @@
           <w:highlight w:val="none"/>
         </w:rPr>
       </w:r>
+      <w:r/>
+    </w:p>
+    <w:p>
+      <w:pPr>
+        <w:pBdr/>
+        <w:spacing/>
+        <w:ind/>
+        <w:rPr>
+          <w:highlight w:val="none"/>
+        </w:rPr>
+      </w:pPr>
+      <w:r>
+        <w:rPr>
+          <w:highlight w:val="none"/>
+        </w:rPr>
+        <w:t xml:space="preserve">En parallèle</w:t>
+      </w:r>
+      <w:r>
+        <w:rPr>
+          <w:highlight w:val="none"/>
+        </w:rPr>
+      </w:r>
+    </w:p>
+    <w:p>
+      <w:pPr>
+        <w:pStyle w:val="888"/>
+        <w:pBdr/>
+        <w:spacing/>
+        <w:ind/>
+        <w:rPr/>
+      </w:pPr>
+      <w:r>
+        <w:rPr>
+          <w:highlight w:val="none"/>
+        </w:rPr>
+        <w:t xml:space="preserve">5.2 </w:t>
+      </w:r>
+      <w:r>
+        <w:rPr>
+          <w:highlight w:val="none"/>
+        </w:rPr>
+        <w:t xml:space="preserve">Modification et réexécution</w:t>
+      </w:r>
       <w:r>
         <w:rPr>
           <w:highlight w:val="none"/>
@@ -1205,67 +1288,7 @@
     </w:p>
     <w:p>
       <w:pPr>
-        <w:pBdr/>
-        <w:spacing/>
-        <w:ind/>
-        <w:rPr>
-          <w:highlight w:val="none"/>
-        </w:rPr>
-      </w:pPr>
-      <w:r>
-        <w:rPr>
-          <w:highlight w:val="none"/>
-        </w:rPr>
-        <w:t xml:space="preserve">En parallèle</w:t>
-      </w:r>
-      <w:r/>
-    </w:p>
-    <w:p>
-      <w:pPr>
-        <w:pStyle w:val="669"/>
-        <w:pBdr/>
-        <w:spacing/>
-        <w:ind/>
-        <w:rPr/>
-      </w:pPr>
-      <w:r>
-        <w:rPr>
-          <w:highlight w:val="none"/>
-        </w:rPr>
-        <w:t xml:space="preserve">5.2 </w:t>
-      </w:r>
-      <w:r/>
-      <w:r>
-        <w:rPr>
-          <w:highlight w:val="none"/>
-        </w:rPr>
-        <w:t xml:space="preserve">Modification et réexécution</w:t>
-      </w:r>
-      <w:r/>
-      <w:r>
-        <w:rPr>
-          <w:highlight w:val="none"/>
-        </w:rPr>
-      </w:r>
-      <w:r>
-        <w:rPr>
-          <w:highlight w:val="none"/>
-        </w:rPr>
-      </w:r>
-      <w:r>
-        <w:rPr>
-          <w:highlight w:val="none"/>
-        </w:rPr>
-      </w:r>
-      <w:r>
-        <w:rPr>
-          <w:highlight w:val="none"/>
-        </w:rPr>
-      </w:r>
-    </w:p>
-    <w:p>
-      <w:pPr>
-        <w:pStyle w:val="141"/>
+        <w:pStyle w:val="829"/>
         <w:pBdr/>
         <w:spacing/>
         <w:ind/>
@@ -1277,18 +1300,11 @@
         </w:rPr>
         <w:t xml:space="preserve">Question 5.7 - Modifiez le fichier index.html (ajoutez un commentaire). Commitez et </w:t>
       </w:r>
-      <w:r/>
       <w:r>
         <w:rPr>
           <w:highlight w:val="none"/>
         </w:rPr>
         <w:t xml:space="preserve">poussez. Un nouveau pipeline se lance-t-il automatiquement ?</w:t>
-      </w:r>
-      <w:r/>
-      <w:r>
-        <w:rPr>
-          <w:highlight w:val="none"/>
-        </w:rPr>
       </w:r>
       <w:r>
         <w:rPr>
@@ -1296,22 +1312,16 @@
         </w:rPr>
       </w:r>
       <w:r/>
-      <w:r>
+    </w:p>
+    <w:p>
+      <w:pPr>
+        <w:pBdr/>
+        <w:spacing/>
+        <w:ind/>
         <w:rPr>
           <w:highlight w:val="none"/>
         </w:rPr>
-      </w:r>
-    </w:p>
-    <w:p>
-      <w:pPr>
-        <w:pBdr/>
-        <w:spacing/>
-        <w:ind/>
-        <w:rPr>
-          <w:highlight w:val="none"/>
-        </w:rPr>
-      </w:pPr>
-      <w:r/>
+      </w:pPr>
       <w:r>
         <mc:AlternateContent>
           <mc:Choice Requires="wpg">
@@ -1381,7 +1391,6 @@
           </mc:Fallback>
         </mc:AlternateContent>
       </w:r>
-      <w:r/>
       <w:r>
         <w:rPr>
           <w:highlight w:val="none"/>
@@ -1504,10 +1513,32 @@
           <w:highlight w:val="none"/>
         </w:rPr>
       </w:r>
+      <w:r/>
+    </w:p>
+    <w:p>
+      <w:pPr>
+        <w:pBdr/>
+        <w:spacing/>
+        <w:ind/>
+        <w:rPr/>
+      </w:pPr>
+      <w:r/>
+      <w:r/>
+    </w:p>
+    <w:p>
+      <w:pPr>
+        <w:pBdr/>
+        <w:spacing/>
+        <w:ind/>
+        <w:rPr>
+          <w:highlight w:val="none"/>
+        </w:rPr>
+      </w:pPr>
       <w:r>
         <w:rPr>
           <w:highlight w:val="none"/>
         </w:rPr>
+        <w:t xml:space="preserve">Oui. Un nouveau Pipeline se lance automatiquement</w:t>
       </w:r>
       <w:r>
         <w:rPr>
@@ -1517,35 +1548,7 @@
     </w:p>
     <w:p>
       <w:pPr>
-        <w:pBdr/>
-        <w:spacing/>
-        <w:ind/>
-        <w:rPr/>
-      </w:pPr>
-      <w:r/>
-      <w:r/>
-      <w:r/>
-    </w:p>
-    <w:p>
-      <w:pPr>
-        <w:pBdr/>
-        <w:spacing/>
-        <w:ind/>
-        <w:rPr>
-          <w:highlight w:val="none"/>
-        </w:rPr>
-      </w:pPr>
-      <w:r>
-        <w:rPr>
-          <w:highlight w:val="none"/>
-        </w:rPr>
-        <w:t xml:space="preserve">Oui. Un nouveau Pipeline se lance automatiquement</w:t>
-      </w:r>
-      <w:r/>
-    </w:p>
-    <w:p>
-      <w:pPr>
-        <w:pStyle w:val="141"/>
+        <w:pStyle w:val="829"/>
         <w:pBdr/>
         <w:spacing/>
         <w:ind/>
@@ -1557,34 +1560,107 @@
         </w:rPr>
         <w:t xml:space="preserve">Question 5.8 - Sur GitLab, vous pouvez relancer un pipeline manuellement. Trouvez le </w:t>
       </w:r>
-      <w:r/>
       <w:r>
         <w:rPr>
           <w:highlight w:val="none"/>
         </w:rPr>
         <w:t xml:space="preserve">bouton "Run pipeline" et lancez un nouveau pipeline.</w:t>
       </w:r>
+      <w:r>
+        <w:rPr>
+          <w:highlight w:val="none"/>
+        </w:rPr>
+      </w:r>
       <w:r/>
+    </w:p>
+    <w:p>
+      <w:pPr>
+        <w:pBdr/>
+        <w:spacing/>
+        <w:ind/>
+        <w:rPr/>
+      </w:pPr>
       <w:r>
         <w:rPr>
           <w:highlight w:val="none"/>
         </w:rPr>
       </w:r>
       <w:r>
-        <w:rPr>
-          <w:highlight w:val="none"/>
-        </w:rPr>
+        <mc:AlternateContent>
+          <mc:Choice Requires="wpg">
+            <w:drawing>
+              <wp:inline xmlns:wp="http://schemas.openxmlformats.org/drawingml/2006/wordprocessingDrawing" distT="0" distB="0" distL="0" distR="0">
+                <wp:extent cx="6645910" cy="2671127"/>
+                <wp:effectExtent l="0" t="0" r="0" b="0"/>
+                <wp:docPr id="5" name=""/>
+                <wp:cNvGraphicFramePr>
+                  <a:graphicFrameLocks xmlns:a="http://schemas.openxmlformats.org/drawingml/2006/main" noChangeAspect="1"/>
+                </wp:cNvGraphicFramePr>
+                <a:graphic xmlns:a="http://schemas.openxmlformats.org/drawingml/2006/main">
+                  <a:graphicData uri="http://schemas.openxmlformats.org/drawingml/2006/picture">
+                    <pic:pic xmlns:pic="http://schemas.openxmlformats.org/drawingml/2006/picture">
+                      <pic:nvPicPr>
+                        <pic:cNvPr id="2081928473" name=""/>
+                        <pic:cNvPicPr>
+                          <a:picLocks noChangeAspect="1"/>
+                        </pic:cNvPicPr>
+                        <pic:nvPr/>
+                      </pic:nvPicPr>
+                      <pic:blipFill>
+                        <a:blip r:embed="rId13"/>
+                        <a:stretch/>
+                      </pic:blipFill>
+                      <pic:spPr bwMode="auto">
+                        <a:xfrm>
+                          <a:off x="0" y="0"/>
+                          <a:ext cx="6645909" cy="2671126"/>
+                        </a:xfrm>
+                        <a:prstGeom prst="rect">
+                          <a:avLst/>
+                        </a:prstGeom>
+                      </pic:spPr>
+                    </pic:pic>
+                  </a:graphicData>
+                </a:graphic>
+              </wp:inline>
+            </w:drawing>
+          </mc:Choice>
+          <mc:Fallback>
+            <w:pict>
+              <v:shapetype id="_x0000_t75" coordsize="21600,21600" o:spt="75" o:preferrelative="t" path="m@4@5l@4@11@9@11@9@5xe" filled="f" stroked="f">
+                <v:stroke joinstyle="miter"/>
+                <v:formulas>
+                  <v:f eqn="if lineDrawn pixelLineWidth 0"/>
+                  <v:f eqn="sum @0 1 0"/>
+                  <v:f eqn="sum 0 0 @1"/>
+                  <v:f eqn="prod @2 1 2"/>
+                  <v:f eqn="prod @3 21600 pixelWidth"/>
+                  <v:f eqn="prod @3 21600 pixelHeight"/>
+                  <v:f eqn="sum @0 0 1"/>
+                  <v:f eqn="prod @6 1 2"/>
+                  <v:f eqn="prod @7 21600 pixelWidth"/>
+                  <v:f eqn="sum @8 21600 0"/>
+                  <v:f eqn="prod @7 21600 pixelHeight"/>
+                  <v:f eqn="sum @10 21600 0"/>
+                </v:formulas>
+                <v:path o:extrusionok="f" gradientshapeok="t" o:connecttype="rect"/>
+                <o:lock v:ext="edit" aspectratio="t"/>
+              </v:shapetype>
+              <v:shape id="_x0000_i4" o:spid="_x0000_s4" type="#_x0000_t75" style="width:523.30pt;height:210.32pt;mso-wrap-distance-left:0.00pt;mso-wrap-distance-top:0.00pt;mso-wrap-distance-right:0.00pt;mso-wrap-distance-bottom:0.00pt;z-index:1;" stroked="false">
+                <v:imagedata r:id="rId13" o:title=""/>
+                <o:lock v:ext="edit" rotation="t"/>
+              </v:shape>
+            </w:pict>
+          </mc:Fallback>
+        </mc:AlternateContent>
       </w:r>
       <w:r>
         <w:rPr>
           <w:highlight w:val="none"/>
         </w:rPr>
       </w:r>
-      <w:r>
-        <w:rPr>
-          <w:highlight w:val="none"/>
-        </w:rPr>
-      </w:r>
+      <w:r/>
+      <w:r/>
     </w:p>
     <w:sectPr>
       <w:footnotePr/>
@@ -1608,7 +1684,6 @@
         <w:ind/>
         <w:rPr/>
       </w:pPr>
-      <w:r/>
       <w:r>
         <w:separator/>
       </w:r>
@@ -1623,7 +1698,6 @@
         <w:ind/>
         <w:rPr/>
       </w:pPr>
-      <w:r/>
       <w:r>
         <w:continuationSeparator/>
       </w:r>
@@ -1643,7 +1717,6 @@
         <w:ind/>
         <w:rPr/>
       </w:pPr>
-      <w:r/>
       <w:r>
         <w:separator/>
       </w:r>
@@ -1658,7 +1731,6 @@
         <w:ind/>
         <w:rPr/>
       </w:pPr>
-      <w:r/>
       <w:r>
         <w:continuationSeparator/>
       </w:r>
@@ -1965,9 +2037,9 @@
     <w:lsdException w:name="Bibliography" w:uiPriority="37"/>
     <w:lsdException w:name="TOC Heading" w:uiPriority="39" w:qFormat="1"/>
   </w:latentStyles>
-  <w:style w:type="table" w:styleId="12">
+  <w:style w:type="table" w:styleId="703">
     <w:name w:val="Table Grid"/>
-    <w:basedOn w:val="672"/>
+    <w:basedOn w:val="891"/>
     <w:uiPriority w:val="59"/>
     <w:pPr>
       <w:pBdr/>
@@ -2164,9 +2236,9 @@
       </w:tcPr>
     </w:tblStylePr>
   </w:style>
-  <w:style w:type="table" w:styleId="13">
+  <w:style w:type="table" w:styleId="704">
     <w:name w:val="Table Grid Light"/>
-    <w:basedOn w:val="672"/>
+    <w:basedOn w:val="891"/>
     <w:uiPriority w:val="59"/>
     <w:pPr>
       <w:pBdr/>
@@ -2363,9 +2435,9 @@
       </w:tcPr>
     </w:tblStylePr>
   </w:style>
-  <w:style w:type="table" w:styleId="14">
+  <w:style w:type="table" w:styleId="705">
     <w:name w:val="Plain Table 1"/>
-    <w:basedOn w:val="672"/>
+    <w:basedOn w:val="891"/>
     <w:uiPriority w:val="59"/>
     <w:pPr>
       <w:pBdr/>
@@ -2588,9 +2660,9 @@
       </w:tcPr>
     </w:tblStylePr>
   </w:style>
-  <w:style w:type="table" w:styleId="15">
+  <w:style w:type="table" w:styleId="706">
     <w:name w:val="Plain Table 2"/>
-    <w:basedOn w:val="672"/>
+    <w:basedOn w:val="891"/>
     <w:uiPriority w:val="59"/>
     <w:pPr>
       <w:pBdr/>
@@ -2821,9 +2893,9 @@
       </w:tcPr>
     </w:tblStylePr>
   </w:style>
-  <w:style w:type="table" w:styleId="16">
+  <w:style w:type="table" w:styleId="707">
     <w:name w:val="Plain Table 3"/>
-    <w:basedOn w:val="672"/>
+    <w:basedOn w:val="891"/>
     <w:uiPriority w:val="99"/>
     <w:pPr>
       <w:pBdr/>
@@ -3051,9 +3123,9 @@
       </w:tcPr>
     </w:tblStylePr>
   </w:style>
-  <w:style w:type="table" w:styleId="17">
+  <w:style w:type="table" w:styleId="708">
     <w:name w:val="Plain Table 4"/>
-    <w:basedOn w:val="672"/>
+    <w:basedOn w:val="891"/>
     <w:uiPriority w:val="99"/>
     <w:pPr>
       <w:pBdr/>
@@ -3267,9 +3339,9 @@
       </w:tcPr>
     </w:tblStylePr>
   </w:style>
-  <w:style w:type="table" w:styleId="18">
+  <w:style w:type="table" w:styleId="709">
     <w:name w:val="Plain Table 5"/>
-    <w:basedOn w:val="672"/>
+    <w:basedOn w:val="891"/>
     <w:uiPriority w:val="99"/>
     <w:pPr>
       <w:pBdr/>
@@ -3500,9 +3572,9 @@
       </w:tcPr>
     </w:tblStylePr>
   </w:style>
-  <w:style w:type="table" w:styleId="19">
+  <w:style w:type="table" w:styleId="710">
     <w:name w:val="Grid Table 1 Light"/>
-    <w:basedOn w:val="672"/>
+    <w:basedOn w:val="891"/>
     <w:uiPriority w:val="99"/>
     <w:pPr>
       <w:pBdr/>
@@ -3723,9 +3795,9 @@
       </w:tcPr>
     </w:tblStylePr>
   </w:style>
-  <w:style w:type="table" w:styleId="20">
+  <w:style w:type="table" w:styleId="711">
     <w:name w:val="Grid Table 1 Light - Accent 1"/>
-    <w:basedOn w:val="672"/>
+    <w:basedOn w:val="891"/>
     <w:uiPriority w:val="99"/>
     <w:pPr>
       <w:pBdr/>
@@ -3946,9 +4018,9 @@
       </w:tcPr>
     </w:tblStylePr>
   </w:style>
-  <w:style w:type="table" w:styleId="21">
+  <w:style w:type="table" w:styleId="712">
     <w:name w:val="Grid Table 1 Light - Accent 2"/>
-    <w:basedOn w:val="672"/>
+    <w:basedOn w:val="891"/>
     <w:uiPriority w:val="99"/>
     <w:pPr>
       <w:pBdr/>
@@ -4169,9 +4241,9 @@
       </w:tcPr>
     </w:tblStylePr>
   </w:style>
-  <w:style w:type="table" w:styleId="22">
+  <w:style w:type="table" w:styleId="713">
     <w:name w:val="Grid Table 1 Light - Accent 3"/>
-    <w:basedOn w:val="672"/>
+    <w:basedOn w:val="891"/>
     <w:uiPriority w:val="99"/>
     <w:pPr>
       <w:pBdr/>
@@ -4392,9 +4464,9 @@
       </w:tcPr>
     </w:tblStylePr>
   </w:style>
-  <w:style w:type="table" w:styleId="23">
+  <w:style w:type="table" w:styleId="714">
     <w:name w:val="Grid Table 1 Light - Accent 4"/>
-    <w:basedOn w:val="672"/>
+    <w:basedOn w:val="891"/>
     <w:uiPriority w:val="99"/>
     <w:pPr>
       <w:pBdr/>
@@ -4615,9 +4687,9 @@
       </w:tcPr>
     </w:tblStylePr>
   </w:style>
-  <w:style w:type="table" w:styleId="24">
+  <w:style w:type="table" w:styleId="715">
     <w:name w:val="Grid Table 1 Light - Accent 5"/>
-    <w:basedOn w:val="672"/>
+    <w:basedOn w:val="891"/>
     <w:uiPriority w:val="99"/>
     <w:pPr>
       <w:pBdr/>
@@ -4838,9 +4910,9 @@
       </w:tcPr>
     </w:tblStylePr>
   </w:style>
-  <w:style w:type="table" w:styleId="25">
+  <w:style w:type="table" w:styleId="716">
     <w:name w:val="Grid Table 1 Light - Accent 6"/>
-    <w:basedOn w:val="672"/>
+    <w:basedOn w:val="891"/>
     <w:uiPriority w:val="99"/>
     <w:pPr>
       <w:pBdr/>
@@ -5061,9 +5133,9 @@
       </w:tcPr>
     </w:tblStylePr>
   </w:style>
-  <w:style w:type="table" w:styleId="26">
+  <w:style w:type="table" w:styleId="717">
     <w:name w:val="Grid Table 2"/>
-    <w:basedOn w:val="672"/>
+    <w:basedOn w:val="891"/>
     <w:uiPriority w:val="99"/>
     <w:pPr>
       <w:pBdr/>
@@ -5293,9 +5365,9 @@
       </w:tcPr>
     </w:tblStylePr>
   </w:style>
-  <w:style w:type="table" w:styleId="27">
+  <w:style w:type="table" w:styleId="718">
     <w:name w:val="Grid Table 2 - Accent 1"/>
-    <w:basedOn w:val="672"/>
+    <w:basedOn w:val="891"/>
     <w:uiPriority w:val="99"/>
     <w:pPr>
       <w:pBdr/>
@@ -5525,9 +5597,9 @@
       </w:tcPr>
     </w:tblStylePr>
   </w:style>
-  <w:style w:type="table" w:styleId="28">
+  <w:style w:type="table" w:styleId="719">
     <w:name w:val="Grid Table 2 - Accent 2"/>
-    <w:basedOn w:val="672"/>
+    <w:basedOn w:val="891"/>
     <w:uiPriority w:val="99"/>
     <w:pPr>
       <w:pBdr/>
@@ -5757,9 +5829,9 @@
       </w:tcPr>
     </w:tblStylePr>
   </w:style>
-  <w:style w:type="table" w:styleId="29">
+  <w:style w:type="table" w:styleId="720">
     <w:name w:val="Grid Table 2 - Accent 3"/>
-    <w:basedOn w:val="672"/>
+    <w:basedOn w:val="891"/>
     <w:uiPriority w:val="99"/>
     <w:pPr>
       <w:pBdr/>
@@ -5989,9 +6061,9 @@
       </w:tcPr>
     </w:tblStylePr>
   </w:style>
-  <w:style w:type="table" w:styleId="30">
+  <w:style w:type="table" w:styleId="721">
     <w:name w:val="Grid Table 2 - Accent 4"/>
-    <w:basedOn w:val="672"/>
+    <w:basedOn w:val="891"/>
     <w:uiPriority w:val="99"/>
     <w:pPr>
       <w:pBdr/>
@@ -6221,9 +6293,9 @@
       </w:tcPr>
     </w:tblStylePr>
   </w:style>
-  <w:style w:type="table" w:styleId="31">
+  <w:style w:type="table" w:styleId="722">
     <w:name w:val="Grid Table 2 - Accent 5"/>
-    <w:basedOn w:val="672"/>
+    <w:basedOn w:val="891"/>
     <w:uiPriority w:val="99"/>
     <w:pPr>
       <w:pBdr/>
@@ -6453,9 +6525,9 @@
       </w:tcPr>
     </w:tblStylePr>
   </w:style>
-  <w:style w:type="table" w:styleId="32">
+  <w:style w:type="table" w:styleId="723">
     <w:name w:val="Grid Table 2 - Accent 6"/>
-    <w:basedOn w:val="672"/>
+    <w:basedOn w:val="891"/>
     <w:uiPriority w:val="99"/>
     <w:pPr>
       <w:pBdr/>
@@ -6685,9 +6757,9 @@
       </w:tcPr>
     </w:tblStylePr>
   </w:style>
-  <w:style w:type="table" w:styleId="33">
+  <w:style w:type="table" w:styleId="724">
     <w:name w:val="Grid Table 3"/>
-    <w:basedOn w:val="672"/>
+    <w:basedOn w:val="891"/>
     <w:uiPriority w:val="99"/>
     <w:pPr>
       <w:pBdr/>
@@ -6786,29 +6858,6 @@
         <w:tblBorders/>
       </w:tblPr>
       <w:tcPr>
-        <w:shd w:color="ffffff"/>
-        <w:tcBorders>
-          <w:top w:val="none" w:color="000000" w:sz="4" w:space="0"/>
-          <w:left w:val="none" w:color="000000" w:sz="4" w:space="0"/>
-          <w:bottom w:val="none" w:color="000000" w:sz="4" w:space="0"/>
-          <w:right w:val="none" w:color="000000" w:sz="4" w:space="0"/>
-        </w:tcBorders>
-      </w:tcPr>
-    </w:tblStylePr>
-    <w:tblStylePr w:type="firstRow">
-      <w:rPr>
-        <w:b/>
-        <w:color w:val="404040"/>
-      </w:rPr>
-      <w:pPr>
-        <w:pBdr/>
-        <w:spacing/>
-        <w:ind/>
-      </w:pPr>
-      <w:tblPr>
-        <w:tblBorders/>
-      </w:tblPr>
-      <w:tcPr>
         <w:shd w:val="clear" w:color="ffffff"/>
         <w:tcBorders>
           <w:top w:val="none" w:color="000000" w:sz="4" w:space="0"/>
@@ -6818,30 +6867,7 @@
         </w:tcBorders>
       </w:tcPr>
     </w:tblStylePr>
-    <w:tblStylePr w:type="lastCol">
-      <w:rPr>
-        <w:i/>
-        <w:color w:val="404040"/>
-      </w:rPr>
-      <w:pPr>
-        <w:pBdr/>
-        <w:spacing/>
-        <w:ind/>
-      </w:pPr>
-      <w:tblPr>
-        <w:tblBorders/>
-      </w:tblPr>
-      <w:tcPr>
-        <w:shd w:color="ffffff"/>
-        <w:tcBorders>
-          <w:top w:val="none" w:color="000000" w:sz="4" w:space="0"/>
-          <w:left w:val="none" w:color="000000" w:sz="4" w:space="0"/>
-          <w:bottom w:val="none" w:color="000000" w:sz="4" w:space="0"/>
-          <w:right w:val="none" w:color="000000" w:sz="4" w:space="0"/>
-        </w:tcBorders>
-      </w:tcPr>
-    </w:tblStylePr>
-    <w:tblStylePr w:type="lastRow">
+    <w:tblStylePr w:type="firstRow">
       <w:rPr>
         <w:b/>
         <w:color w:val="404040"/>
@@ -6864,6 +6890,52 @@
         </w:tcBorders>
       </w:tcPr>
     </w:tblStylePr>
+    <w:tblStylePr w:type="lastCol">
+      <w:rPr>
+        <w:i/>
+        <w:color w:val="404040"/>
+      </w:rPr>
+      <w:pPr>
+        <w:pBdr/>
+        <w:spacing/>
+        <w:ind/>
+      </w:pPr>
+      <w:tblPr>
+        <w:tblBorders/>
+      </w:tblPr>
+      <w:tcPr>
+        <w:shd w:val="clear" w:color="ffffff"/>
+        <w:tcBorders>
+          <w:top w:val="none" w:color="000000" w:sz="4" w:space="0"/>
+          <w:left w:val="none" w:color="000000" w:sz="4" w:space="0"/>
+          <w:bottom w:val="none" w:color="000000" w:sz="4" w:space="0"/>
+          <w:right w:val="none" w:color="000000" w:sz="4" w:space="0"/>
+        </w:tcBorders>
+      </w:tcPr>
+    </w:tblStylePr>
+    <w:tblStylePr w:type="lastRow">
+      <w:rPr>
+        <w:b/>
+        <w:color w:val="404040"/>
+      </w:rPr>
+      <w:pPr>
+        <w:pBdr/>
+        <w:spacing/>
+        <w:ind/>
+      </w:pPr>
+      <w:tblPr>
+        <w:tblBorders/>
+      </w:tblPr>
+      <w:tcPr>
+        <w:shd w:val="clear" w:color="ffffff"/>
+        <w:tcBorders>
+          <w:top w:val="none" w:color="000000" w:sz="4" w:space="0"/>
+          <w:left w:val="none" w:color="000000" w:sz="4" w:space="0"/>
+          <w:bottom w:val="none" w:color="000000" w:sz="4" w:space="0"/>
+          <w:right w:val="none" w:color="000000" w:sz="4" w:space="0"/>
+        </w:tcBorders>
+      </w:tcPr>
+    </w:tblStylePr>
     <w:tblStylePr w:type="nwCell">
       <w:pPr>
         <w:pBdr/>
@@ -6930,9 +7002,9 @@
       </w:tcPr>
     </w:tblStylePr>
   </w:style>
-  <w:style w:type="table" w:styleId="34">
+  <w:style w:type="table" w:styleId="725">
     <w:name w:val="Grid Table 3 - Accent 1"/>
-    <w:basedOn w:val="672"/>
+    <w:basedOn w:val="891"/>
     <w:uiPriority w:val="99"/>
     <w:pPr>
       <w:pBdr/>
@@ -7031,29 +7103,6 @@
         <w:tblBorders/>
       </w:tblPr>
       <w:tcPr>
-        <w:shd w:color="ffffff"/>
-        <w:tcBorders>
-          <w:top w:val="none" w:color="000000" w:sz="4" w:space="0"/>
-          <w:left w:val="none" w:color="000000" w:sz="4" w:space="0"/>
-          <w:bottom w:val="none" w:color="000000" w:sz="4" w:space="0"/>
-          <w:right w:val="none" w:color="000000" w:sz="4" w:space="0"/>
-        </w:tcBorders>
-      </w:tcPr>
-    </w:tblStylePr>
-    <w:tblStylePr w:type="firstRow">
-      <w:rPr>
-        <w:b/>
-        <w:color w:val="404040"/>
-      </w:rPr>
-      <w:pPr>
-        <w:pBdr/>
-        <w:spacing/>
-        <w:ind/>
-      </w:pPr>
-      <w:tblPr>
-        <w:tblBorders/>
-      </w:tblPr>
-      <w:tcPr>
         <w:shd w:val="clear" w:color="ffffff"/>
         <w:tcBorders>
           <w:top w:val="none" w:color="000000" w:sz="4" w:space="0"/>
@@ -7063,30 +7112,7 @@
         </w:tcBorders>
       </w:tcPr>
     </w:tblStylePr>
-    <w:tblStylePr w:type="lastCol">
-      <w:rPr>
-        <w:i/>
-        <w:color w:val="404040"/>
-      </w:rPr>
-      <w:pPr>
-        <w:pBdr/>
-        <w:spacing/>
-        <w:ind/>
-      </w:pPr>
-      <w:tblPr>
-        <w:tblBorders/>
-      </w:tblPr>
-      <w:tcPr>
-        <w:shd w:color="ffffff"/>
-        <w:tcBorders>
-          <w:top w:val="none" w:color="000000" w:sz="4" w:space="0"/>
-          <w:left w:val="none" w:color="000000" w:sz="4" w:space="0"/>
-          <w:bottom w:val="none" w:color="000000" w:sz="4" w:space="0"/>
-          <w:right w:val="none" w:color="000000" w:sz="4" w:space="0"/>
-        </w:tcBorders>
-      </w:tcPr>
-    </w:tblStylePr>
-    <w:tblStylePr w:type="lastRow">
+    <w:tblStylePr w:type="firstRow">
       <w:rPr>
         <w:b/>
         <w:color w:val="404040"/>
@@ -7109,6 +7135,52 @@
         </w:tcBorders>
       </w:tcPr>
     </w:tblStylePr>
+    <w:tblStylePr w:type="lastCol">
+      <w:rPr>
+        <w:i/>
+        <w:color w:val="404040"/>
+      </w:rPr>
+      <w:pPr>
+        <w:pBdr/>
+        <w:spacing/>
+        <w:ind/>
+      </w:pPr>
+      <w:tblPr>
+        <w:tblBorders/>
+      </w:tblPr>
+      <w:tcPr>
+        <w:shd w:val="clear" w:color="ffffff"/>
+        <w:tcBorders>
+          <w:top w:val="none" w:color="000000" w:sz="4" w:space="0"/>
+          <w:left w:val="none" w:color="000000" w:sz="4" w:space="0"/>
+          <w:bottom w:val="none" w:color="000000" w:sz="4" w:space="0"/>
+          <w:right w:val="none" w:color="000000" w:sz="4" w:space="0"/>
+        </w:tcBorders>
+      </w:tcPr>
+    </w:tblStylePr>
+    <w:tblStylePr w:type="lastRow">
+      <w:rPr>
+        <w:b/>
+        <w:color w:val="404040"/>
+      </w:rPr>
+      <w:pPr>
+        <w:pBdr/>
+        <w:spacing/>
+        <w:ind/>
+      </w:pPr>
+      <w:tblPr>
+        <w:tblBorders/>
+      </w:tblPr>
+      <w:tcPr>
+        <w:shd w:val="clear" w:color="ffffff"/>
+        <w:tcBorders>
+          <w:top w:val="none" w:color="000000" w:sz="4" w:space="0"/>
+          <w:left w:val="none" w:color="000000" w:sz="4" w:space="0"/>
+          <w:bottom w:val="none" w:color="000000" w:sz="4" w:space="0"/>
+          <w:right w:val="none" w:color="000000" w:sz="4" w:space="0"/>
+        </w:tcBorders>
+      </w:tcPr>
+    </w:tblStylePr>
     <w:tblStylePr w:type="nwCell">
       <w:pPr>
         <w:pBdr/>
@@ -7175,9 +7247,9 @@
       </w:tcPr>
     </w:tblStylePr>
   </w:style>
-  <w:style w:type="table" w:styleId="35">
+  <w:style w:type="table" w:styleId="726">
     <w:name w:val="Grid Table 3 - Accent 2"/>
-    <w:basedOn w:val="672"/>
+    <w:basedOn w:val="891"/>
     <w:uiPriority w:val="99"/>
     <w:pPr>
       <w:pBdr/>
@@ -7276,29 +7348,6 @@
         <w:tblBorders/>
       </w:tblPr>
       <w:tcPr>
-        <w:shd w:color="ffffff"/>
-        <w:tcBorders>
-          <w:top w:val="none" w:color="000000" w:sz="4" w:space="0"/>
-          <w:left w:val="none" w:color="000000" w:sz="4" w:space="0"/>
-          <w:bottom w:val="none" w:color="000000" w:sz="4" w:space="0"/>
-          <w:right w:val="none" w:color="000000" w:sz="4" w:space="0"/>
-        </w:tcBorders>
-      </w:tcPr>
-    </w:tblStylePr>
-    <w:tblStylePr w:type="firstRow">
-      <w:rPr>
-        <w:b/>
-        <w:color w:val="404040"/>
-      </w:rPr>
-      <w:pPr>
-        <w:pBdr/>
-        <w:spacing/>
-        <w:ind/>
-      </w:pPr>
-      <w:tblPr>
-        <w:tblBorders/>
-      </w:tblPr>
-      <w:tcPr>
         <w:shd w:val="clear" w:color="ffffff"/>
         <w:tcBorders>
           <w:top w:val="none" w:color="000000" w:sz="4" w:space="0"/>
@@ -7308,30 +7357,7 @@
         </w:tcBorders>
       </w:tcPr>
     </w:tblStylePr>
-    <w:tblStylePr w:type="lastCol">
-      <w:rPr>
-        <w:i/>
-        <w:color w:val="404040"/>
-      </w:rPr>
-      <w:pPr>
-        <w:pBdr/>
-        <w:spacing/>
-        <w:ind/>
-      </w:pPr>
-      <w:tblPr>
-        <w:tblBorders/>
-      </w:tblPr>
-      <w:tcPr>
-        <w:shd w:color="ffffff"/>
-        <w:tcBorders>
-          <w:top w:val="none" w:color="000000" w:sz="4" w:space="0"/>
-          <w:left w:val="none" w:color="000000" w:sz="4" w:space="0"/>
-          <w:bottom w:val="none" w:color="000000" w:sz="4" w:space="0"/>
-          <w:right w:val="none" w:color="000000" w:sz="4" w:space="0"/>
-        </w:tcBorders>
-      </w:tcPr>
-    </w:tblStylePr>
-    <w:tblStylePr w:type="lastRow">
+    <w:tblStylePr w:type="firstRow">
       <w:rPr>
         <w:b/>
         <w:color w:val="404040"/>
@@ -7354,6 +7380,52 @@
         </w:tcBorders>
       </w:tcPr>
     </w:tblStylePr>
+    <w:tblStylePr w:type="lastCol">
+      <w:rPr>
+        <w:i/>
+        <w:color w:val="404040"/>
+      </w:rPr>
+      <w:pPr>
+        <w:pBdr/>
+        <w:spacing/>
+        <w:ind/>
+      </w:pPr>
+      <w:tblPr>
+        <w:tblBorders/>
+      </w:tblPr>
+      <w:tcPr>
+        <w:shd w:val="clear" w:color="ffffff"/>
+        <w:tcBorders>
+          <w:top w:val="none" w:color="000000" w:sz="4" w:space="0"/>
+          <w:left w:val="none" w:color="000000" w:sz="4" w:space="0"/>
+          <w:bottom w:val="none" w:color="000000" w:sz="4" w:space="0"/>
+          <w:right w:val="none" w:color="000000" w:sz="4" w:space="0"/>
+        </w:tcBorders>
+      </w:tcPr>
+    </w:tblStylePr>
+    <w:tblStylePr w:type="lastRow">
+      <w:rPr>
+        <w:b/>
+        <w:color w:val="404040"/>
+      </w:rPr>
+      <w:pPr>
+        <w:pBdr/>
+        <w:spacing/>
+        <w:ind/>
+      </w:pPr>
+      <w:tblPr>
+        <w:tblBorders/>
+      </w:tblPr>
+      <w:tcPr>
+        <w:shd w:val="clear" w:color="ffffff"/>
+        <w:tcBorders>
+          <w:top w:val="none" w:color="000000" w:sz="4" w:space="0"/>
+          <w:left w:val="none" w:color="000000" w:sz="4" w:space="0"/>
+          <w:bottom w:val="none" w:color="000000" w:sz="4" w:space="0"/>
+          <w:right w:val="none" w:color="000000" w:sz="4" w:space="0"/>
+        </w:tcBorders>
+      </w:tcPr>
+    </w:tblStylePr>
     <w:tblStylePr w:type="nwCell">
       <w:pPr>
         <w:pBdr/>
@@ -7420,9 +7492,9 @@
       </w:tcPr>
     </w:tblStylePr>
   </w:style>
-  <w:style w:type="table" w:styleId="36">
+  <w:style w:type="table" w:styleId="727">
     <w:name w:val="Grid Table 3 - Accent 3"/>
-    <w:basedOn w:val="672"/>
+    <w:basedOn w:val="891"/>
     <w:uiPriority w:val="99"/>
     <w:pPr>
       <w:pBdr/>
@@ -7521,29 +7593,6 @@
         <w:tblBorders/>
       </w:tblPr>
       <w:tcPr>
-        <w:shd w:color="ffffff"/>
-        <w:tcBorders>
-          <w:top w:val="none" w:color="000000" w:sz="4" w:space="0"/>
-          <w:left w:val="none" w:color="000000" w:sz="4" w:space="0"/>
-          <w:bottom w:val="none" w:color="000000" w:sz="4" w:space="0"/>
-          <w:right w:val="none" w:color="000000" w:sz="4" w:space="0"/>
-        </w:tcBorders>
-      </w:tcPr>
-    </w:tblStylePr>
-    <w:tblStylePr w:type="firstRow">
-      <w:rPr>
-        <w:b/>
-        <w:color w:val="404040"/>
-      </w:rPr>
-      <w:pPr>
-        <w:pBdr/>
-        <w:spacing/>
-        <w:ind/>
-      </w:pPr>
-      <w:tblPr>
-        <w:tblBorders/>
-      </w:tblPr>
-      <w:tcPr>
         <w:shd w:val="clear" w:color="ffffff"/>
         <w:tcBorders>
           <w:top w:val="none" w:color="000000" w:sz="4" w:space="0"/>
@@ -7553,30 +7602,7 @@
         </w:tcBorders>
       </w:tcPr>
     </w:tblStylePr>
-    <w:tblStylePr w:type="lastCol">
-      <w:rPr>
-        <w:i/>
-        <w:color w:val="404040"/>
-      </w:rPr>
-      <w:pPr>
-        <w:pBdr/>
-        <w:spacing/>
-        <w:ind/>
-      </w:pPr>
-      <w:tblPr>
-        <w:tblBorders/>
-      </w:tblPr>
-      <w:tcPr>
-        <w:shd w:color="ffffff"/>
-        <w:tcBorders>
-          <w:top w:val="none" w:color="000000" w:sz="4" w:space="0"/>
-          <w:left w:val="none" w:color="000000" w:sz="4" w:space="0"/>
-          <w:bottom w:val="none" w:color="000000" w:sz="4" w:space="0"/>
-          <w:right w:val="none" w:color="000000" w:sz="4" w:space="0"/>
-        </w:tcBorders>
-      </w:tcPr>
-    </w:tblStylePr>
-    <w:tblStylePr w:type="lastRow">
+    <w:tblStylePr w:type="firstRow">
       <w:rPr>
         <w:b/>
         <w:color w:val="404040"/>
@@ -7599,6 +7625,52 @@
         </w:tcBorders>
       </w:tcPr>
     </w:tblStylePr>
+    <w:tblStylePr w:type="lastCol">
+      <w:rPr>
+        <w:i/>
+        <w:color w:val="404040"/>
+      </w:rPr>
+      <w:pPr>
+        <w:pBdr/>
+        <w:spacing/>
+        <w:ind/>
+      </w:pPr>
+      <w:tblPr>
+        <w:tblBorders/>
+      </w:tblPr>
+      <w:tcPr>
+        <w:shd w:val="clear" w:color="ffffff"/>
+        <w:tcBorders>
+          <w:top w:val="none" w:color="000000" w:sz="4" w:space="0"/>
+          <w:left w:val="none" w:color="000000" w:sz="4" w:space="0"/>
+          <w:bottom w:val="none" w:color="000000" w:sz="4" w:space="0"/>
+          <w:right w:val="none" w:color="000000" w:sz="4" w:space="0"/>
+        </w:tcBorders>
+      </w:tcPr>
+    </w:tblStylePr>
+    <w:tblStylePr w:type="lastRow">
+      <w:rPr>
+        <w:b/>
+        <w:color w:val="404040"/>
+      </w:rPr>
+      <w:pPr>
+        <w:pBdr/>
+        <w:spacing/>
+        <w:ind/>
+      </w:pPr>
+      <w:tblPr>
+        <w:tblBorders/>
+      </w:tblPr>
+      <w:tcPr>
+        <w:shd w:val="clear" w:color="ffffff"/>
+        <w:tcBorders>
+          <w:top w:val="none" w:color="000000" w:sz="4" w:space="0"/>
+          <w:left w:val="none" w:color="000000" w:sz="4" w:space="0"/>
+          <w:bottom w:val="none" w:color="000000" w:sz="4" w:space="0"/>
+          <w:right w:val="none" w:color="000000" w:sz="4" w:space="0"/>
+        </w:tcBorders>
+      </w:tcPr>
+    </w:tblStylePr>
     <w:tblStylePr w:type="nwCell">
       <w:pPr>
         <w:pBdr/>
@@ -7665,9 +7737,9 @@
       </w:tcPr>
     </w:tblStylePr>
   </w:style>
-  <w:style w:type="table" w:styleId="37">
+  <w:style w:type="table" w:styleId="728">
     <w:name w:val="Grid Table 3 - Accent 4"/>
-    <w:basedOn w:val="672"/>
+    <w:basedOn w:val="891"/>
     <w:uiPriority w:val="99"/>
     <w:pPr>
       <w:pBdr/>
@@ -7766,29 +7838,6 @@
         <w:tblBorders/>
       </w:tblPr>
       <w:tcPr>
-        <w:shd w:color="ffffff"/>
-        <w:tcBorders>
-          <w:top w:val="none" w:color="000000" w:sz="4" w:space="0"/>
-          <w:left w:val="none" w:color="000000" w:sz="4" w:space="0"/>
-          <w:bottom w:val="none" w:color="000000" w:sz="4" w:space="0"/>
-          <w:right w:val="none" w:color="000000" w:sz="4" w:space="0"/>
-        </w:tcBorders>
-      </w:tcPr>
-    </w:tblStylePr>
-    <w:tblStylePr w:type="firstRow">
-      <w:rPr>
-        <w:b/>
-        <w:color w:val="404040"/>
-      </w:rPr>
-      <w:pPr>
-        <w:pBdr/>
-        <w:spacing/>
-        <w:ind/>
-      </w:pPr>
-      <w:tblPr>
-        <w:tblBorders/>
-      </w:tblPr>
-      <w:tcPr>
         <w:shd w:val="clear" w:color="ffffff"/>
         <w:tcBorders>
           <w:top w:val="none" w:color="000000" w:sz="4" w:space="0"/>
@@ -7798,30 +7847,7 @@
         </w:tcBorders>
       </w:tcPr>
     </w:tblStylePr>
-    <w:tblStylePr w:type="lastCol">
-      <w:rPr>
-        <w:i/>
-        <w:color w:val="404040"/>
-      </w:rPr>
-      <w:pPr>
-        <w:pBdr/>
-        <w:spacing/>
-        <w:ind/>
-      </w:pPr>
-      <w:tblPr>
-        <w:tblBorders/>
-      </w:tblPr>
-      <w:tcPr>
-        <w:shd w:color="ffffff"/>
-        <w:tcBorders>
-          <w:top w:val="none" w:color="000000" w:sz="4" w:space="0"/>
-          <w:left w:val="none" w:color="000000" w:sz="4" w:space="0"/>
-          <w:bottom w:val="none" w:color="000000" w:sz="4" w:space="0"/>
-          <w:right w:val="none" w:color="000000" w:sz="4" w:space="0"/>
-        </w:tcBorders>
-      </w:tcPr>
-    </w:tblStylePr>
-    <w:tblStylePr w:type="lastRow">
+    <w:tblStylePr w:type="firstRow">
       <w:rPr>
         <w:b/>
         <w:color w:val="404040"/>
@@ -7844,6 +7870,52 @@
         </w:tcBorders>
       </w:tcPr>
     </w:tblStylePr>
+    <w:tblStylePr w:type="lastCol">
+      <w:rPr>
+        <w:i/>
+        <w:color w:val="404040"/>
+      </w:rPr>
+      <w:pPr>
+        <w:pBdr/>
+        <w:spacing/>
+        <w:ind/>
+      </w:pPr>
+      <w:tblPr>
+        <w:tblBorders/>
+      </w:tblPr>
+      <w:tcPr>
+        <w:shd w:val="clear" w:color="ffffff"/>
+        <w:tcBorders>
+          <w:top w:val="none" w:color="000000" w:sz="4" w:space="0"/>
+          <w:left w:val="none" w:color="000000" w:sz="4" w:space="0"/>
+          <w:bottom w:val="none" w:color="000000" w:sz="4" w:space="0"/>
+          <w:right w:val="none" w:color="000000" w:sz="4" w:space="0"/>
+        </w:tcBorders>
+      </w:tcPr>
+    </w:tblStylePr>
+    <w:tblStylePr w:type="lastRow">
+      <w:rPr>
+        <w:b/>
+        <w:color w:val="404040"/>
+      </w:rPr>
+      <w:pPr>
+        <w:pBdr/>
+        <w:spacing/>
+        <w:ind/>
+      </w:pPr>
+      <w:tblPr>
+        <w:tblBorders/>
+      </w:tblPr>
+      <w:tcPr>
+        <w:shd w:val="clear" w:color="ffffff"/>
+        <w:tcBorders>
+          <w:top w:val="none" w:color="000000" w:sz="4" w:space="0"/>
+          <w:left w:val="none" w:color="000000" w:sz="4" w:space="0"/>
+          <w:bottom w:val="none" w:color="000000" w:sz="4" w:space="0"/>
+          <w:right w:val="none" w:color="000000" w:sz="4" w:space="0"/>
+        </w:tcBorders>
+      </w:tcPr>
+    </w:tblStylePr>
     <w:tblStylePr w:type="nwCell">
       <w:pPr>
         <w:pBdr/>
@@ -7910,9 +7982,9 @@
       </w:tcPr>
     </w:tblStylePr>
   </w:style>
-  <w:style w:type="table" w:styleId="38">
+  <w:style w:type="table" w:styleId="729">
     <w:name w:val="Grid Table 3 - Accent 5"/>
-    <w:basedOn w:val="672"/>
+    <w:basedOn w:val="891"/>
     <w:uiPriority w:val="99"/>
     <w:pPr>
       <w:pBdr/>
@@ -8011,29 +8083,6 @@
         <w:tblBorders/>
       </w:tblPr>
       <w:tcPr>
-        <w:shd w:color="ffffff"/>
-        <w:tcBorders>
-          <w:top w:val="none" w:color="000000" w:sz="4" w:space="0"/>
-          <w:left w:val="none" w:color="000000" w:sz="4" w:space="0"/>
-          <w:bottom w:val="none" w:color="000000" w:sz="4" w:space="0"/>
-          <w:right w:val="none" w:color="000000" w:sz="4" w:space="0"/>
-        </w:tcBorders>
-      </w:tcPr>
-    </w:tblStylePr>
-    <w:tblStylePr w:type="firstRow">
-      <w:rPr>
-        <w:b/>
-        <w:color w:val="404040"/>
-      </w:rPr>
-      <w:pPr>
-        <w:pBdr/>
-        <w:spacing/>
-        <w:ind/>
-      </w:pPr>
-      <w:tblPr>
-        <w:tblBorders/>
-      </w:tblPr>
-      <w:tcPr>
         <w:shd w:val="clear" w:color="ffffff"/>
         <w:tcBorders>
           <w:top w:val="none" w:color="000000" w:sz="4" w:space="0"/>
@@ -8043,30 +8092,7 @@
         </w:tcBorders>
       </w:tcPr>
     </w:tblStylePr>
-    <w:tblStylePr w:type="lastCol">
-      <w:rPr>
-        <w:i/>
-        <w:color w:val="404040"/>
-      </w:rPr>
-      <w:pPr>
-        <w:pBdr/>
-        <w:spacing/>
-        <w:ind/>
-      </w:pPr>
-      <w:tblPr>
-        <w:tblBorders/>
-      </w:tblPr>
-      <w:tcPr>
-        <w:shd w:color="ffffff"/>
-        <w:tcBorders>
-          <w:top w:val="none" w:color="000000" w:sz="4" w:space="0"/>
-          <w:left w:val="none" w:color="000000" w:sz="4" w:space="0"/>
-          <w:bottom w:val="none" w:color="000000" w:sz="4" w:space="0"/>
-          <w:right w:val="none" w:color="000000" w:sz="4" w:space="0"/>
-        </w:tcBorders>
-      </w:tcPr>
-    </w:tblStylePr>
-    <w:tblStylePr w:type="lastRow">
+    <w:tblStylePr w:type="firstRow">
       <w:rPr>
         <w:b/>
         <w:color w:val="404040"/>
@@ -8089,6 +8115,52 @@
         </w:tcBorders>
       </w:tcPr>
     </w:tblStylePr>
+    <w:tblStylePr w:type="lastCol">
+      <w:rPr>
+        <w:i/>
+        <w:color w:val="404040"/>
+      </w:rPr>
+      <w:pPr>
+        <w:pBdr/>
+        <w:spacing/>
+        <w:ind/>
+      </w:pPr>
+      <w:tblPr>
+        <w:tblBorders/>
+      </w:tblPr>
+      <w:tcPr>
+        <w:shd w:val="clear" w:color="ffffff"/>
+        <w:tcBorders>
+          <w:top w:val="none" w:color="000000" w:sz="4" w:space="0"/>
+          <w:left w:val="none" w:color="000000" w:sz="4" w:space="0"/>
+          <w:bottom w:val="none" w:color="000000" w:sz="4" w:space="0"/>
+          <w:right w:val="none" w:color="000000" w:sz="4" w:space="0"/>
+        </w:tcBorders>
+      </w:tcPr>
+    </w:tblStylePr>
+    <w:tblStylePr w:type="lastRow">
+      <w:rPr>
+        <w:b/>
+        <w:color w:val="404040"/>
+      </w:rPr>
+      <w:pPr>
+        <w:pBdr/>
+        <w:spacing/>
+        <w:ind/>
+      </w:pPr>
+      <w:tblPr>
+        <w:tblBorders/>
+      </w:tblPr>
+      <w:tcPr>
+        <w:shd w:val="clear" w:color="ffffff"/>
+        <w:tcBorders>
+          <w:top w:val="none" w:color="000000" w:sz="4" w:space="0"/>
+          <w:left w:val="none" w:color="000000" w:sz="4" w:space="0"/>
+          <w:bottom w:val="none" w:color="000000" w:sz="4" w:space="0"/>
+          <w:right w:val="none" w:color="000000" w:sz="4" w:space="0"/>
+        </w:tcBorders>
+      </w:tcPr>
+    </w:tblStylePr>
     <w:tblStylePr w:type="nwCell">
       <w:pPr>
         <w:pBdr/>
@@ -8155,9 +8227,9 @@
       </w:tcPr>
     </w:tblStylePr>
   </w:style>
-  <w:style w:type="table" w:styleId="39">
+  <w:style w:type="table" w:styleId="730">
     <w:name w:val="Grid Table 3 - Accent 6"/>
-    <w:basedOn w:val="672"/>
+    <w:basedOn w:val="891"/>
     <w:uiPriority w:val="99"/>
     <w:pPr>
       <w:pBdr/>
@@ -8256,29 +8328,6 @@
         <w:tblBorders/>
       </w:tblPr>
       <w:tcPr>
-        <w:shd w:color="ffffff"/>
-        <w:tcBorders>
-          <w:top w:val="none" w:color="000000" w:sz="4" w:space="0"/>
-          <w:left w:val="none" w:color="000000" w:sz="4" w:space="0"/>
-          <w:bottom w:val="none" w:color="000000" w:sz="4" w:space="0"/>
-          <w:right w:val="none" w:color="000000" w:sz="4" w:space="0"/>
-        </w:tcBorders>
-      </w:tcPr>
-    </w:tblStylePr>
-    <w:tblStylePr w:type="firstRow">
-      <w:rPr>
-        <w:b/>
-        <w:color w:val="404040"/>
-      </w:rPr>
-      <w:pPr>
-        <w:pBdr/>
-        <w:spacing/>
-        <w:ind/>
-      </w:pPr>
-      <w:tblPr>
-        <w:tblBorders/>
-      </w:tblPr>
-      <w:tcPr>
         <w:shd w:val="clear" w:color="ffffff"/>
         <w:tcBorders>
           <w:top w:val="none" w:color="000000" w:sz="4" w:space="0"/>
@@ -8288,30 +8337,7 @@
         </w:tcBorders>
       </w:tcPr>
     </w:tblStylePr>
-    <w:tblStylePr w:type="lastCol">
-      <w:rPr>
-        <w:i/>
-        <w:color w:val="404040"/>
-      </w:rPr>
-      <w:pPr>
-        <w:pBdr/>
-        <w:spacing/>
-        <w:ind/>
-      </w:pPr>
-      <w:tblPr>
-        <w:tblBorders/>
-      </w:tblPr>
-      <w:tcPr>
-        <w:shd w:color="ffffff"/>
-        <w:tcBorders>
-          <w:top w:val="none" w:color="000000" w:sz="4" w:space="0"/>
-          <w:left w:val="none" w:color="000000" w:sz="4" w:space="0"/>
-          <w:bottom w:val="none" w:color="000000" w:sz="4" w:space="0"/>
-          <w:right w:val="none" w:color="000000" w:sz="4" w:space="0"/>
-        </w:tcBorders>
-      </w:tcPr>
-    </w:tblStylePr>
-    <w:tblStylePr w:type="lastRow">
+    <w:tblStylePr w:type="firstRow">
       <w:rPr>
         <w:b/>
         <w:color w:val="404040"/>
@@ -8334,6 +8360,52 @@
         </w:tcBorders>
       </w:tcPr>
     </w:tblStylePr>
+    <w:tblStylePr w:type="lastCol">
+      <w:rPr>
+        <w:i/>
+        <w:color w:val="404040"/>
+      </w:rPr>
+      <w:pPr>
+        <w:pBdr/>
+        <w:spacing/>
+        <w:ind/>
+      </w:pPr>
+      <w:tblPr>
+        <w:tblBorders/>
+      </w:tblPr>
+      <w:tcPr>
+        <w:shd w:val="clear" w:color="ffffff"/>
+        <w:tcBorders>
+          <w:top w:val="none" w:color="000000" w:sz="4" w:space="0"/>
+          <w:left w:val="none" w:color="000000" w:sz="4" w:space="0"/>
+          <w:bottom w:val="none" w:color="000000" w:sz="4" w:space="0"/>
+          <w:right w:val="none" w:color="000000" w:sz="4" w:space="0"/>
+        </w:tcBorders>
+      </w:tcPr>
+    </w:tblStylePr>
+    <w:tblStylePr w:type="lastRow">
+      <w:rPr>
+        <w:b/>
+        <w:color w:val="404040"/>
+      </w:rPr>
+      <w:pPr>
+        <w:pBdr/>
+        <w:spacing/>
+        <w:ind/>
+      </w:pPr>
+      <w:tblPr>
+        <w:tblBorders/>
+      </w:tblPr>
+      <w:tcPr>
+        <w:shd w:val="clear" w:color="ffffff"/>
+        <w:tcBorders>
+          <w:top w:val="none" w:color="000000" w:sz="4" w:space="0"/>
+          <w:left w:val="none" w:color="000000" w:sz="4" w:space="0"/>
+          <w:bottom w:val="none" w:color="000000" w:sz="4" w:space="0"/>
+          <w:right w:val="none" w:color="000000" w:sz="4" w:space="0"/>
+        </w:tcBorders>
+      </w:tcPr>
+    </w:tblStylePr>
     <w:tblStylePr w:type="nwCell">
       <w:pPr>
         <w:pBdr/>
@@ -8400,9 +8472,9 @@
       </w:tcPr>
     </w:tblStylePr>
   </w:style>
-  <w:style w:type="table" w:styleId="40">
+  <w:style w:type="table" w:styleId="731">
     <w:name w:val="Grid Table 4"/>
-    <w:basedOn w:val="672"/>
+    <w:basedOn w:val="891"/>
     <w:uiPriority w:val="59"/>
     <w:pPr>
       <w:pBdr/>
@@ -8633,9 +8705,9 @@
       </w:tcPr>
     </w:tblStylePr>
   </w:style>
-  <w:style w:type="table" w:styleId="41">
+  <w:style w:type="table" w:styleId="732">
     <w:name w:val="Grid Table 4 - Accent 1"/>
-    <w:basedOn w:val="672"/>
+    <w:basedOn w:val="891"/>
     <w:uiPriority w:val="59"/>
     <w:pPr>
       <w:pBdr/>
@@ -8866,9 +8938,9 @@
       </w:tcPr>
     </w:tblStylePr>
   </w:style>
-  <w:style w:type="table" w:styleId="42">
+  <w:style w:type="table" w:styleId="733">
     <w:name w:val="Grid Table 4 - Accent 2"/>
-    <w:basedOn w:val="672"/>
+    <w:basedOn w:val="891"/>
     <w:uiPriority w:val="59"/>
     <w:pPr>
       <w:pBdr/>
@@ -9099,9 +9171,9 @@
       </w:tcPr>
     </w:tblStylePr>
   </w:style>
-  <w:style w:type="table" w:styleId="43">
+  <w:style w:type="table" w:styleId="734">
     <w:name w:val="Grid Table 4 - Accent 3"/>
-    <w:basedOn w:val="672"/>
+    <w:basedOn w:val="891"/>
     <w:uiPriority w:val="59"/>
     <w:pPr>
       <w:pBdr/>
@@ -9332,9 +9404,9 @@
       </w:tcPr>
     </w:tblStylePr>
   </w:style>
-  <w:style w:type="table" w:styleId="44">
+  <w:style w:type="table" w:styleId="735">
     <w:name w:val="Grid Table 4 - Accent 4"/>
-    <w:basedOn w:val="672"/>
+    <w:basedOn w:val="891"/>
     <w:uiPriority w:val="59"/>
     <w:pPr>
       <w:pBdr/>
@@ -9565,9 +9637,9 @@
       </w:tcPr>
     </w:tblStylePr>
   </w:style>
-  <w:style w:type="table" w:styleId="45">
+  <w:style w:type="table" w:styleId="736">
     <w:name w:val="Grid Table 4 - Accent 5"/>
-    <w:basedOn w:val="672"/>
+    <w:basedOn w:val="891"/>
     <w:uiPriority w:val="59"/>
     <w:pPr>
       <w:pBdr/>
@@ -9798,9 +9870,9 @@
       </w:tcPr>
     </w:tblStylePr>
   </w:style>
-  <w:style w:type="table" w:styleId="46">
+  <w:style w:type="table" w:styleId="737">
     <w:name w:val="Grid Table 4 - Accent 6"/>
-    <w:basedOn w:val="672"/>
+    <w:basedOn w:val="891"/>
     <w:uiPriority w:val="59"/>
     <w:pPr>
       <w:pBdr/>
@@ -10031,9 +10103,9 @@
       </w:tcPr>
     </w:tblStylePr>
   </w:style>
-  <w:style w:type="table" w:styleId="47">
+  <w:style w:type="table" w:styleId="738">
     <w:name w:val="Grid Table 5 Dark"/>
-    <w:basedOn w:val="672"/>
+    <w:basedOn w:val="891"/>
     <w:uiPriority w:val="99"/>
     <w:pPr>
       <w:pBdr/>
@@ -10259,9 +10331,9 @@
       </w:tcPr>
     </w:tblStylePr>
   </w:style>
-  <w:style w:type="table" w:styleId="48">
+  <w:style w:type="table" w:styleId="739">
     <w:name w:val="Grid Table 5 Dark- Accent 1"/>
-    <w:basedOn w:val="672"/>
+    <w:basedOn w:val="891"/>
     <w:uiPriority w:val="99"/>
     <w:pPr>
       <w:pBdr/>
@@ -10487,9 +10559,9 @@
       </w:tcPr>
     </w:tblStylePr>
   </w:style>
-  <w:style w:type="table" w:styleId="49">
+  <w:style w:type="table" w:styleId="740">
     <w:name w:val="Grid Table 5 Dark - Accent 2"/>
-    <w:basedOn w:val="672"/>
+    <w:basedOn w:val="891"/>
     <w:uiPriority w:val="99"/>
     <w:pPr>
       <w:pBdr/>
@@ -10715,9 +10787,9 @@
       </w:tcPr>
     </w:tblStylePr>
   </w:style>
-  <w:style w:type="table" w:styleId="50">
+  <w:style w:type="table" w:styleId="741">
     <w:name w:val="Grid Table 5 Dark - Accent 3"/>
-    <w:basedOn w:val="672"/>
+    <w:basedOn w:val="891"/>
     <w:uiPriority w:val="99"/>
     <w:pPr>
       <w:pBdr/>
@@ -10943,9 +11015,9 @@
       </w:tcPr>
     </w:tblStylePr>
   </w:style>
-  <w:style w:type="table" w:styleId="51">
+  <w:style w:type="table" w:styleId="742">
     <w:name w:val="Grid Table 5 Dark- Accent 4"/>
-    <w:basedOn w:val="672"/>
+    <w:basedOn w:val="891"/>
     <w:uiPriority w:val="99"/>
     <w:pPr>
       <w:pBdr/>
@@ -11171,9 +11243,9 @@
       </w:tcPr>
     </w:tblStylePr>
   </w:style>
-  <w:style w:type="table" w:styleId="52">
+  <w:style w:type="table" w:styleId="743">
     <w:name w:val="Grid Table 5 Dark - Accent 5"/>
-    <w:basedOn w:val="672"/>
+    <w:basedOn w:val="891"/>
     <w:uiPriority w:val="99"/>
     <w:pPr>
       <w:pBdr/>
@@ -11399,9 +11471,9 @@
       </w:tcPr>
     </w:tblStylePr>
   </w:style>
-  <w:style w:type="table" w:styleId="53">
+  <w:style w:type="table" w:styleId="744">
     <w:name w:val="Grid Table 5 Dark - Accent 6"/>
-    <w:basedOn w:val="672"/>
+    <w:basedOn w:val="891"/>
     <w:uiPriority w:val="99"/>
     <w:pPr>
       <w:pBdr/>
@@ -11627,9 +11699,9 @@
       </w:tcPr>
     </w:tblStylePr>
   </w:style>
-  <w:style w:type="table" w:styleId="54">
+  <w:style w:type="table" w:styleId="745">
     <w:name w:val="Grid Table 6 Colorful"/>
-    <w:basedOn w:val="672"/>
+    <w:basedOn w:val="891"/>
     <w:uiPriority w:val="99"/>
     <w:pPr>
       <w:pBdr/>
@@ -11857,9 +11929,9 @@
       </w:tcPr>
     </w:tblStylePr>
   </w:style>
-  <w:style w:type="table" w:styleId="55">
+  <w:style w:type="table" w:styleId="746">
     <w:name w:val="Grid Table 6 Colorful - Accent 1"/>
-    <w:basedOn w:val="672"/>
+    <w:basedOn w:val="891"/>
     <w:uiPriority w:val="99"/>
     <w:pPr>
       <w:pBdr/>
@@ -12087,9 +12159,9 @@
       </w:tcPr>
     </w:tblStylePr>
   </w:style>
-  <w:style w:type="table" w:styleId="56">
+  <w:style w:type="table" w:styleId="747">
     <w:name w:val="Grid Table 6 Colorful - Accent 2"/>
-    <w:basedOn w:val="672"/>
+    <w:basedOn w:val="891"/>
     <w:uiPriority w:val="99"/>
     <w:pPr>
       <w:pBdr/>
@@ -12317,9 +12389,9 @@
       </w:tcPr>
     </w:tblStylePr>
   </w:style>
-  <w:style w:type="table" w:styleId="57">
+  <w:style w:type="table" w:styleId="748">
     <w:name w:val="Grid Table 6 Colorful - Accent 3"/>
-    <w:basedOn w:val="672"/>
+    <w:basedOn w:val="891"/>
     <w:uiPriority w:val="99"/>
     <w:pPr>
       <w:pBdr/>
@@ -12547,9 +12619,9 @@
       </w:tcPr>
     </w:tblStylePr>
   </w:style>
-  <w:style w:type="table" w:styleId="58">
+  <w:style w:type="table" w:styleId="749">
     <w:name w:val="Grid Table 6 Colorful - Accent 4"/>
-    <w:basedOn w:val="672"/>
+    <w:basedOn w:val="891"/>
     <w:uiPriority w:val="99"/>
     <w:pPr>
       <w:pBdr/>
@@ -12777,9 +12849,9 @@
       </w:tcPr>
     </w:tblStylePr>
   </w:style>
-  <w:style w:type="table" w:styleId="59">
+  <w:style w:type="table" w:styleId="750">
     <w:name w:val="Grid Table 6 Colorful - Accent 5"/>
-    <w:basedOn w:val="672"/>
+    <w:basedOn w:val="891"/>
     <w:uiPriority w:val="99"/>
     <w:pPr>
       <w:pBdr/>
@@ -13007,9 +13079,9 @@
       </w:tcPr>
     </w:tblStylePr>
   </w:style>
-  <w:style w:type="table" w:styleId="60">
+  <w:style w:type="table" w:styleId="751">
     <w:name w:val="Grid Table 6 Colorful - Accent 6"/>
-    <w:basedOn w:val="672"/>
+    <w:basedOn w:val="891"/>
     <w:uiPriority w:val="99"/>
     <w:pPr>
       <w:pBdr/>
@@ -13237,9 +13309,9 @@
       </w:tcPr>
     </w:tblStylePr>
   </w:style>
-  <w:style w:type="table" w:styleId="61">
+  <w:style w:type="table" w:styleId="752">
     <w:name w:val="Grid Table 7 Colorful"/>
-    <w:basedOn w:val="672"/>
+    <w:basedOn w:val="891"/>
     <w:uiPriority w:val="99"/>
     <w:pPr>
       <w:pBdr/>
@@ -13341,11 +13413,11 @@
         <w:tblBorders/>
       </w:tblPr>
       <w:tcPr>
-        <w:shd w:color="ffffff"/>
+        <w:shd w:val="clear" w:color="ffffff"/>
         <w:tcBorders>
-          <w:top w:val="none"/>
-          <w:left w:val="none"/>
-          <w:bottom w:val="none"/>
+          <w:top w:val="none" w:color="000000" w:sz="4" w:space="0"/>
+          <w:left w:val="none" w:color="000000" w:sz="4" w:space="0"/>
+          <w:bottom w:val="none" w:color="000000" w:sz="4" w:space="0"/>
           <w:right w:val="single" w:color="000000" w:themeColor="text1" w:themeTint="80" w:sz="4" w:space="0"/>
         </w:tcBorders>
       </w:tcPr>
@@ -13368,10 +13440,10 @@
       <w:tcPr>
         <w:shd w:val="clear" w:color="ffffff" w:themeColor="light1" w:fill="ffffff" w:themeFill="light1"/>
         <w:tcBorders>
-          <w:top w:val="none"/>
-          <w:left w:val="none"/>
+          <w:top w:val="none" w:color="000000" w:sz="4" w:space="0"/>
+          <w:left w:val="none" w:color="000000" w:sz="4" w:space="0"/>
           <w:bottom w:val="single" w:color="000000" w:themeColor="text1" w:themeTint="80" w:sz="4" w:space="0"/>
-          <w:right w:val="none"/>
+          <w:right w:val="none" w:color="000000" w:sz="4" w:space="0"/>
         </w:tcBorders>
       </w:tcPr>
     </w:tblStylePr>
@@ -13391,12 +13463,12 @@
         <w:tblBorders/>
       </w:tblPr>
       <w:tcPr>
-        <w:shd w:color="ffffff"/>
+        <w:shd w:val="clear" w:color="ffffff"/>
         <w:tcBorders>
-          <w:top w:val="none"/>
+          <w:top w:val="none" w:color="000000" w:sz="4" w:space="0"/>
           <w:left w:val="single" w:color="000000" w:themeColor="text1" w:themeTint="80" w:sz="4" w:space="0"/>
-          <w:bottom w:val="none"/>
-          <w:right w:val="none"/>
+          <w:bottom w:val="none" w:color="000000" w:sz="4" w:space="0"/>
+          <w:right w:val="none" w:color="000000" w:sz="4" w:space="0"/>
         </w:tcBorders>
       </w:tcPr>
     </w:tblStylePr>
@@ -13419,9 +13491,9 @@
         <w:shd w:val="clear" w:color="ffffff" w:themeColor="light1" w:fill="ffffff" w:themeFill="light1"/>
         <w:tcBorders>
           <w:top w:val="single" w:color="000000" w:themeColor="text1" w:themeTint="80" w:sz="4" w:space="0"/>
-          <w:left w:val="none"/>
-          <w:bottom w:val="none"/>
-          <w:right w:val="none"/>
+          <w:left w:val="none" w:color="000000" w:sz="4" w:space="0"/>
+          <w:bottom w:val="none" w:color="000000" w:sz="4" w:space="0"/>
+          <w:right w:val="none" w:color="000000" w:sz="4" w:space="0"/>
         </w:tcBorders>
       </w:tcPr>
     </w:tblStylePr>
@@ -13491,9 +13563,9 @@
       </w:tcPr>
     </w:tblStylePr>
   </w:style>
-  <w:style w:type="table" w:styleId="62">
+  <w:style w:type="table" w:styleId="753">
     <w:name w:val="Grid Table 7 Colorful - Accent 1"/>
-    <w:basedOn w:val="672"/>
+    <w:basedOn w:val="891"/>
     <w:uiPriority w:val="99"/>
     <w:pPr>
       <w:pBdr/>
@@ -13595,11 +13667,11 @@
         <w:tblBorders/>
       </w:tblPr>
       <w:tcPr>
-        <w:shd w:color="ffffff"/>
+        <w:shd w:val="clear" w:color="ffffff"/>
         <w:tcBorders>
-          <w:top w:val="none"/>
-          <w:left w:val="none"/>
-          <w:bottom w:val="none"/>
+          <w:top w:val="none" w:color="000000" w:sz="4" w:space="0"/>
+          <w:left w:val="none" w:color="000000" w:sz="4" w:space="0"/>
+          <w:bottom w:val="none" w:color="000000" w:sz="4" w:space="0"/>
           <w:right w:val="single" w:color="000000" w:themeColor="accent1" w:themeTint="80" w:sz="4" w:space="0"/>
         </w:tcBorders>
       </w:tcPr>
@@ -13622,10 +13694,10 @@
       <w:tcPr>
         <w:shd w:val="clear" w:color="ffffff" w:themeColor="light1" w:fill="ffffff" w:themeFill="light1"/>
         <w:tcBorders>
-          <w:top w:val="none"/>
-          <w:left w:val="none"/>
+          <w:top w:val="none" w:color="000000" w:sz="4" w:space="0"/>
+          <w:left w:val="none" w:color="000000" w:sz="4" w:space="0"/>
           <w:bottom w:val="single" w:color="000000" w:themeColor="accent1" w:themeTint="80" w:sz="4" w:space="0"/>
-          <w:right w:val="none"/>
+          <w:right w:val="none" w:color="000000" w:sz="4" w:space="0"/>
         </w:tcBorders>
       </w:tcPr>
     </w:tblStylePr>
@@ -13645,12 +13717,12 @@
         <w:tblBorders/>
       </w:tblPr>
       <w:tcPr>
-        <w:shd w:color="ffffff"/>
+        <w:shd w:val="clear" w:color="ffffff"/>
         <w:tcBorders>
-          <w:top w:val="none"/>
+          <w:top w:val="none" w:color="000000" w:sz="4" w:space="0"/>
           <w:left w:val="single" w:color="000000" w:themeColor="accent1" w:themeTint="80" w:sz="4" w:space="0"/>
-          <w:bottom w:val="none"/>
-          <w:right w:val="none"/>
+          <w:bottom w:val="none" w:color="000000" w:sz="4" w:space="0"/>
+          <w:right w:val="none" w:color="000000" w:sz="4" w:space="0"/>
         </w:tcBorders>
       </w:tcPr>
     </w:tblStylePr>
@@ -13673,9 +13745,9 @@
         <w:shd w:val="clear" w:color="ffffff" w:themeColor="light1" w:fill="ffffff" w:themeFill="light1"/>
         <w:tcBorders>
           <w:top w:val="single" w:color="000000" w:themeColor="accent1" w:themeTint="80" w:sz="4" w:space="0"/>
-          <w:left w:val="none"/>
-          <w:bottom w:val="none"/>
-          <w:right w:val="none"/>
+          <w:left w:val="none" w:color="000000" w:sz="4" w:space="0"/>
+          <w:bottom w:val="none" w:color="000000" w:sz="4" w:space="0"/>
+          <w:right w:val="none" w:color="000000" w:sz="4" w:space="0"/>
         </w:tcBorders>
       </w:tcPr>
     </w:tblStylePr>
@@ -13745,9 +13817,9 @@
       </w:tcPr>
     </w:tblStylePr>
   </w:style>
-  <w:style w:type="table" w:styleId="63">
+  <w:style w:type="table" w:styleId="754">
     <w:name w:val="Grid Table 7 Colorful - Accent 2"/>
-    <w:basedOn w:val="672"/>
+    <w:basedOn w:val="891"/>
     <w:uiPriority w:val="99"/>
     <w:pPr>
       <w:pBdr/>
@@ -13849,11 +13921,11 @@
         <w:tblBorders/>
       </w:tblPr>
       <w:tcPr>
-        <w:shd w:color="ffffff"/>
+        <w:shd w:val="clear" w:color="ffffff"/>
         <w:tcBorders>
-          <w:top w:val="none"/>
-          <w:left w:val="none"/>
-          <w:bottom w:val="none"/>
+          <w:top w:val="none" w:color="000000" w:sz="4" w:space="0"/>
+          <w:left w:val="none" w:color="000000" w:sz="4" w:space="0"/>
+          <w:bottom w:val="none" w:color="000000" w:sz="4" w:space="0"/>
           <w:right w:val="single" w:color="000000" w:themeColor="accent2" w:themeTint="97" w:sz="4" w:space="0"/>
         </w:tcBorders>
       </w:tcPr>
@@ -13876,10 +13948,10 @@
       <w:tcPr>
         <w:shd w:val="clear" w:color="ffffff" w:themeColor="light1" w:fill="ffffff" w:themeFill="light1"/>
         <w:tcBorders>
-          <w:top w:val="none"/>
-          <w:left w:val="none"/>
+          <w:top w:val="none" w:color="000000" w:sz="4" w:space="0"/>
+          <w:left w:val="none" w:color="000000" w:sz="4" w:space="0"/>
           <w:bottom w:val="single" w:color="000000" w:themeColor="accent2" w:themeTint="97" w:sz="4" w:space="0"/>
-          <w:right w:val="none"/>
+          <w:right w:val="none" w:color="000000" w:sz="4" w:space="0"/>
         </w:tcBorders>
       </w:tcPr>
     </w:tblStylePr>
@@ -13899,12 +13971,12 @@
         <w:tblBorders/>
       </w:tblPr>
       <w:tcPr>
-        <w:shd w:color="ffffff"/>
+        <w:shd w:val="clear" w:color="ffffff"/>
         <w:tcBorders>
-          <w:top w:val="none"/>
+          <w:top w:val="none" w:color="000000" w:sz="4" w:space="0"/>
           <w:left w:val="single" w:color="000000" w:themeColor="accent2" w:themeTint="97" w:sz="4" w:space="0"/>
-          <w:bottom w:val="none"/>
-          <w:right w:val="none"/>
+          <w:bottom w:val="none" w:color="000000" w:sz="4" w:space="0"/>
+          <w:right w:val="none" w:color="000000" w:sz="4" w:space="0"/>
         </w:tcBorders>
       </w:tcPr>
     </w:tblStylePr>
@@ -13927,9 +13999,9 @@
         <w:shd w:val="clear" w:color="ffffff" w:themeColor="light1" w:fill="ffffff" w:themeFill="light1"/>
         <w:tcBorders>
           <w:top w:val="single" w:color="000000" w:themeColor="accent2" w:themeTint="97" w:sz="4" w:space="0"/>
-          <w:left w:val="none"/>
-          <w:bottom w:val="none"/>
-          <w:right w:val="none"/>
+          <w:left w:val="none" w:color="000000" w:sz="4" w:space="0"/>
+          <w:bottom w:val="none" w:color="000000" w:sz="4" w:space="0"/>
+          <w:right w:val="none" w:color="000000" w:sz="4" w:space="0"/>
         </w:tcBorders>
       </w:tcPr>
     </w:tblStylePr>
@@ -13999,9 +14071,9 @@
       </w:tcPr>
     </w:tblStylePr>
   </w:style>
-  <w:style w:type="table" w:styleId="64">
+  <w:style w:type="table" w:styleId="755">
     <w:name w:val="Grid Table 7 Colorful - Accent 3"/>
-    <w:basedOn w:val="672"/>
+    <w:basedOn w:val="891"/>
     <w:uiPriority w:val="99"/>
     <w:pPr>
       <w:pBdr/>
@@ -14103,11 +14175,11 @@
         <w:tblBorders/>
       </w:tblPr>
       <w:tcPr>
-        <w:shd w:color="ffffff"/>
+        <w:shd w:val="clear" w:color="ffffff"/>
         <w:tcBorders>
-          <w:top w:val="none"/>
-          <w:left w:val="none"/>
-          <w:bottom w:val="none"/>
+          <w:top w:val="none" w:color="000000" w:sz="4" w:space="0"/>
+          <w:left w:val="none" w:color="000000" w:sz="4" w:space="0"/>
+          <w:bottom w:val="none" w:color="000000" w:sz="4" w:space="0"/>
           <w:right w:val="single" w:color="000000" w:themeColor="accent3" w:themeTint="FE" w:sz="4" w:space="0"/>
         </w:tcBorders>
       </w:tcPr>
@@ -14130,10 +14202,10 @@
       <w:tcPr>
         <w:shd w:val="clear" w:color="ffffff" w:themeColor="light1" w:fill="ffffff" w:themeFill="light1"/>
         <w:tcBorders>
-          <w:top w:val="none"/>
-          <w:left w:val="none"/>
+          <w:top w:val="none" w:color="000000" w:sz="4" w:space="0"/>
+          <w:left w:val="none" w:color="000000" w:sz="4" w:space="0"/>
           <w:bottom w:val="single" w:color="000000" w:themeColor="accent3" w:themeTint="FE" w:sz="4" w:space="0"/>
-          <w:right w:val="none"/>
+          <w:right w:val="none" w:color="000000" w:sz="4" w:space="0"/>
         </w:tcBorders>
       </w:tcPr>
     </w:tblStylePr>
@@ -14153,12 +14225,12 @@
         <w:tblBorders/>
       </w:tblPr>
       <w:tcPr>
-        <w:shd w:color="ffffff"/>
+        <w:shd w:val="clear" w:color="ffffff"/>
         <w:tcBorders>
-          <w:top w:val="none"/>
+          <w:top w:val="none" w:color="000000" w:sz="4" w:space="0"/>
           <w:left w:val="single" w:color="000000" w:themeColor="accent3" w:themeTint="FE" w:sz="4" w:space="0"/>
-          <w:bottom w:val="none"/>
-          <w:right w:val="none"/>
+          <w:bottom w:val="none" w:color="000000" w:sz="4" w:space="0"/>
+          <w:right w:val="none" w:color="000000" w:sz="4" w:space="0"/>
         </w:tcBorders>
       </w:tcPr>
     </w:tblStylePr>
@@ -14181,9 +14253,9 @@
         <w:shd w:val="clear" w:color="ffffff" w:themeColor="light1" w:fill="ffffff" w:themeFill="light1"/>
         <w:tcBorders>
           <w:top w:val="single" w:color="000000" w:themeColor="accent3" w:themeTint="FE" w:sz="4" w:space="0"/>
-          <w:left w:val="none"/>
-          <w:bottom w:val="none"/>
-          <w:right w:val="none"/>
+          <w:left w:val="none" w:color="000000" w:sz="4" w:space="0"/>
+          <w:bottom w:val="none" w:color="000000" w:sz="4" w:space="0"/>
+          <w:right w:val="none" w:color="000000" w:sz="4" w:space="0"/>
         </w:tcBorders>
       </w:tcPr>
     </w:tblStylePr>
@@ -14253,9 +14325,9 @@
       </w:tcPr>
     </w:tblStylePr>
   </w:style>
-  <w:style w:type="table" w:styleId="65">
+  <w:style w:type="table" w:styleId="756">
     <w:name w:val="Grid Table 7 Colorful - Accent 4"/>
-    <w:basedOn w:val="672"/>
+    <w:basedOn w:val="891"/>
     <w:uiPriority w:val="99"/>
     <w:pPr>
       <w:pBdr/>
@@ -14357,11 +14429,11 @@
         <w:tblBorders/>
       </w:tblPr>
       <w:tcPr>
-        <w:shd w:color="ffffff"/>
+        <w:shd w:val="clear" w:color="ffffff"/>
         <w:tcBorders>
-          <w:top w:val="none"/>
-          <w:left w:val="none"/>
-          <w:bottom w:val="none"/>
+          <w:top w:val="none" w:color="000000" w:sz="4" w:space="0"/>
+          <w:left w:val="none" w:color="000000" w:sz="4" w:space="0"/>
+          <w:bottom w:val="none" w:color="000000" w:sz="4" w:space="0"/>
           <w:right w:val="single" w:color="000000" w:themeColor="accent4" w:themeTint="9A" w:sz="4" w:space="0"/>
         </w:tcBorders>
       </w:tcPr>
@@ -14384,10 +14456,10 @@
       <w:tcPr>
         <w:shd w:val="clear" w:color="ffffff" w:themeColor="light1" w:fill="ffffff" w:themeFill="light1"/>
         <w:tcBorders>
-          <w:top w:val="none"/>
-          <w:left w:val="none"/>
+          <w:top w:val="none" w:color="000000" w:sz="4" w:space="0"/>
+          <w:left w:val="none" w:color="000000" w:sz="4" w:space="0"/>
           <w:bottom w:val="single" w:color="000000" w:themeColor="accent4" w:themeTint="9A" w:sz="4" w:space="0"/>
-          <w:right w:val="none"/>
+          <w:right w:val="none" w:color="000000" w:sz="4" w:space="0"/>
         </w:tcBorders>
       </w:tcPr>
     </w:tblStylePr>
@@ -14407,12 +14479,12 @@
         <w:tblBorders/>
       </w:tblPr>
       <w:tcPr>
-        <w:shd w:color="ffffff"/>
+        <w:shd w:val="clear" w:color="ffffff"/>
         <w:tcBorders>
-          <w:top w:val="none"/>
+          <w:top w:val="none" w:color="000000" w:sz="4" w:space="0"/>
           <w:left w:val="single" w:color="000000" w:themeColor="accent4" w:themeTint="9A" w:sz="4" w:space="0"/>
-          <w:bottom w:val="none"/>
-          <w:right w:val="none"/>
+          <w:bottom w:val="none" w:color="000000" w:sz="4" w:space="0"/>
+          <w:right w:val="none" w:color="000000" w:sz="4" w:space="0"/>
         </w:tcBorders>
       </w:tcPr>
     </w:tblStylePr>
@@ -14435,9 +14507,9 @@
         <w:shd w:val="clear" w:color="ffffff" w:themeColor="light1" w:fill="ffffff" w:themeFill="light1"/>
         <w:tcBorders>
           <w:top w:val="single" w:color="000000" w:themeColor="accent4" w:themeTint="9A" w:sz="4" w:space="0"/>
-          <w:left w:val="none"/>
-          <w:bottom w:val="none"/>
-          <w:right w:val="none"/>
+          <w:left w:val="none" w:color="000000" w:sz="4" w:space="0"/>
+          <w:bottom w:val="none" w:color="000000" w:sz="4" w:space="0"/>
+          <w:right w:val="none" w:color="000000" w:sz="4" w:space="0"/>
         </w:tcBorders>
       </w:tcPr>
     </w:tblStylePr>
@@ -14507,9 +14579,9 @@
       </w:tcPr>
     </w:tblStylePr>
   </w:style>
-  <w:style w:type="table" w:styleId="66">
+  <w:style w:type="table" w:styleId="757">
     <w:name w:val="Grid Table 7 Colorful - Accent 5"/>
-    <w:basedOn w:val="672"/>
+    <w:basedOn w:val="891"/>
     <w:uiPriority w:val="99"/>
     <w:pPr>
       <w:pBdr/>
@@ -14611,11 +14683,11 @@
         <w:tblBorders/>
       </w:tblPr>
       <w:tcPr>
-        <w:shd w:color="ffffff"/>
+        <w:shd w:val="clear" w:color="ffffff"/>
         <w:tcBorders>
-          <w:top w:val="none"/>
-          <w:left w:val="none"/>
-          <w:bottom w:val="none"/>
+          <w:top w:val="none" w:color="000000" w:sz="4" w:space="0"/>
+          <w:left w:val="none" w:color="000000" w:sz="4" w:space="0"/>
+          <w:bottom w:val="none" w:color="000000" w:sz="4" w:space="0"/>
           <w:right w:val="single" w:color="000000" w:themeColor="accent5" w:themeTint="90" w:sz="4" w:space="0"/>
         </w:tcBorders>
       </w:tcPr>
@@ -14638,10 +14710,10 @@
       <w:tcPr>
         <w:shd w:val="clear" w:color="ffffff" w:themeColor="light1" w:fill="ffffff" w:themeFill="light1"/>
         <w:tcBorders>
-          <w:top w:val="none"/>
-          <w:left w:val="none"/>
+          <w:top w:val="none" w:color="000000" w:sz="4" w:space="0"/>
+          <w:left w:val="none" w:color="000000" w:sz="4" w:space="0"/>
           <w:bottom w:val="single" w:color="000000" w:themeColor="accent5" w:themeTint="90" w:sz="4" w:space="0"/>
-          <w:right w:val="none"/>
+          <w:right w:val="none" w:color="000000" w:sz="4" w:space="0"/>
         </w:tcBorders>
       </w:tcPr>
     </w:tblStylePr>
@@ -14661,12 +14733,12 @@
         <w:tblBorders/>
       </w:tblPr>
       <w:tcPr>
-        <w:shd w:color="ffffff"/>
+        <w:shd w:val="clear" w:color="ffffff"/>
         <w:tcBorders>
-          <w:top w:val="none"/>
+          <w:top w:val="none" w:color="000000" w:sz="4" w:space="0"/>
           <w:left w:val="single" w:color="000000" w:themeColor="accent5" w:themeTint="90" w:sz="4" w:space="0"/>
-          <w:bottom w:val="none"/>
-          <w:right w:val="none"/>
+          <w:bottom w:val="none" w:color="000000" w:sz="4" w:space="0"/>
+          <w:right w:val="none" w:color="000000" w:sz="4" w:space="0"/>
         </w:tcBorders>
       </w:tcPr>
     </w:tblStylePr>
@@ -14689,9 +14761,9 @@
         <w:shd w:val="clear" w:color="ffffff" w:themeColor="light1" w:fill="ffffff" w:themeFill="light1"/>
         <w:tcBorders>
           <w:top w:val="single" w:color="000000" w:themeColor="accent5" w:themeTint="90" w:sz="4" w:space="0"/>
-          <w:left w:val="none"/>
-          <w:bottom w:val="none"/>
-          <w:right w:val="none"/>
+          <w:left w:val="none" w:color="000000" w:sz="4" w:space="0"/>
+          <w:bottom w:val="none" w:color="000000" w:sz="4" w:space="0"/>
+          <w:right w:val="none" w:color="000000" w:sz="4" w:space="0"/>
         </w:tcBorders>
       </w:tcPr>
     </w:tblStylePr>
@@ -14761,9 +14833,9 @@
       </w:tcPr>
     </w:tblStylePr>
   </w:style>
-  <w:style w:type="table" w:styleId="67">
+  <w:style w:type="table" w:styleId="758">
     <w:name w:val="Grid Table 7 Colorful - Accent 6"/>
-    <w:basedOn w:val="672"/>
+    <w:basedOn w:val="891"/>
     <w:uiPriority w:val="99"/>
     <w:pPr>
       <w:pBdr/>
@@ -14865,11 +14937,11 @@
         <w:tblBorders/>
       </w:tblPr>
       <w:tcPr>
-        <w:shd w:color="ffffff"/>
+        <w:shd w:val="clear" w:color="ffffff"/>
         <w:tcBorders>
-          <w:top w:val="none"/>
-          <w:left w:val="none"/>
-          <w:bottom w:val="none"/>
+          <w:top w:val="none" w:color="000000" w:sz="4" w:space="0"/>
+          <w:left w:val="none" w:color="000000" w:sz="4" w:space="0"/>
+          <w:bottom w:val="none" w:color="000000" w:sz="4" w:space="0"/>
           <w:right w:val="single" w:color="000000" w:themeColor="accent6" w:themeTint="90" w:sz="4" w:space="0"/>
         </w:tcBorders>
       </w:tcPr>
@@ -14892,10 +14964,10 @@
       <w:tcPr>
         <w:shd w:val="clear" w:color="ffffff" w:themeColor="light1" w:fill="ffffff" w:themeFill="light1"/>
         <w:tcBorders>
-          <w:top w:val="none"/>
-          <w:left w:val="none"/>
+          <w:top w:val="none" w:color="000000" w:sz="4" w:space="0"/>
+          <w:left w:val="none" w:color="000000" w:sz="4" w:space="0"/>
           <w:bottom w:val="single" w:color="000000" w:themeColor="accent6" w:themeTint="90" w:sz="4" w:space="0"/>
-          <w:right w:val="none"/>
+          <w:right w:val="none" w:color="000000" w:sz="4" w:space="0"/>
         </w:tcBorders>
       </w:tcPr>
     </w:tblStylePr>
@@ -14915,12 +14987,12 @@
         <w:tblBorders/>
       </w:tblPr>
       <w:tcPr>
-        <w:shd w:color="ffffff"/>
+        <w:shd w:val="clear" w:color="ffffff"/>
         <w:tcBorders>
-          <w:top w:val="none"/>
+          <w:top w:val="none" w:color="000000" w:sz="4" w:space="0"/>
           <w:left w:val="single" w:color="000000" w:themeColor="accent6" w:themeTint="90" w:sz="4" w:space="0"/>
-          <w:bottom w:val="none"/>
-          <w:right w:val="none"/>
+          <w:bottom w:val="none" w:color="000000" w:sz="4" w:space="0"/>
+          <w:right w:val="none" w:color="000000" w:sz="4" w:space="0"/>
         </w:tcBorders>
       </w:tcPr>
     </w:tblStylePr>
@@ -14943,9 +15015,9 @@
         <w:shd w:val="clear" w:color="ffffff" w:themeColor="light1" w:fill="ffffff" w:themeFill="light1"/>
         <w:tcBorders>
           <w:top w:val="single" w:color="000000" w:themeColor="accent6" w:themeTint="90" w:sz="4" w:space="0"/>
-          <w:left w:val="none"/>
-          <w:bottom w:val="none"/>
-          <w:right w:val="none"/>
+          <w:left w:val="none" w:color="000000" w:sz="4" w:space="0"/>
+          <w:bottom w:val="none" w:color="000000" w:sz="4" w:space="0"/>
+          <w:right w:val="none" w:color="000000" w:sz="4" w:space="0"/>
         </w:tcBorders>
       </w:tcPr>
     </w:tblStylePr>
@@ -15015,9 +15087,9 @@
       </w:tcPr>
     </w:tblStylePr>
   </w:style>
-  <w:style w:type="table" w:styleId="68">
+  <w:style w:type="table" w:styleId="759">
     <w:name w:val="List Table 1 Light"/>
-    <w:basedOn w:val="672"/>
+    <w:basedOn w:val="891"/>
     <w:uiPriority w:val="99"/>
     <w:pPr>
       <w:pBdr/>
@@ -15231,9 +15303,9 @@
       </w:tcPr>
     </w:tblStylePr>
   </w:style>
-  <w:style w:type="table" w:styleId="69">
+  <w:style w:type="table" w:styleId="760">
     <w:name w:val="List Table 1 Light - Accent 1"/>
-    <w:basedOn w:val="672"/>
+    <w:basedOn w:val="891"/>
     <w:uiPriority w:val="99"/>
     <w:pPr>
       <w:pBdr/>
@@ -15447,9 +15519,9 @@
       </w:tcPr>
     </w:tblStylePr>
   </w:style>
-  <w:style w:type="table" w:styleId="70">
+  <w:style w:type="table" w:styleId="761">
     <w:name w:val="List Table 1 Light - Accent 2"/>
-    <w:basedOn w:val="672"/>
+    <w:basedOn w:val="891"/>
     <w:uiPriority w:val="99"/>
     <w:pPr>
       <w:pBdr/>
@@ -15663,9 +15735,9 @@
       </w:tcPr>
     </w:tblStylePr>
   </w:style>
-  <w:style w:type="table" w:styleId="71">
+  <w:style w:type="table" w:styleId="762">
     <w:name w:val="List Table 1 Light - Accent 3"/>
-    <w:basedOn w:val="672"/>
+    <w:basedOn w:val="891"/>
     <w:uiPriority w:val="99"/>
     <w:pPr>
       <w:pBdr/>
@@ -15879,9 +15951,9 @@
       </w:tcPr>
     </w:tblStylePr>
   </w:style>
-  <w:style w:type="table" w:styleId="72">
+  <w:style w:type="table" w:styleId="763">
     <w:name w:val="List Table 1 Light - Accent 4"/>
-    <w:basedOn w:val="672"/>
+    <w:basedOn w:val="891"/>
     <w:uiPriority w:val="99"/>
     <w:pPr>
       <w:pBdr/>
@@ -16095,9 +16167,9 @@
       </w:tcPr>
     </w:tblStylePr>
   </w:style>
-  <w:style w:type="table" w:styleId="73">
+  <w:style w:type="table" w:styleId="764">
     <w:name w:val="List Table 1 Light - Accent 5"/>
-    <w:basedOn w:val="672"/>
+    <w:basedOn w:val="891"/>
     <w:uiPriority w:val="99"/>
     <w:pPr>
       <w:pBdr/>
@@ -16311,9 +16383,9 @@
       </w:tcPr>
     </w:tblStylePr>
   </w:style>
-  <w:style w:type="table" w:styleId="74">
+  <w:style w:type="table" w:styleId="765">
     <w:name w:val="List Table 1 Light - Accent 6"/>
-    <w:basedOn w:val="672"/>
+    <w:basedOn w:val="891"/>
     <w:uiPriority w:val="99"/>
     <w:pPr>
       <w:pBdr/>
@@ -16527,9 +16599,9 @@
       </w:tcPr>
     </w:tblStylePr>
   </w:style>
-  <w:style w:type="table" w:styleId="75">
+  <w:style w:type="table" w:styleId="766">
     <w:name w:val="List Table 2"/>
-    <w:basedOn w:val="672"/>
+    <w:basedOn w:val="891"/>
     <w:uiPriority w:val="99"/>
     <w:pPr>
       <w:pBdr/>
@@ -16765,9 +16837,9 @@
       </w:tcPr>
     </w:tblStylePr>
   </w:style>
-  <w:style w:type="table" w:styleId="76">
+  <w:style w:type="table" w:styleId="767">
     <w:name w:val="List Table 2 - Accent 1"/>
-    <w:basedOn w:val="672"/>
+    <w:basedOn w:val="891"/>
     <w:uiPriority w:val="99"/>
     <w:pPr>
       <w:pBdr/>
@@ -17003,9 +17075,9 @@
       </w:tcPr>
     </w:tblStylePr>
   </w:style>
-  <w:style w:type="table" w:styleId="77">
+  <w:style w:type="table" w:styleId="768">
     <w:name w:val="List Table 2 - Accent 2"/>
-    <w:basedOn w:val="672"/>
+    <w:basedOn w:val="891"/>
     <w:uiPriority w:val="99"/>
     <w:pPr>
       <w:pBdr/>
@@ -17241,9 +17313,9 @@
       </w:tcPr>
     </w:tblStylePr>
   </w:style>
-  <w:style w:type="table" w:styleId="78">
+  <w:style w:type="table" w:styleId="769">
     <w:name w:val="List Table 2 - Accent 3"/>
-    <w:basedOn w:val="672"/>
+    <w:basedOn w:val="891"/>
     <w:uiPriority w:val="99"/>
     <w:pPr>
       <w:pBdr/>
@@ -17479,9 +17551,9 @@
       </w:tcPr>
     </w:tblStylePr>
   </w:style>
-  <w:style w:type="table" w:styleId="79">
+  <w:style w:type="table" w:styleId="770">
     <w:name w:val="List Table 2 - Accent 4"/>
-    <w:basedOn w:val="672"/>
+    <w:basedOn w:val="891"/>
     <w:uiPriority w:val="99"/>
     <w:pPr>
       <w:pBdr/>
@@ -17717,9 +17789,9 @@
       </w:tcPr>
     </w:tblStylePr>
   </w:style>
-  <w:style w:type="table" w:styleId="80">
+  <w:style w:type="table" w:styleId="771">
     <w:name w:val="List Table 2 - Accent 5"/>
-    <w:basedOn w:val="672"/>
+    <w:basedOn w:val="891"/>
     <w:uiPriority w:val="99"/>
     <w:pPr>
       <w:pBdr/>
@@ -17955,9 +18027,9 @@
       </w:tcPr>
     </w:tblStylePr>
   </w:style>
-  <w:style w:type="table" w:styleId="81">
+  <w:style w:type="table" w:styleId="772">
     <w:name w:val="List Table 2 - Accent 6"/>
-    <w:basedOn w:val="672"/>
+    <w:basedOn w:val="891"/>
     <w:uiPriority w:val="99"/>
     <w:pPr>
       <w:pBdr/>
@@ -18193,9 +18265,9 @@
       </w:tcPr>
     </w:tblStylePr>
   </w:style>
-  <w:style w:type="table" w:styleId="82">
+  <w:style w:type="table" w:styleId="773">
     <w:name w:val="List Table 3"/>
-    <w:basedOn w:val="672"/>
+    <w:basedOn w:val="891"/>
     <w:uiPriority w:val="99"/>
     <w:pPr>
       <w:pBdr/>
@@ -18421,9 +18493,9 @@
       </w:tcPr>
     </w:tblStylePr>
   </w:style>
-  <w:style w:type="table" w:styleId="83">
+  <w:style w:type="table" w:styleId="774">
     <w:name w:val="List Table 3 - Accent 1"/>
-    <w:basedOn w:val="672"/>
+    <w:basedOn w:val="891"/>
     <w:uiPriority w:val="99"/>
     <w:pPr>
       <w:pBdr/>
@@ -18649,9 +18721,9 @@
       </w:tcPr>
     </w:tblStylePr>
   </w:style>
-  <w:style w:type="table" w:styleId="84">
+  <w:style w:type="table" w:styleId="775">
     <w:name w:val="List Table 3 - Accent 2"/>
-    <w:basedOn w:val="672"/>
+    <w:basedOn w:val="891"/>
     <w:uiPriority w:val="99"/>
     <w:pPr>
       <w:pBdr/>
@@ -18877,9 +18949,9 @@
       </w:tcPr>
     </w:tblStylePr>
   </w:style>
-  <w:style w:type="table" w:styleId="85">
+  <w:style w:type="table" w:styleId="776">
     <w:name w:val="List Table 3 - Accent 3"/>
-    <w:basedOn w:val="672"/>
+    <w:basedOn w:val="891"/>
     <w:uiPriority w:val="99"/>
     <w:pPr>
       <w:pBdr/>
@@ -19105,9 +19177,9 @@
       </w:tcPr>
     </w:tblStylePr>
   </w:style>
-  <w:style w:type="table" w:styleId="86">
+  <w:style w:type="table" w:styleId="777">
     <w:name w:val="List Table 3 - Accent 4"/>
-    <w:basedOn w:val="672"/>
+    <w:basedOn w:val="891"/>
     <w:uiPriority w:val="99"/>
     <w:pPr>
       <w:pBdr/>
@@ -19333,9 +19405,9 @@
       </w:tcPr>
     </w:tblStylePr>
   </w:style>
-  <w:style w:type="table" w:styleId="87">
+  <w:style w:type="table" w:styleId="778">
     <w:name w:val="List Table 3 - Accent 5"/>
-    <w:basedOn w:val="672"/>
+    <w:basedOn w:val="891"/>
     <w:uiPriority w:val="99"/>
     <w:pPr>
       <w:pBdr/>
@@ -19561,9 +19633,9 @@
       </w:tcPr>
     </w:tblStylePr>
   </w:style>
-  <w:style w:type="table" w:styleId="88">
+  <w:style w:type="table" w:styleId="779">
     <w:name w:val="List Table 3 - Accent 6"/>
-    <w:basedOn w:val="672"/>
+    <w:basedOn w:val="891"/>
     <w:uiPriority w:val="99"/>
     <w:pPr>
       <w:pBdr/>
@@ -19789,9 +19861,9 @@
       </w:tcPr>
     </w:tblStylePr>
   </w:style>
-  <w:style w:type="table" w:styleId="89">
+  <w:style w:type="table" w:styleId="780">
     <w:name w:val="List Table 4"/>
-    <w:basedOn w:val="672"/>
+    <w:basedOn w:val="891"/>
     <w:uiPriority w:val="99"/>
     <w:pPr>
       <w:pBdr/>
@@ -20014,9 +20086,9 @@
       </w:tcPr>
     </w:tblStylePr>
   </w:style>
-  <w:style w:type="table" w:styleId="90">
+  <w:style w:type="table" w:styleId="781">
     <w:name w:val="List Table 4 - Accent 1"/>
-    <w:basedOn w:val="672"/>
+    <w:basedOn w:val="891"/>
     <w:uiPriority w:val="99"/>
     <w:pPr>
       <w:pBdr/>
@@ -20239,9 +20311,9 @@
       </w:tcPr>
     </w:tblStylePr>
   </w:style>
-  <w:style w:type="table" w:styleId="91">
+  <w:style w:type="table" w:styleId="782">
     <w:name w:val="List Table 4 - Accent 2"/>
-    <w:basedOn w:val="672"/>
+    <w:basedOn w:val="891"/>
     <w:uiPriority w:val="99"/>
     <w:pPr>
       <w:pBdr/>
@@ -20464,9 +20536,9 @@
       </w:tcPr>
     </w:tblStylePr>
   </w:style>
-  <w:style w:type="table" w:styleId="92">
+  <w:style w:type="table" w:styleId="783">
     <w:name w:val="List Table 4 - Accent 3"/>
-    <w:basedOn w:val="672"/>
+    <w:basedOn w:val="891"/>
     <w:uiPriority w:val="99"/>
     <w:pPr>
       <w:pBdr/>
@@ -20689,9 +20761,9 @@
       </w:tcPr>
     </w:tblStylePr>
   </w:style>
-  <w:style w:type="table" w:styleId="93">
+  <w:style w:type="table" w:styleId="784">
     <w:name w:val="List Table 4 - Accent 4"/>
-    <w:basedOn w:val="672"/>
+    <w:basedOn w:val="891"/>
     <w:uiPriority w:val="99"/>
     <w:pPr>
       <w:pBdr/>
@@ -20914,9 +20986,9 @@
       </w:tcPr>
     </w:tblStylePr>
   </w:style>
-  <w:style w:type="table" w:styleId="94">
+  <w:style w:type="table" w:styleId="785">
     <w:name w:val="List Table 4 - Accent 5"/>
-    <w:basedOn w:val="672"/>
+    <w:basedOn w:val="891"/>
     <w:uiPriority w:val="99"/>
     <w:pPr>
       <w:pBdr/>
@@ -21139,9 +21211,9 @@
       </w:tcPr>
     </w:tblStylePr>
   </w:style>
-  <w:style w:type="table" w:styleId="95">
+  <w:style w:type="table" w:styleId="786">
     <w:name w:val="List Table 4 - Accent 6"/>
-    <w:basedOn w:val="672"/>
+    <w:basedOn w:val="891"/>
     <w:uiPriority w:val="99"/>
     <w:pPr>
       <w:pBdr/>
@@ -21364,9 +21436,9 @@
       </w:tcPr>
     </w:tblStylePr>
   </w:style>
-  <w:style w:type="table" w:styleId="96">
+  <w:style w:type="table" w:styleId="787">
     <w:name w:val="List Table 5 Dark"/>
-    <w:basedOn w:val="672"/>
+    <w:basedOn w:val="891"/>
     <w:uiPriority w:val="99"/>
     <w:pPr>
       <w:pBdr/>
@@ -21606,9 +21678,9 @@
       </w:tcPr>
     </w:tblStylePr>
   </w:style>
-  <w:style w:type="table" w:styleId="97">
+  <w:style w:type="table" w:styleId="788">
     <w:name w:val="List Table 5 Dark - Accent 1"/>
-    <w:basedOn w:val="672"/>
+    <w:basedOn w:val="891"/>
     <w:uiPriority w:val="99"/>
     <w:pPr>
       <w:pBdr/>
@@ -21848,9 +21920,9 @@
       </w:tcPr>
     </w:tblStylePr>
   </w:style>
-  <w:style w:type="table" w:styleId="98">
+  <w:style w:type="table" w:styleId="789">
     <w:name w:val="List Table 5 Dark - Accent 2"/>
-    <w:basedOn w:val="672"/>
+    <w:basedOn w:val="891"/>
     <w:uiPriority w:val="99"/>
     <w:pPr>
       <w:pBdr/>
@@ -22090,9 +22162,9 @@
       </w:tcPr>
     </w:tblStylePr>
   </w:style>
-  <w:style w:type="table" w:styleId="99">
+  <w:style w:type="table" w:styleId="790">
     <w:name w:val="List Table 5 Dark - Accent 3"/>
-    <w:basedOn w:val="672"/>
+    <w:basedOn w:val="891"/>
     <w:uiPriority w:val="99"/>
     <w:pPr>
       <w:pBdr/>
@@ -22332,9 +22404,9 @@
       </w:tcPr>
     </w:tblStylePr>
   </w:style>
-  <w:style w:type="table" w:styleId="100">
+  <w:style w:type="table" w:styleId="791">
     <w:name w:val="List Table 5 Dark - Accent 4"/>
-    <w:basedOn w:val="672"/>
+    <w:basedOn w:val="891"/>
     <w:uiPriority w:val="99"/>
     <w:pPr>
       <w:pBdr/>
@@ -22574,9 +22646,9 @@
       </w:tcPr>
     </w:tblStylePr>
   </w:style>
-  <w:style w:type="table" w:styleId="101">
+  <w:style w:type="table" w:styleId="792">
     <w:name w:val="List Table 5 Dark - Accent 5"/>
-    <w:basedOn w:val="672"/>
+    <w:basedOn w:val="891"/>
     <w:uiPriority w:val="99"/>
     <w:pPr>
       <w:pBdr/>
@@ -22816,9 +22888,9 @@
       </w:tcPr>
     </w:tblStylePr>
   </w:style>
-  <w:style w:type="table" w:styleId="102">
+  <w:style w:type="table" w:styleId="793">
     <w:name w:val="List Table 5 Dark - Accent 6"/>
-    <w:basedOn w:val="672"/>
+    <w:basedOn w:val="891"/>
     <w:uiPriority w:val="99"/>
     <w:pPr>
       <w:pBdr/>
@@ -23058,9 +23130,9 @@
       </w:tcPr>
     </w:tblStylePr>
   </w:style>
-  <w:style w:type="table" w:styleId="103">
+  <w:style w:type="table" w:styleId="794">
     <w:name w:val="List Table 6 Colorful"/>
-    <w:basedOn w:val="672"/>
+    <w:basedOn w:val="891"/>
     <w:uiPriority w:val="99"/>
     <w:pPr>
       <w:pBdr/>
@@ -23281,9 +23353,9 @@
       </w:tcPr>
     </w:tblStylePr>
   </w:style>
-  <w:style w:type="table" w:styleId="104">
+  <w:style w:type="table" w:styleId="795">
     <w:name w:val="List Table 6 Colorful - Accent 1"/>
-    <w:basedOn w:val="672"/>
+    <w:basedOn w:val="891"/>
     <w:uiPriority w:val="99"/>
     <w:pPr>
       <w:pBdr/>
@@ -23504,9 +23576,9 @@
       </w:tcPr>
     </w:tblStylePr>
   </w:style>
-  <w:style w:type="table" w:styleId="105">
+  <w:style w:type="table" w:styleId="796">
     <w:name w:val="List Table 6 Colorful - Accent 2"/>
-    <w:basedOn w:val="672"/>
+    <w:basedOn w:val="891"/>
     <w:uiPriority w:val="99"/>
     <w:pPr>
       <w:pBdr/>
@@ -23727,9 +23799,9 @@
       </w:tcPr>
     </w:tblStylePr>
   </w:style>
-  <w:style w:type="table" w:styleId="106">
+  <w:style w:type="table" w:styleId="797">
     <w:name w:val="List Table 6 Colorful - Accent 3"/>
-    <w:basedOn w:val="672"/>
+    <w:basedOn w:val="891"/>
     <w:uiPriority w:val="99"/>
     <w:pPr>
       <w:pBdr/>
@@ -23950,9 +24022,9 @@
       </w:tcPr>
     </w:tblStylePr>
   </w:style>
-  <w:style w:type="table" w:styleId="107">
+  <w:style w:type="table" w:styleId="798">
     <w:name w:val="List Table 6 Colorful - Accent 4"/>
-    <w:basedOn w:val="672"/>
+    <w:basedOn w:val="891"/>
     <w:uiPriority w:val="99"/>
     <w:pPr>
       <w:pBdr/>
@@ -24173,9 +24245,9 @@
       </w:tcPr>
     </w:tblStylePr>
   </w:style>
-  <w:style w:type="table" w:styleId="108">
+  <w:style w:type="table" w:styleId="799">
     <w:name w:val="List Table 6 Colorful - Accent 5"/>
-    <w:basedOn w:val="672"/>
+    <w:basedOn w:val="891"/>
     <w:uiPriority w:val="99"/>
     <w:pPr>
       <w:pBdr/>
@@ -24396,9 +24468,9 @@
       </w:tcPr>
     </w:tblStylePr>
   </w:style>
-  <w:style w:type="table" w:styleId="109">
+  <w:style w:type="table" w:styleId="800">
     <w:name w:val="List Table 6 Colorful - Accent 6"/>
-    <w:basedOn w:val="672"/>
+    <w:basedOn w:val="891"/>
     <w:uiPriority w:val="99"/>
     <w:pPr>
       <w:pBdr/>
@@ -24619,9 +24691,9 @@
       </w:tcPr>
     </w:tblStylePr>
   </w:style>
-  <w:style w:type="table" w:styleId="110">
+  <w:style w:type="table" w:styleId="801">
     <w:name w:val="List Table 7 Colorful"/>
-    <w:basedOn w:val="672"/>
+    <w:basedOn w:val="891"/>
     <w:uiPriority w:val="99"/>
     <w:pPr>
       <w:pBdr/>
@@ -24720,11 +24792,11 @@
         <w:tblBorders/>
       </w:tblPr>
       <w:tcPr>
-        <w:shd w:color="ffffff"/>
+        <w:shd w:val="clear" w:color="ffffff"/>
         <w:tcBorders>
-          <w:top w:val="none"/>
-          <w:left w:val="none"/>
-          <w:bottom w:val="none"/>
+          <w:top w:val="none" w:color="000000" w:sz="4" w:space="0"/>
+          <w:left w:val="none" w:color="000000" w:sz="4" w:space="0"/>
+          <w:bottom w:val="none" w:color="000000" w:sz="4" w:space="0"/>
           <w:right w:val="single" w:color="000000" w:themeColor="text1" w:themeTint="80" w:sz="4" w:space="0"/>
         </w:tcBorders>
       </w:tcPr>
@@ -24747,10 +24819,10 @@
       <w:tcPr>
         <w:shd w:val="clear" w:color="ffffff" w:themeColor="light1" w:fill="ffffff" w:themeFill="light1"/>
         <w:tcBorders>
-          <w:top w:val="none"/>
-          <w:left w:val="none"/>
+          <w:top w:val="none" w:color="000000" w:sz="4" w:space="0"/>
+          <w:left w:val="none" w:color="000000" w:sz="4" w:space="0"/>
           <w:bottom w:val="single" w:color="000000" w:themeColor="text1" w:themeTint="80" w:sz="4" w:space="0"/>
-          <w:right w:val="none"/>
+          <w:right w:val="none" w:color="000000" w:sz="4" w:space="0"/>
         </w:tcBorders>
       </w:tcPr>
     </w:tblStylePr>
@@ -24770,12 +24842,12 @@
         <w:tblBorders/>
       </w:tblPr>
       <w:tcPr>
-        <w:shd w:color="ffffff"/>
+        <w:shd w:val="clear" w:color="ffffff"/>
         <w:tcBorders>
-          <w:top w:val="none"/>
+          <w:top w:val="none" w:color="000000" w:sz="4" w:space="0"/>
           <w:left w:val="single" w:color="000000" w:themeColor="text1" w:themeTint="80" w:sz="4" w:space="0"/>
-          <w:bottom w:val="none"/>
-          <w:right w:val="none"/>
+          <w:bottom w:val="none" w:color="000000" w:sz="4" w:space="0"/>
+          <w:right w:val="none" w:color="000000" w:sz="4" w:space="0"/>
         </w:tcBorders>
       </w:tcPr>
     </w:tblStylePr>
@@ -24798,9 +24870,9 @@
         <w:shd w:val="clear" w:color="ffffff" w:themeColor="light1" w:fill="ffffff" w:themeFill="light1"/>
         <w:tcBorders>
           <w:top w:val="single" w:color="000000" w:themeColor="text1" w:themeTint="80" w:sz="4" w:space="0"/>
-          <w:left w:val="none"/>
-          <w:bottom w:val="none"/>
-          <w:right w:val="none"/>
+          <w:left w:val="none" w:color="000000" w:sz="4" w:space="0"/>
+          <w:bottom w:val="none" w:color="000000" w:sz="4" w:space="0"/>
+          <w:right w:val="none" w:color="000000" w:sz="4" w:space="0"/>
         </w:tcBorders>
       </w:tcPr>
     </w:tblStylePr>
@@ -24875,9 +24947,9 @@
       </w:tcPr>
     </w:tblStylePr>
   </w:style>
-  <w:style w:type="table" w:styleId="111">
+  <w:style w:type="table" w:styleId="802">
     <w:name w:val="List Table 7 Colorful - Accent 1"/>
-    <w:basedOn w:val="672"/>
+    <w:basedOn w:val="891"/>
     <w:uiPriority w:val="99"/>
     <w:pPr>
       <w:pBdr/>
@@ -24976,11 +25048,11 @@
         <w:tblBorders/>
       </w:tblPr>
       <w:tcPr>
-        <w:shd w:color="ffffff"/>
+        <w:shd w:val="clear" w:color="ffffff"/>
         <w:tcBorders>
-          <w:top w:val="none"/>
-          <w:left w:val="none"/>
-          <w:bottom w:val="none"/>
+          <w:top w:val="none" w:color="000000" w:sz="4" w:space="0"/>
+          <w:left w:val="none" w:color="000000" w:sz="4" w:space="0"/>
+          <w:bottom w:val="none" w:color="000000" w:sz="4" w:space="0"/>
           <w:right w:val="single" w:color="000000" w:themeColor="accent1" w:sz="4" w:space="0"/>
         </w:tcBorders>
       </w:tcPr>
@@ -25003,10 +25075,10 @@
       <w:tcPr>
         <w:shd w:val="clear" w:color="ffffff" w:themeColor="light1" w:fill="ffffff" w:themeFill="light1"/>
         <w:tcBorders>
-          <w:top w:val="none"/>
-          <w:left w:val="none"/>
+          <w:top w:val="none" w:color="000000" w:sz="4" w:space="0"/>
+          <w:left w:val="none" w:color="000000" w:sz="4" w:space="0"/>
           <w:bottom w:val="single" w:color="000000" w:themeColor="accent1" w:sz="4" w:space="0"/>
-          <w:right w:val="none"/>
+          <w:right w:val="none" w:color="000000" w:sz="4" w:space="0"/>
         </w:tcBorders>
       </w:tcPr>
     </w:tblStylePr>
@@ -25026,12 +25098,12 @@
         <w:tblBorders/>
       </w:tblPr>
       <w:tcPr>
-        <w:shd w:color="ffffff"/>
+        <w:shd w:val="clear" w:color="ffffff"/>
         <w:tcBorders>
-          <w:top w:val="none"/>
+          <w:top w:val="none" w:color="000000" w:sz="4" w:space="0"/>
           <w:left w:val="single" w:color="000000" w:themeColor="accent1" w:sz="4" w:space="0"/>
-          <w:bottom w:val="none"/>
-          <w:right w:val="none"/>
+          <w:bottom w:val="none" w:color="000000" w:sz="4" w:space="0"/>
+          <w:right w:val="none" w:color="000000" w:sz="4" w:space="0"/>
         </w:tcBorders>
       </w:tcPr>
     </w:tblStylePr>
@@ -25054,9 +25126,9 @@
         <w:shd w:val="clear" w:color="ffffff" w:themeColor="light1" w:fill="ffffff" w:themeFill="light1"/>
         <w:tcBorders>
           <w:top w:val="single" w:color="000000" w:themeColor="accent1" w:sz="4" w:space="0"/>
-          <w:left w:val="none"/>
-          <w:bottom w:val="none"/>
-          <w:right w:val="none"/>
+          <w:left w:val="none" w:color="000000" w:sz="4" w:space="0"/>
+          <w:bottom w:val="none" w:color="000000" w:sz="4" w:space="0"/>
+          <w:right w:val="none" w:color="000000" w:sz="4" w:space="0"/>
         </w:tcBorders>
       </w:tcPr>
     </w:tblStylePr>
@@ -25131,9 +25203,9 @@
       </w:tcPr>
     </w:tblStylePr>
   </w:style>
-  <w:style w:type="table" w:styleId="112">
+  <w:style w:type="table" w:styleId="803">
     <w:name w:val="List Table 7 Colorful - Accent 2"/>
-    <w:basedOn w:val="672"/>
+    <w:basedOn w:val="891"/>
     <w:uiPriority w:val="99"/>
     <w:pPr>
       <w:pBdr/>
@@ -25232,11 +25304,11 @@
         <w:tblBorders/>
       </w:tblPr>
       <w:tcPr>
-        <w:shd w:color="ffffff"/>
+        <w:shd w:val="clear" w:color="ffffff"/>
         <w:tcBorders>
-          <w:top w:val="none"/>
-          <w:left w:val="none"/>
-          <w:bottom w:val="none"/>
+          <w:top w:val="none" w:color="000000" w:sz="4" w:space="0"/>
+          <w:left w:val="none" w:color="000000" w:sz="4" w:space="0"/>
+          <w:bottom w:val="none" w:color="000000" w:sz="4" w:space="0"/>
           <w:right w:val="single" w:color="000000" w:themeColor="accent2" w:themeTint="97" w:sz="4" w:space="0"/>
         </w:tcBorders>
       </w:tcPr>
@@ -25259,10 +25331,10 @@
       <w:tcPr>
         <w:shd w:val="clear" w:color="ffffff" w:themeColor="light1" w:fill="ffffff" w:themeFill="light1"/>
         <w:tcBorders>
-          <w:top w:val="none"/>
-          <w:left w:val="none"/>
+          <w:top w:val="none" w:color="000000" w:sz="4" w:space="0"/>
+          <w:left w:val="none" w:color="000000" w:sz="4" w:space="0"/>
           <w:bottom w:val="single" w:color="000000" w:themeColor="accent2" w:themeTint="97" w:sz="4" w:space="0"/>
-          <w:right w:val="none"/>
+          <w:right w:val="none" w:color="000000" w:sz="4" w:space="0"/>
         </w:tcBorders>
       </w:tcPr>
     </w:tblStylePr>
@@ -25282,12 +25354,12 @@
         <w:tblBorders/>
       </w:tblPr>
       <w:tcPr>
-        <w:shd w:color="ffffff"/>
+        <w:shd w:val="clear" w:color="ffffff"/>
         <w:tcBorders>
-          <w:top w:val="none"/>
+          <w:top w:val="none" w:color="000000" w:sz="4" w:space="0"/>
           <w:left w:val="single" w:color="000000" w:themeColor="accent2" w:themeTint="97" w:sz="4" w:space="0"/>
-          <w:bottom w:val="none"/>
-          <w:right w:val="none"/>
+          <w:bottom w:val="none" w:color="000000" w:sz="4" w:space="0"/>
+          <w:right w:val="none" w:color="000000" w:sz="4" w:space="0"/>
         </w:tcBorders>
       </w:tcPr>
     </w:tblStylePr>
@@ -25310,9 +25382,9 @@
         <w:shd w:val="clear" w:color="ffffff" w:themeColor="light1" w:fill="ffffff" w:themeFill="light1"/>
         <w:tcBorders>
           <w:top w:val="single" w:color="000000" w:themeColor="accent2" w:themeTint="97" w:sz="4" w:space="0"/>
-          <w:left w:val="none"/>
-          <w:bottom w:val="none"/>
-          <w:right w:val="none"/>
+          <w:left w:val="none" w:color="000000" w:sz="4" w:space="0"/>
+          <w:bottom w:val="none" w:color="000000" w:sz="4" w:space="0"/>
+          <w:right w:val="none" w:color="000000" w:sz="4" w:space="0"/>
         </w:tcBorders>
       </w:tcPr>
     </w:tblStylePr>
@@ -25387,9 +25459,9 @@
       </w:tcPr>
     </w:tblStylePr>
   </w:style>
-  <w:style w:type="table" w:styleId="113">
+  <w:style w:type="table" w:styleId="804">
     <w:name w:val="List Table 7 Colorful - Accent 3"/>
-    <w:basedOn w:val="672"/>
+    <w:basedOn w:val="891"/>
     <w:uiPriority w:val="99"/>
     <w:pPr>
       <w:pBdr/>
@@ -25488,11 +25560,11 @@
         <w:tblBorders/>
       </w:tblPr>
       <w:tcPr>
-        <w:shd w:color="ffffff"/>
+        <w:shd w:val="clear" w:color="ffffff"/>
         <w:tcBorders>
-          <w:top w:val="none"/>
-          <w:left w:val="none"/>
-          <w:bottom w:val="none"/>
+          <w:top w:val="none" w:color="000000" w:sz="4" w:space="0"/>
+          <w:left w:val="none" w:color="000000" w:sz="4" w:space="0"/>
+          <w:bottom w:val="none" w:color="000000" w:sz="4" w:space="0"/>
           <w:right w:val="single" w:color="000000" w:themeColor="accent3" w:themeTint="98" w:sz="4" w:space="0"/>
         </w:tcBorders>
       </w:tcPr>
@@ -25515,10 +25587,10 @@
       <w:tcPr>
         <w:shd w:val="clear" w:color="ffffff" w:themeColor="light1" w:fill="ffffff" w:themeFill="light1"/>
         <w:tcBorders>
-          <w:top w:val="none"/>
-          <w:left w:val="none"/>
+          <w:top w:val="none" w:color="000000" w:sz="4" w:space="0"/>
+          <w:left w:val="none" w:color="000000" w:sz="4" w:space="0"/>
           <w:bottom w:val="single" w:color="000000" w:themeColor="accent3" w:themeTint="98" w:sz="4" w:space="0"/>
-          <w:right w:val="none"/>
+          <w:right w:val="none" w:color="000000" w:sz="4" w:space="0"/>
         </w:tcBorders>
       </w:tcPr>
     </w:tblStylePr>
@@ -25538,12 +25610,12 @@
         <w:tblBorders/>
       </w:tblPr>
       <w:tcPr>
-        <w:shd w:color="ffffff"/>
+        <w:shd w:val="clear" w:color="ffffff"/>
         <w:tcBorders>
-          <w:top w:val="none"/>
+          <w:top w:val="none" w:color="000000" w:sz="4" w:space="0"/>
           <w:left w:val="single" w:color="000000" w:themeColor="accent3" w:themeTint="98" w:sz="4" w:space="0"/>
-          <w:bottom w:val="none"/>
-          <w:right w:val="none"/>
+          <w:bottom w:val="none" w:color="000000" w:sz="4" w:space="0"/>
+          <w:right w:val="none" w:color="000000" w:sz="4" w:space="0"/>
         </w:tcBorders>
       </w:tcPr>
     </w:tblStylePr>
@@ -25566,9 +25638,9 @@
         <w:shd w:val="clear" w:color="ffffff" w:themeColor="light1" w:fill="ffffff" w:themeFill="light1"/>
         <w:tcBorders>
           <w:top w:val="single" w:color="000000" w:themeColor="accent3" w:themeTint="98" w:sz="4" w:space="0"/>
-          <w:left w:val="none"/>
-          <w:bottom w:val="none"/>
-          <w:right w:val="none"/>
+          <w:left w:val="none" w:color="000000" w:sz="4" w:space="0"/>
+          <w:bottom w:val="none" w:color="000000" w:sz="4" w:space="0"/>
+          <w:right w:val="none" w:color="000000" w:sz="4" w:space="0"/>
         </w:tcBorders>
       </w:tcPr>
     </w:tblStylePr>
@@ -25643,9 +25715,9 @@
       </w:tcPr>
     </w:tblStylePr>
   </w:style>
-  <w:style w:type="table" w:styleId="114">
+  <w:style w:type="table" w:styleId="805">
     <w:name w:val="List Table 7 Colorful - Accent 4"/>
-    <w:basedOn w:val="672"/>
+    <w:basedOn w:val="891"/>
     <w:uiPriority w:val="99"/>
     <w:pPr>
       <w:pBdr/>
@@ -25744,11 +25816,11 @@
         <w:tblBorders/>
       </w:tblPr>
       <w:tcPr>
-        <w:shd w:color="ffffff"/>
+        <w:shd w:val="clear" w:color="ffffff"/>
         <w:tcBorders>
-          <w:top w:val="none"/>
-          <w:left w:val="none"/>
-          <w:bottom w:val="none"/>
+          <w:top w:val="none" w:color="000000" w:sz="4" w:space="0"/>
+          <w:left w:val="none" w:color="000000" w:sz="4" w:space="0"/>
+          <w:bottom w:val="none" w:color="000000" w:sz="4" w:space="0"/>
           <w:right w:val="single" w:color="000000" w:themeColor="accent4" w:themeTint="9A" w:sz="4" w:space="0"/>
         </w:tcBorders>
       </w:tcPr>
@@ -25771,10 +25843,10 @@
       <w:tcPr>
         <w:shd w:val="clear" w:color="ffffff" w:themeColor="light1" w:fill="ffffff" w:themeFill="light1"/>
         <w:tcBorders>
-          <w:top w:val="none"/>
-          <w:left w:val="none"/>
+          <w:top w:val="none" w:color="000000" w:sz="4" w:space="0"/>
+          <w:left w:val="none" w:color="000000" w:sz="4" w:space="0"/>
           <w:bottom w:val="single" w:color="000000" w:themeColor="accent4" w:themeTint="9A" w:sz="4" w:space="0"/>
-          <w:right w:val="none"/>
+          <w:right w:val="none" w:color="000000" w:sz="4" w:space="0"/>
         </w:tcBorders>
       </w:tcPr>
     </w:tblStylePr>
@@ -25794,12 +25866,12 @@
         <w:tblBorders/>
       </w:tblPr>
       <w:tcPr>
-        <w:shd w:color="ffffff"/>
+        <w:shd w:val="clear" w:color="ffffff"/>
         <w:tcBorders>
-          <w:top w:val="none"/>
+          <w:top w:val="none" w:color="000000" w:sz="4" w:space="0"/>
           <w:left w:val="single" w:color="000000" w:themeColor="accent4" w:themeTint="9A" w:sz="4" w:space="0"/>
-          <w:bottom w:val="none"/>
-          <w:right w:val="none"/>
+          <w:bottom w:val="none" w:color="000000" w:sz="4" w:space="0"/>
+          <w:right w:val="none" w:color="000000" w:sz="4" w:space="0"/>
         </w:tcBorders>
       </w:tcPr>
     </w:tblStylePr>
@@ -25822,9 +25894,9 @@
         <w:shd w:val="clear" w:color="ffffff" w:themeColor="light1" w:fill="ffffff" w:themeFill="light1"/>
         <w:tcBorders>
           <w:top w:val="single" w:color="000000" w:themeColor="accent4" w:themeTint="9A" w:sz="4" w:space="0"/>
-          <w:left w:val="none"/>
-          <w:bottom w:val="none"/>
-          <w:right w:val="none"/>
+          <w:left w:val="none" w:color="000000" w:sz="4" w:space="0"/>
+          <w:bottom w:val="none" w:color="000000" w:sz="4" w:space="0"/>
+          <w:right w:val="none" w:color="000000" w:sz="4" w:space="0"/>
         </w:tcBorders>
       </w:tcPr>
     </w:tblStylePr>
@@ -25899,9 +25971,9 @@
       </w:tcPr>
     </w:tblStylePr>
   </w:style>
-  <w:style w:type="table" w:styleId="115">
+  <w:style w:type="table" w:styleId="806">
     <w:name w:val="List Table 7 Colorful - Accent 5"/>
-    <w:basedOn w:val="672"/>
+    <w:basedOn w:val="891"/>
     <w:uiPriority w:val="99"/>
     <w:pPr>
       <w:pBdr/>
@@ -26000,11 +26072,11 @@
         <w:tblBorders/>
       </w:tblPr>
       <w:tcPr>
-        <w:shd w:color="ffffff"/>
+        <w:shd w:val="clear" w:color="ffffff"/>
         <w:tcBorders>
-          <w:top w:val="none"/>
-          <w:left w:val="none"/>
-          <w:bottom w:val="none"/>
+          <w:top w:val="none" w:color="000000" w:sz="4" w:space="0"/>
+          <w:left w:val="none" w:color="000000" w:sz="4" w:space="0"/>
+          <w:bottom w:val="none" w:color="000000" w:sz="4" w:space="0"/>
           <w:right w:val="single" w:color="000000" w:themeColor="accent5" w:themeTint="9A" w:sz="4" w:space="0"/>
         </w:tcBorders>
       </w:tcPr>
@@ -26027,10 +26099,10 @@
       <w:tcPr>
         <w:shd w:val="clear" w:color="ffffff" w:themeColor="light1" w:fill="ffffff" w:themeFill="light1"/>
         <w:tcBorders>
-          <w:top w:val="none"/>
-          <w:left w:val="none"/>
+          <w:top w:val="none" w:color="000000" w:sz="4" w:space="0"/>
+          <w:left w:val="none" w:color="000000" w:sz="4" w:space="0"/>
           <w:bottom w:val="single" w:color="000000" w:themeColor="accent5" w:themeTint="9A" w:sz="4" w:space="0"/>
-          <w:right w:val="none"/>
+          <w:right w:val="none" w:color="000000" w:sz="4" w:space="0"/>
         </w:tcBorders>
       </w:tcPr>
     </w:tblStylePr>
@@ -26050,12 +26122,12 @@
         <w:tblBorders/>
       </w:tblPr>
       <w:tcPr>
-        <w:shd w:color="ffffff"/>
+        <w:shd w:val="clear" w:color="ffffff"/>
         <w:tcBorders>
-          <w:top w:val="none"/>
+          <w:top w:val="none" w:color="000000" w:sz="4" w:space="0"/>
           <w:left w:val="single" w:color="000000" w:themeColor="accent5" w:themeTint="9A" w:sz="4" w:space="0"/>
-          <w:bottom w:val="none"/>
-          <w:right w:val="none"/>
+          <w:bottom w:val="none" w:color="000000" w:sz="4" w:space="0"/>
+          <w:right w:val="none" w:color="000000" w:sz="4" w:space="0"/>
         </w:tcBorders>
       </w:tcPr>
     </w:tblStylePr>
@@ -26078,9 +26150,9 @@
         <w:shd w:val="clear" w:color="ffffff" w:themeColor="light1" w:fill="ffffff" w:themeFill="light1"/>
         <w:tcBorders>
           <w:top w:val="single" w:color="000000" w:themeColor="accent5" w:themeTint="9A" w:sz="4" w:space="0"/>
-          <w:left w:val="none"/>
-          <w:bottom w:val="none"/>
-          <w:right w:val="none"/>
+          <w:left w:val="none" w:color="000000" w:sz="4" w:space="0"/>
+          <w:bottom w:val="none" w:color="000000" w:sz="4" w:space="0"/>
+          <w:right w:val="none" w:color="000000" w:sz="4" w:space="0"/>
         </w:tcBorders>
       </w:tcPr>
     </w:tblStylePr>
@@ -26155,9 +26227,9 @@
       </w:tcPr>
     </w:tblStylePr>
   </w:style>
-  <w:style w:type="table" w:styleId="116">
+  <w:style w:type="table" w:styleId="807">
     <w:name w:val="List Table 7 Colorful - Accent 6"/>
-    <w:basedOn w:val="672"/>
+    <w:basedOn w:val="891"/>
     <w:uiPriority w:val="99"/>
     <w:pPr>
       <w:pBdr/>
@@ -26256,11 +26328,11 @@
         <w:tblBorders/>
       </w:tblPr>
       <w:tcPr>
-        <w:shd w:color="ffffff"/>
+        <w:shd w:val="clear" w:color="ffffff"/>
         <w:tcBorders>
-          <w:top w:val="none"/>
-          <w:left w:val="none"/>
-          <w:bottom w:val="none"/>
+          <w:top w:val="none" w:color="000000" w:sz="4" w:space="0"/>
+          <w:left w:val="none" w:color="000000" w:sz="4" w:space="0"/>
+          <w:bottom w:val="none" w:color="000000" w:sz="4" w:space="0"/>
           <w:right w:val="single" w:color="000000" w:themeColor="accent6" w:themeTint="98" w:sz="4" w:space="0"/>
         </w:tcBorders>
       </w:tcPr>
@@ -26283,10 +26355,10 @@
       <w:tcPr>
         <w:shd w:val="clear" w:color="ffffff" w:themeColor="light1" w:fill="ffffff" w:themeFill="light1"/>
         <w:tcBorders>
-          <w:top w:val="none"/>
-          <w:left w:val="none"/>
+          <w:top w:val="none" w:color="000000" w:sz="4" w:space="0"/>
+          <w:left w:val="none" w:color="000000" w:sz="4" w:space="0"/>
           <w:bottom w:val="single" w:color="000000" w:themeColor="accent6" w:themeTint="98" w:sz="4" w:space="0"/>
-          <w:right w:val="none"/>
+          <w:right w:val="none" w:color="000000" w:sz="4" w:space="0"/>
         </w:tcBorders>
       </w:tcPr>
     </w:tblStylePr>
@@ -26306,12 +26378,12 @@
         <w:tblBorders/>
       </w:tblPr>
       <w:tcPr>
-        <w:shd w:color="ffffff"/>
+        <w:shd w:val="clear" w:color="ffffff"/>
         <w:tcBorders>
-          <w:top w:val="none"/>
+          <w:top w:val="none" w:color="000000" w:sz="4" w:space="0"/>
           <w:left w:val="single" w:color="000000" w:themeColor="accent6" w:themeTint="98" w:sz="4" w:space="0"/>
-          <w:bottom w:val="none"/>
-          <w:right w:val="none"/>
+          <w:bottom w:val="none" w:color="000000" w:sz="4" w:space="0"/>
+          <w:right w:val="none" w:color="000000" w:sz="4" w:space="0"/>
         </w:tcBorders>
       </w:tcPr>
     </w:tblStylePr>
@@ -26334,9 +26406,9 @@
         <w:shd w:val="clear" w:color="ffffff" w:themeColor="light1" w:fill="ffffff" w:themeFill="light1"/>
         <w:tcBorders>
           <w:top w:val="single" w:color="000000" w:themeColor="accent6" w:themeTint="98" w:sz="4" w:space="0"/>
-          <w:left w:val="none"/>
-          <w:bottom w:val="none"/>
-          <w:right w:val="none"/>
+          <w:left w:val="none" w:color="000000" w:sz="4" w:space="0"/>
+          <w:bottom w:val="none" w:color="000000" w:sz="4" w:space="0"/>
+          <w:right w:val="none" w:color="000000" w:sz="4" w:space="0"/>
         </w:tcBorders>
       </w:tcPr>
     </w:tblStylePr>
@@ -26411,9 +26483,9 @@
       </w:tcPr>
     </w:tblStylePr>
   </w:style>
-  <w:style w:type="table" w:styleId="117">
+  <w:style w:type="table" w:styleId="808">
     <w:name w:val="Lined - Accent"/>
-    <w:basedOn w:val="672"/>
+    <w:basedOn w:val="891"/>
     <w:uiPriority w:val="99"/>
     <w:pPr>
       <w:pBdr/>
@@ -26648,9 +26720,9 @@
       </w:tcPr>
     </w:tblStylePr>
   </w:style>
-  <w:style w:type="table" w:styleId="118">
+  <w:style w:type="table" w:styleId="809">
     <w:name w:val="Lined - Accent 1"/>
-    <w:basedOn w:val="672"/>
+    <w:basedOn w:val="891"/>
     <w:uiPriority w:val="99"/>
     <w:pPr>
       <w:pBdr/>
@@ -26885,9 +26957,9 @@
       </w:tcPr>
     </w:tblStylePr>
   </w:style>
-  <w:style w:type="table" w:styleId="119">
+  <w:style w:type="table" w:styleId="810">
     <w:name w:val="Lined - Accent 2"/>
-    <w:basedOn w:val="672"/>
+    <w:basedOn w:val="891"/>
     <w:uiPriority w:val="99"/>
     <w:pPr>
       <w:pBdr/>
@@ -27122,9 +27194,9 @@
       </w:tcPr>
     </w:tblStylePr>
   </w:style>
-  <w:style w:type="table" w:styleId="120">
+  <w:style w:type="table" w:styleId="811">
     <w:name w:val="Lined - Accent 3"/>
-    <w:basedOn w:val="672"/>
+    <w:basedOn w:val="891"/>
     <w:uiPriority w:val="99"/>
     <w:pPr>
       <w:pBdr/>
@@ -27359,9 +27431,9 @@
       </w:tcPr>
     </w:tblStylePr>
   </w:style>
-  <w:style w:type="table" w:styleId="121">
+  <w:style w:type="table" w:styleId="812">
     <w:name w:val="Lined - Accent 4"/>
-    <w:basedOn w:val="672"/>
+    <w:basedOn w:val="891"/>
     <w:uiPriority w:val="99"/>
     <w:pPr>
       <w:pBdr/>
@@ -27596,9 +27668,9 @@
       </w:tcPr>
     </w:tblStylePr>
   </w:style>
-  <w:style w:type="table" w:styleId="122">
+  <w:style w:type="table" w:styleId="813">
     <w:name w:val="Lined - Accent 5"/>
-    <w:basedOn w:val="672"/>
+    <w:basedOn w:val="891"/>
     <w:uiPriority w:val="99"/>
     <w:pPr>
       <w:pBdr/>
@@ -27833,9 +27905,9 @@
       </w:tcPr>
     </w:tblStylePr>
   </w:style>
-  <w:style w:type="table" w:styleId="123">
+  <w:style w:type="table" w:styleId="814">
     <w:name w:val="Lined - Accent 6"/>
-    <w:basedOn w:val="672"/>
+    <w:basedOn w:val="891"/>
     <w:uiPriority w:val="99"/>
     <w:pPr>
       <w:pBdr/>
@@ -28070,9 +28142,9 @@
       </w:tcPr>
     </w:tblStylePr>
   </w:style>
-  <w:style w:type="table" w:styleId="124">
+  <w:style w:type="table" w:styleId="815">
     <w:name w:val="Bordered &amp; Lined - Accent"/>
-    <w:basedOn w:val="672"/>
+    <w:basedOn w:val="891"/>
     <w:uiPriority w:val="99"/>
     <w:pPr>
       <w:pBdr/>
@@ -28314,9 +28386,9 @@
       </w:tcPr>
     </w:tblStylePr>
   </w:style>
-  <w:style w:type="table" w:styleId="125">
+  <w:style w:type="table" w:styleId="816">
     <w:name w:val="Bordered &amp; Lined - Accent 1"/>
-    <w:basedOn w:val="672"/>
+    <w:basedOn w:val="891"/>
     <w:uiPriority w:val="99"/>
     <w:pPr>
       <w:pBdr/>
@@ -28558,9 +28630,9 @@
       </w:tcPr>
     </w:tblStylePr>
   </w:style>
-  <w:style w:type="table" w:styleId="126">
+  <w:style w:type="table" w:styleId="817">
     <w:name w:val="Bordered &amp; Lined - Accent 2"/>
-    <w:basedOn w:val="672"/>
+    <w:basedOn w:val="891"/>
     <w:uiPriority w:val="99"/>
     <w:pPr>
       <w:pBdr/>
@@ -28802,9 +28874,9 @@
       </w:tcPr>
     </w:tblStylePr>
   </w:style>
-  <w:style w:type="table" w:styleId="127">
+  <w:style w:type="table" w:styleId="818">
     <w:name w:val="Bordered &amp; Lined - Accent 3"/>
-    <w:basedOn w:val="672"/>
+    <w:basedOn w:val="891"/>
     <w:uiPriority w:val="99"/>
     <w:pPr>
       <w:pBdr/>
@@ -29046,9 +29118,9 @@
       </w:tcPr>
     </w:tblStylePr>
   </w:style>
-  <w:style w:type="table" w:styleId="128">
+  <w:style w:type="table" w:styleId="819">
     <w:name w:val="Bordered &amp; Lined - Accent 4"/>
-    <w:basedOn w:val="672"/>
+    <w:basedOn w:val="891"/>
     <w:uiPriority w:val="99"/>
     <w:pPr>
       <w:pBdr/>
@@ -29290,9 +29362,9 @@
       </w:tcPr>
     </w:tblStylePr>
   </w:style>
-  <w:style w:type="table" w:styleId="129">
+  <w:style w:type="table" w:styleId="820">
     <w:name w:val="Bordered &amp; Lined - Accent 5"/>
-    <w:basedOn w:val="672"/>
+    <w:basedOn w:val="891"/>
     <w:uiPriority w:val="99"/>
     <w:pPr>
       <w:pBdr/>
@@ -29534,9 +29606,9 @@
       </w:tcPr>
     </w:tblStylePr>
   </w:style>
-  <w:style w:type="table" w:styleId="130">
+  <w:style w:type="table" w:styleId="821">
     <w:name w:val="Bordered &amp; Lined - Accent 6"/>
-    <w:basedOn w:val="672"/>
+    <w:basedOn w:val="891"/>
     <w:uiPriority w:val="99"/>
     <w:pPr>
       <w:pBdr/>
@@ -29778,9 +29850,9 @@
       </w:tcPr>
     </w:tblStylePr>
   </w:style>
-  <w:style w:type="table" w:styleId="131">
+  <w:style w:type="table" w:styleId="822">
     <w:name w:val="Bordered"/>
-    <w:basedOn w:val="672"/>
+    <w:basedOn w:val="891"/>
     <w:uiPriority w:val="99"/>
     <w:pPr>
       <w:pBdr/>
@@ -30009,9 +30081,9 @@
       </w:tcPr>
     </w:tblStylePr>
   </w:style>
-  <w:style w:type="table" w:styleId="132">
+  <w:style w:type="table" w:styleId="823">
     <w:name w:val="Bordered - Accent 1"/>
-    <w:basedOn w:val="672"/>
+    <w:basedOn w:val="891"/>
     <w:uiPriority w:val="99"/>
     <w:pPr>
       <w:pBdr/>
@@ -30240,9 +30312,9 @@
       </w:tcPr>
     </w:tblStylePr>
   </w:style>
-  <w:style w:type="table" w:styleId="133">
+  <w:style w:type="table" w:styleId="824">
     <w:name w:val="Bordered - Accent 2"/>
-    <w:basedOn w:val="672"/>
+    <w:basedOn w:val="891"/>
     <w:uiPriority w:val="99"/>
     <w:pPr>
       <w:pBdr/>
@@ -30471,9 +30543,9 @@
       </w:tcPr>
     </w:tblStylePr>
   </w:style>
-  <w:style w:type="table" w:styleId="134">
+  <w:style w:type="table" w:styleId="825">
     <w:name w:val="Bordered - Accent 3"/>
-    <w:basedOn w:val="672"/>
+    <w:basedOn w:val="891"/>
     <w:uiPriority w:val="99"/>
     <w:pPr>
       <w:pBdr/>
@@ -30702,9 +30774,9 @@
       </w:tcPr>
     </w:tblStylePr>
   </w:style>
-  <w:style w:type="table" w:styleId="135">
+  <w:style w:type="table" w:styleId="826">
     <w:name w:val="Bordered - Accent 4"/>
-    <w:basedOn w:val="672"/>
+    <w:basedOn w:val="891"/>
     <w:uiPriority w:val="99"/>
     <w:pPr>
       <w:pBdr/>
@@ -30933,9 +31005,9 @@
       </w:tcPr>
     </w:tblStylePr>
   </w:style>
-  <w:style w:type="table" w:styleId="136">
+  <w:style w:type="table" w:styleId="827">
     <w:name w:val="Bordered - Accent 5"/>
-    <w:basedOn w:val="672"/>
+    <w:basedOn w:val="891"/>
     <w:uiPriority w:val="99"/>
     <w:pPr>
       <w:pBdr/>
@@ -31164,9 +31236,9 @@
       </w:tcPr>
     </w:tblStylePr>
   </w:style>
-  <w:style w:type="table" w:styleId="137">
+  <w:style w:type="table" w:styleId="828">
     <w:name w:val="Bordered - Accent 6"/>
-    <w:basedOn w:val="672"/>
+    <w:basedOn w:val="891"/>
     <w:uiPriority w:val="99"/>
     <w:pPr>
       <w:pBdr/>
@@ -31395,11 +31467,11 @@
       </w:tcPr>
     </w:tblStylePr>
   </w:style>
-  <w:style w:type="paragraph" w:styleId="141">
+  <w:style w:type="paragraph" w:styleId="829">
     <w:name w:val="Heading 3"/>
-    <w:basedOn w:val="667"/>
-    <w:next w:val="667"/>
-    <w:link w:val="152"/>
+    <w:basedOn w:val="886"/>
+    <w:next w:val="886"/>
+    <w:link w:val="838"/>
     <w:uiPriority w:val="9"/>
     <w:unhideWhenUsed/>
     <w:qFormat/>
@@ -31418,11 +31490,11 @@
       <w:szCs w:val="28"/>
     </w:rPr>
   </w:style>
-  <w:style w:type="paragraph" w:styleId="143">
+  <w:style w:type="paragraph" w:styleId="830">
     <w:name w:val="Heading 5"/>
-    <w:basedOn w:val="667"/>
-    <w:next w:val="667"/>
-    <w:link w:val="154"/>
+    <w:basedOn w:val="886"/>
+    <w:next w:val="886"/>
+    <w:link w:val="840"/>
     <w:uiPriority w:val="9"/>
     <w:unhideWhenUsed/>
     <w:qFormat/>
@@ -31439,11 +31511,11 @@
       <w:color w:val="0f4761" w:themeColor="accent1" w:themeShade="BF"/>
     </w:rPr>
   </w:style>
-  <w:style w:type="paragraph" w:styleId="144">
+  <w:style w:type="paragraph" w:styleId="831">
     <w:name w:val="Heading 6"/>
-    <w:basedOn w:val="667"/>
-    <w:next w:val="667"/>
-    <w:link w:val="155"/>
+    <w:basedOn w:val="886"/>
+    <w:next w:val="886"/>
+    <w:link w:val="841"/>
     <w:uiPriority w:val="9"/>
     <w:unhideWhenUsed/>
     <w:qFormat/>
@@ -31462,11 +31534,11 @@
       <w:color w:val="595959" w:themeColor="text1" w:themeTint="A6"/>
     </w:rPr>
   </w:style>
-  <w:style w:type="paragraph" w:styleId="145">
+  <w:style w:type="paragraph" w:styleId="832">
     <w:name w:val="Heading 7"/>
-    <w:basedOn w:val="667"/>
-    <w:next w:val="667"/>
-    <w:link w:val="156"/>
+    <w:basedOn w:val="886"/>
+    <w:next w:val="886"/>
+    <w:link w:val="842"/>
     <w:uiPriority w:val="9"/>
     <w:unhideWhenUsed/>
     <w:qFormat/>
@@ -31483,11 +31555,11 @@
       <w:color w:val="595959" w:themeColor="text1" w:themeTint="A6"/>
     </w:rPr>
   </w:style>
-  <w:style w:type="paragraph" w:styleId="146">
+  <w:style w:type="paragraph" w:styleId="833">
     <w:name w:val="Heading 8"/>
-    <w:basedOn w:val="667"/>
-    <w:next w:val="667"/>
-    <w:link w:val="157"/>
+    <w:basedOn w:val="886"/>
+    <w:next w:val="886"/>
+    <w:link w:val="843"/>
     <w:uiPriority w:val="9"/>
     <w:unhideWhenUsed/>
     <w:qFormat/>
@@ -31506,11 +31578,11 @@
       <w:color w:val="272727" w:themeColor="text1" w:themeTint="D8"/>
     </w:rPr>
   </w:style>
-  <w:style w:type="paragraph" w:styleId="147">
+  <w:style w:type="paragraph" w:styleId="834">
     <w:name w:val="Heading 9"/>
-    <w:basedOn w:val="667"/>
-    <w:next w:val="667"/>
-    <w:link w:val="158"/>
+    <w:basedOn w:val="886"/>
+    <w:next w:val="886"/>
+    <w:link w:val="844"/>
     <w:uiPriority w:val="9"/>
     <w:unhideWhenUsed/>
     <w:qFormat/>
@@ -31529,7 +31601,7 @@
       <w:color w:val="272727" w:themeColor="text1" w:themeTint="D8"/>
     </w:rPr>
   </w:style>
-  <w:style w:type="numbering" w:styleId="149" w:default="1">
+  <w:style w:type="numbering" w:styleId="835" w:default="1">
     <w:name w:val="No List"/>
     <w:uiPriority w:val="99"/>
     <w:semiHidden/>
@@ -31540,10 +31612,10 @@
       <w:ind/>
     </w:pPr>
   </w:style>
-  <w:style w:type="character" w:styleId="150">
+  <w:style w:type="character" w:styleId="836">
     <w:name w:val="Heading 1 Char"/>
-    <w:basedOn w:val="671"/>
-    <w:link w:val="668"/>
+    <w:basedOn w:val="890"/>
+    <w:link w:val="887"/>
     <w:uiPriority w:val="9"/>
     <w:pPr>
       <w:pBdr/>
@@ -31557,10 +31629,10 @@
       <w:szCs w:val="40"/>
     </w:rPr>
   </w:style>
-  <w:style w:type="character" w:styleId="151">
+  <w:style w:type="character" w:styleId="837">
     <w:name w:val="Heading 2 Char"/>
-    <w:basedOn w:val="671"/>
-    <w:link w:val="669"/>
+    <w:basedOn w:val="890"/>
+    <w:link w:val="888"/>
     <w:uiPriority w:val="9"/>
     <w:pPr>
       <w:pBdr/>
@@ -31574,10 +31646,10 @@
       <w:szCs w:val="32"/>
     </w:rPr>
   </w:style>
-  <w:style w:type="character" w:styleId="152">
+  <w:style w:type="character" w:styleId="838">
     <w:name w:val="Heading 3 Char"/>
-    <w:basedOn w:val="671"/>
-    <w:link w:val="141"/>
+    <w:basedOn w:val="890"/>
+    <w:link w:val="829"/>
     <w:uiPriority w:val="9"/>
     <w:pPr>
       <w:pBdr/>
@@ -31591,10 +31663,10 @@
       <w:szCs w:val="28"/>
     </w:rPr>
   </w:style>
-  <w:style w:type="character" w:styleId="153">
+  <w:style w:type="character" w:styleId="839">
     <w:name w:val="Heading 4 Char"/>
-    <w:basedOn w:val="671"/>
-    <w:link w:val="670"/>
+    <w:basedOn w:val="890"/>
+    <w:link w:val="889"/>
     <w:uiPriority w:val="9"/>
     <w:pPr>
       <w:pBdr/>
@@ -31608,10 +31680,10 @@
       <w:color w:val="0f4761" w:themeColor="accent1" w:themeShade="BF"/>
     </w:rPr>
   </w:style>
-  <w:style w:type="character" w:styleId="154">
+  <w:style w:type="character" w:styleId="840">
     <w:name w:val="Heading 5 Char"/>
-    <w:basedOn w:val="671"/>
-    <w:link w:val="143"/>
+    <w:basedOn w:val="890"/>
+    <w:link w:val="830"/>
     <w:uiPriority w:val="9"/>
     <w:pPr>
       <w:pBdr/>
@@ -31623,10 +31695,10 @@
       <w:color w:val="0f4761" w:themeColor="accent1" w:themeShade="BF"/>
     </w:rPr>
   </w:style>
-  <w:style w:type="character" w:styleId="155">
+  <w:style w:type="character" w:styleId="841">
     <w:name w:val="Heading 6 Char"/>
-    <w:basedOn w:val="671"/>
-    <w:link w:val="144"/>
+    <w:basedOn w:val="890"/>
+    <w:link w:val="831"/>
     <w:uiPriority w:val="9"/>
     <w:pPr>
       <w:pBdr/>
@@ -31640,10 +31712,10 @@
       <w:color w:val="595959" w:themeColor="text1" w:themeTint="A6"/>
     </w:rPr>
   </w:style>
-  <w:style w:type="character" w:styleId="156">
+  <w:style w:type="character" w:styleId="842">
     <w:name w:val="Heading 7 Char"/>
-    <w:basedOn w:val="671"/>
-    <w:link w:val="145"/>
+    <w:basedOn w:val="890"/>
+    <w:link w:val="832"/>
     <w:uiPriority w:val="9"/>
     <w:pPr>
       <w:pBdr/>
@@ -31655,10 +31727,10 @@
       <w:color w:val="595959" w:themeColor="text1" w:themeTint="A6"/>
     </w:rPr>
   </w:style>
-  <w:style w:type="character" w:styleId="157">
+  <w:style w:type="character" w:styleId="843">
     <w:name w:val="Heading 8 Char"/>
-    <w:basedOn w:val="671"/>
-    <w:link w:val="146"/>
+    <w:basedOn w:val="890"/>
+    <w:link w:val="833"/>
     <w:uiPriority w:val="9"/>
     <w:pPr>
       <w:pBdr/>
@@ -31672,10 +31744,10 @@
       <w:color w:val="272727" w:themeColor="text1" w:themeTint="D8"/>
     </w:rPr>
   </w:style>
-  <w:style w:type="character" w:styleId="158">
+  <w:style w:type="character" w:styleId="844">
     <w:name w:val="Heading 9 Char"/>
-    <w:basedOn w:val="671"/>
-    <w:link w:val="147"/>
+    <w:basedOn w:val="890"/>
+    <w:link w:val="834"/>
     <w:uiPriority w:val="9"/>
     <w:pPr>
       <w:pBdr/>
@@ -31689,11 +31761,11 @@
       <w:color w:val="272727" w:themeColor="text1" w:themeTint="D8"/>
     </w:rPr>
   </w:style>
-  <w:style w:type="paragraph" w:styleId="159">
+  <w:style w:type="paragraph" w:styleId="845">
     <w:name w:val="Title"/>
-    <w:basedOn w:val="667"/>
-    <w:next w:val="667"/>
-    <w:link w:val="160"/>
+    <w:basedOn w:val="886"/>
+    <w:next w:val="886"/>
+    <w:link w:val="846"/>
     <w:uiPriority w:val="10"/>
     <w:qFormat/>
     <w:pPr>
@@ -31709,10 +31781,10 @@
       <w:szCs w:val="56"/>
     </w:rPr>
   </w:style>
-  <w:style w:type="character" w:styleId="160">
+  <w:style w:type="character" w:styleId="846">
     <w:name w:val="Title Char"/>
-    <w:basedOn w:val="671"/>
-    <w:link w:val="159"/>
+    <w:basedOn w:val="890"/>
+    <w:link w:val="845"/>
     <w:uiPriority w:val="10"/>
     <w:pPr>
       <w:pBdr/>
@@ -31726,11 +31798,11 @@
       <w:szCs w:val="56"/>
     </w:rPr>
   </w:style>
-  <w:style w:type="paragraph" w:styleId="161">
+  <w:style w:type="paragraph" w:styleId="847">
     <w:name w:val="Subtitle"/>
-    <w:basedOn w:val="667"/>
-    <w:next w:val="667"/>
-    <w:link w:val="162"/>
+    <w:basedOn w:val="886"/>
+    <w:next w:val="886"/>
+    <w:link w:val="848"/>
     <w:uiPriority w:val="11"/>
     <w:qFormat/>
     <w:pPr>
@@ -31748,10 +31820,10 @@
       <w:szCs w:val="28"/>
     </w:rPr>
   </w:style>
-  <w:style w:type="character" w:styleId="162">
+  <w:style w:type="character" w:styleId="848">
     <w:name w:val="Subtitle Char"/>
-    <w:basedOn w:val="671"/>
-    <w:link w:val="161"/>
+    <w:basedOn w:val="890"/>
+    <w:link w:val="847"/>
     <w:uiPriority w:val="11"/>
     <w:pPr>
       <w:pBdr/>
@@ -31765,11 +31837,11 @@
       <w:szCs w:val="28"/>
     </w:rPr>
   </w:style>
-  <w:style w:type="paragraph" w:styleId="163">
+  <w:style w:type="paragraph" w:styleId="849">
     <w:name w:val="Quote"/>
-    <w:basedOn w:val="667"/>
-    <w:next w:val="667"/>
-    <w:link w:val="164"/>
+    <w:basedOn w:val="886"/>
+    <w:next w:val="886"/>
+    <w:link w:val="850"/>
     <w:uiPriority w:val="29"/>
     <w:qFormat/>
     <w:pPr>
@@ -31784,10 +31856,10 @@
       <w:color w:val="404040" w:themeColor="text1" w:themeTint="BF"/>
     </w:rPr>
   </w:style>
-  <w:style w:type="character" w:styleId="164">
+  <w:style w:type="character" w:styleId="850">
     <w:name w:val="Quote Char"/>
-    <w:basedOn w:val="671"/>
-    <w:link w:val="163"/>
+    <w:basedOn w:val="890"/>
+    <w:link w:val="849"/>
     <w:uiPriority w:val="29"/>
     <w:pPr>
       <w:pBdr/>
@@ -31800,9 +31872,9 @@
       <w:color w:val="404040" w:themeColor="text1" w:themeTint="BF"/>
     </w:rPr>
   </w:style>
-  <w:style w:type="paragraph" w:styleId="165">
+  <w:style w:type="paragraph" w:styleId="851">
     <w:name w:val="List Paragraph"/>
-    <w:basedOn w:val="667"/>
+    <w:basedOn w:val="886"/>
     <w:uiPriority w:val="34"/>
     <w:qFormat/>
     <w:pPr>
@@ -31812,9 +31884,9 @@
       <w:contextualSpacing w:val="true"/>
     </w:pPr>
   </w:style>
-  <w:style w:type="character" w:styleId="166">
+  <w:style w:type="character" w:styleId="852">
     <w:name w:val="Intense Emphasis"/>
-    <w:basedOn w:val="671"/>
+    <w:basedOn w:val="890"/>
     <w:uiPriority w:val="21"/>
     <w:qFormat/>
     <w:pPr>
@@ -31828,11 +31900,11 @@
       <w:color w:val="0f4761" w:themeColor="accent1" w:themeShade="BF"/>
     </w:rPr>
   </w:style>
-  <w:style w:type="paragraph" w:styleId="167">
+  <w:style w:type="paragraph" w:styleId="853">
     <w:name w:val="Intense Quote"/>
-    <w:basedOn w:val="667"/>
-    <w:next w:val="667"/>
-    <w:link w:val="168"/>
+    <w:basedOn w:val="886"/>
+    <w:next w:val="886"/>
+    <w:link w:val="854"/>
     <w:uiPriority w:val="30"/>
     <w:qFormat/>
     <w:pPr>
@@ -31850,10 +31922,10 @@
       <w:color w:val="0f4761" w:themeColor="accent1" w:themeShade="BF"/>
     </w:rPr>
   </w:style>
-  <w:style w:type="character" w:styleId="168">
+  <w:style w:type="character" w:styleId="854">
     <w:name w:val="Intense Quote Char"/>
-    <w:basedOn w:val="671"/>
-    <w:link w:val="167"/>
+    <w:basedOn w:val="890"/>
+    <w:link w:val="853"/>
     <w:uiPriority w:val="30"/>
     <w:pPr>
       <w:pBdr/>
@@ -31866,9 +31938,9 @@
       <w:color w:val="0f4761" w:themeColor="accent1" w:themeShade="BF"/>
     </w:rPr>
   </w:style>
-  <w:style w:type="character" w:styleId="169">
+  <w:style w:type="character" w:styleId="855">
     <w:name w:val="Intense Reference"/>
-    <w:basedOn w:val="671"/>
+    <w:basedOn w:val="890"/>
     <w:uiPriority w:val="32"/>
     <w:qFormat/>
     <w:pPr>
@@ -31884,9 +31956,9 @@
       <w:spacing w:val="5"/>
     </w:rPr>
   </w:style>
-  <w:style w:type="paragraph" w:styleId="170">
+  <w:style w:type="paragraph" w:styleId="856">
     <w:name w:val="No Spacing"/>
-    <w:basedOn w:val="667"/>
+    <w:basedOn w:val="886"/>
     <w:uiPriority w:val="1"/>
     <w:qFormat/>
     <w:pPr>
@@ -31895,9 +31967,9 @@
       <w:ind/>
     </w:pPr>
   </w:style>
-  <w:style w:type="character" w:styleId="171">
+  <w:style w:type="character" w:styleId="857">
     <w:name w:val="Subtle Emphasis"/>
-    <w:basedOn w:val="671"/>
+    <w:basedOn w:val="890"/>
     <w:uiPriority w:val="19"/>
     <w:qFormat/>
     <w:pPr>
@@ -31911,9 +31983,9 @@
       <w:color w:val="404040" w:themeColor="text1" w:themeTint="BF"/>
     </w:rPr>
   </w:style>
-  <w:style w:type="character" w:styleId="172">
+  <w:style w:type="character" w:styleId="858">
     <w:name w:val="Emphasis"/>
-    <w:basedOn w:val="671"/>
+    <w:basedOn w:val="890"/>
     <w:uiPriority w:val="20"/>
     <w:qFormat/>
     <w:pPr>
@@ -31926,9 +31998,9 @@
       <w:iCs/>
     </w:rPr>
   </w:style>
-  <w:style w:type="character" w:styleId="174">
+  <w:style w:type="character" w:styleId="859">
     <w:name w:val="Subtle Reference"/>
-    <w:basedOn w:val="671"/>
+    <w:basedOn w:val="890"/>
     <w:uiPriority w:val="31"/>
     <w:qFormat/>
     <w:pPr>
@@ -31941,9 +32013,9 @@
       <w:color w:val="5a5a5a" w:themeColor="text1" w:themeTint="A5"/>
     </w:rPr>
   </w:style>
-  <w:style w:type="character" w:styleId="175">
+  <w:style w:type="character" w:styleId="860">
     <w:name w:val="Book Title"/>
-    <w:basedOn w:val="671"/>
+    <w:basedOn w:val="890"/>
     <w:uiPriority w:val="33"/>
     <w:qFormat/>
     <w:pPr>
@@ -31959,10 +32031,10 @@
       <w:spacing w:val="5"/>
     </w:rPr>
   </w:style>
-  <w:style w:type="paragraph" w:styleId="176">
+  <w:style w:type="paragraph" w:styleId="861">
     <w:name w:val="Header"/>
-    <w:basedOn w:val="667"/>
-    <w:link w:val="177"/>
+    <w:basedOn w:val="886"/>
+    <w:link w:val="862"/>
     <w:uiPriority w:val="99"/>
     <w:unhideWhenUsed/>
     <w:pPr>
@@ -31975,10 +32047,10 @@
       <w:ind/>
     </w:pPr>
   </w:style>
-  <w:style w:type="character" w:styleId="177">
+  <w:style w:type="character" w:styleId="862">
     <w:name w:val="Header Char"/>
-    <w:basedOn w:val="671"/>
-    <w:link w:val="176"/>
+    <w:basedOn w:val="890"/>
+    <w:link w:val="861"/>
     <w:uiPriority w:val="99"/>
     <w:pPr>
       <w:pBdr/>
@@ -31986,10 +32058,10 @@
       <w:ind/>
     </w:pPr>
   </w:style>
-  <w:style w:type="paragraph" w:styleId="178">
+  <w:style w:type="paragraph" w:styleId="863">
     <w:name w:val="Footer"/>
-    <w:basedOn w:val="667"/>
-    <w:link w:val="179"/>
+    <w:basedOn w:val="886"/>
+    <w:link w:val="864"/>
     <w:uiPriority w:val="99"/>
     <w:unhideWhenUsed/>
     <w:pPr>
@@ -32002,10 +32074,10 @@
       <w:ind/>
     </w:pPr>
   </w:style>
-  <w:style w:type="character" w:styleId="179">
+  <w:style w:type="character" w:styleId="864">
     <w:name w:val="Footer Char"/>
-    <w:basedOn w:val="671"/>
-    <w:link w:val="178"/>
+    <w:basedOn w:val="890"/>
+    <w:link w:val="863"/>
     <w:uiPriority w:val="99"/>
     <w:pPr>
       <w:pBdr/>
@@ -32013,10 +32085,10 @@
       <w:ind/>
     </w:pPr>
   </w:style>
-  <w:style w:type="paragraph" w:styleId="180">
+  <w:style w:type="paragraph" w:styleId="865">
     <w:name w:val="Caption"/>
-    <w:basedOn w:val="667"/>
-    <w:next w:val="667"/>
+    <w:basedOn w:val="886"/>
+    <w:next w:val="886"/>
     <w:uiPriority w:val="35"/>
     <w:unhideWhenUsed/>
     <w:qFormat/>
@@ -32033,10 +32105,10 @@
       <w:szCs w:val="18"/>
     </w:rPr>
   </w:style>
-  <w:style w:type="paragraph" w:styleId="181">
+  <w:style w:type="paragraph" w:styleId="866">
     <w:name w:val="footnote text"/>
-    <w:basedOn w:val="667"/>
-    <w:link w:val="182"/>
+    <w:basedOn w:val="886"/>
+    <w:link w:val="867"/>
     <w:uiPriority w:val="99"/>
     <w:semiHidden/>
     <w:unhideWhenUsed/>
@@ -32050,10 +32122,10 @@
       <w:szCs w:val="20"/>
     </w:rPr>
   </w:style>
-  <w:style w:type="character" w:styleId="182">
+  <w:style w:type="character" w:styleId="867">
     <w:name w:val="Footnote Text Char"/>
-    <w:basedOn w:val="671"/>
-    <w:link w:val="181"/>
+    <w:basedOn w:val="890"/>
+    <w:link w:val="866"/>
     <w:uiPriority w:val="99"/>
     <w:semiHidden/>
     <w:pPr>
@@ -32066,9 +32138,9 @@
       <w:szCs w:val="20"/>
     </w:rPr>
   </w:style>
-  <w:style w:type="character" w:styleId="183">
+  <w:style w:type="character" w:styleId="868">
     <w:name w:val="footnote reference"/>
-    <w:basedOn w:val="671"/>
+    <w:basedOn w:val="890"/>
     <w:uiPriority w:val="99"/>
     <w:semiHidden/>
     <w:unhideWhenUsed/>
@@ -32081,10 +32153,10 @@
       <w:vertAlign w:val="superscript"/>
     </w:rPr>
   </w:style>
-  <w:style w:type="paragraph" w:styleId="184">
+  <w:style w:type="paragraph" w:styleId="869">
     <w:name w:val="endnote text"/>
-    <w:basedOn w:val="667"/>
-    <w:link w:val="185"/>
+    <w:basedOn w:val="886"/>
+    <w:link w:val="870"/>
     <w:uiPriority w:val="99"/>
     <w:semiHidden/>
     <w:unhideWhenUsed/>
@@ -32098,10 +32170,10 @@
       <w:szCs w:val="20"/>
     </w:rPr>
   </w:style>
-  <w:style w:type="character" w:styleId="185">
+  <w:style w:type="character" w:styleId="870">
     <w:name w:val="Endnote Text Char"/>
-    <w:basedOn w:val="671"/>
-    <w:link w:val="184"/>
+    <w:basedOn w:val="890"/>
+    <w:link w:val="869"/>
     <w:uiPriority w:val="99"/>
     <w:semiHidden/>
     <w:pPr>
@@ -32114,9 +32186,9 @@
       <w:szCs w:val="20"/>
     </w:rPr>
   </w:style>
-  <w:style w:type="character" w:styleId="186">
+  <w:style w:type="character" w:styleId="871">
     <w:name w:val="endnote reference"/>
-    <w:basedOn w:val="671"/>
+    <w:basedOn w:val="890"/>
     <w:uiPriority w:val="99"/>
     <w:semiHidden/>
     <w:unhideWhenUsed/>
@@ -32129,9 +32201,9 @@
       <w:vertAlign w:val="superscript"/>
     </w:rPr>
   </w:style>
-  <w:style w:type="character" w:styleId="187">
+  <w:style w:type="character" w:styleId="872">
     <w:name w:val="Hyperlink"/>
-    <w:basedOn w:val="671"/>
+    <w:basedOn w:val="890"/>
     <w:uiPriority w:val="99"/>
     <w:unhideWhenUsed/>
     <w:pPr>
@@ -32144,9 +32216,9 @@
       <w:u w:val="single"/>
     </w:rPr>
   </w:style>
-  <w:style w:type="character" w:styleId="188">
+  <w:style w:type="character" w:styleId="873">
     <w:name w:val="FollowedHyperlink"/>
-    <w:basedOn w:val="671"/>
+    <w:basedOn w:val="890"/>
     <w:uiPriority w:val="99"/>
     <w:semiHidden/>
     <w:unhideWhenUsed/>
@@ -32160,10 +32232,10 @@
       <w:u w:val="single"/>
     </w:rPr>
   </w:style>
-  <w:style w:type="paragraph" w:styleId="189">
+  <w:style w:type="paragraph" w:styleId="874">
     <w:name w:val="toc 1"/>
-    <w:basedOn w:val="667"/>
-    <w:next w:val="667"/>
+    <w:basedOn w:val="886"/>
+    <w:next w:val="886"/>
     <w:uiPriority w:val="39"/>
     <w:unhideWhenUsed/>
     <w:pPr>
@@ -32172,10 +32244,10 @@
       <w:ind/>
     </w:pPr>
   </w:style>
-  <w:style w:type="paragraph" w:styleId="190">
+  <w:style w:type="paragraph" w:styleId="875">
     <w:name w:val="toc 2"/>
-    <w:basedOn w:val="667"/>
-    <w:next w:val="667"/>
+    <w:basedOn w:val="886"/>
+    <w:next w:val="886"/>
     <w:uiPriority w:val="39"/>
     <w:unhideWhenUsed/>
     <w:pPr>
@@ -32184,10 +32256,10 @@
       <w:ind w:left="220"/>
     </w:pPr>
   </w:style>
-  <w:style w:type="paragraph" w:styleId="191">
+  <w:style w:type="paragraph" w:styleId="876">
     <w:name w:val="toc 3"/>
-    <w:basedOn w:val="667"/>
-    <w:next w:val="667"/>
+    <w:basedOn w:val="886"/>
+    <w:next w:val="886"/>
     <w:uiPriority w:val="39"/>
     <w:unhideWhenUsed/>
     <w:pPr>
@@ -32196,10 +32268,10 @@
       <w:ind w:left="440"/>
     </w:pPr>
   </w:style>
-  <w:style w:type="paragraph" w:styleId="192">
+  <w:style w:type="paragraph" w:styleId="877">
     <w:name w:val="toc 4"/>
-    <w:basedOn w:val="667"/>
-    <w:next w:val="667"/>
+    <w:basedOn w:val="886"/>
+    <w:next w:val="886"/>
     <w:uiPriority w:val="39"/>
     <w:unhideWhenUsed/>
     <w:pPr>
@@ -32208,10 +32280,10 @@
       <w:ind w:left="660"/>
     </w:pPr>
   </w:style>
-  <w:style w:type="paragraph" w:styleId="193">
+  <w:style w:type="paragraph" w:styleId="878">
     <w:name w:val="toc 5"/>
-    <w:basedOn w:val="667"/>
-    <w:next w:val="667"/>
+    <w:basedOn w:val="886"/>
+    <w:next w:val="886"/>
     <w:uiPriority w:val="39"/>
     <w:unhideWhenUsed/>
     <w:pPr>
@@ -32220,10 +32292,10 @@
       <w:ind w:left="880"/>
     </w:pPr>
   </w:style>
-  <w:style w:type="paragraph" w:styleId="194">
+  <w:style w:type="paragraph" w:styleId="879">
     <w:name w:val="toc 6"/>
-    <w:basedOn w:val="667"/>
-    <w:next w:val="667"/>
+    <w:basedOn w:val="886"/>
+    <w:next w:val="886"/>
     <w:uiPriority w:val="39"/>
     <w:unhideWhenUsed/>
     <w:pPr>
@@ -32232,10 +32304,10 @@
       <w:ind w:left="1100"/>
     </w:pPr>
   </w:style>
-  <w:style w:type="paragraph" w:styleId="195">
+  <w:style w:type="paragraph" w:styleId="880">
     <w:name w:val="toc 7"/>
-    <w:basedOn w:val="667"/>
-    <w:next w:val="667"/>
+    <w:basedOn w:val="886"/>
+    <w:next w:val="886"/>
     <w:uiPriority w:val="39"/>
     <w:unhideWhenUsed/>
     <w:pPr>
@@ -32244,10 +32316,10 @@
       <w:ind w:left="1320"/>
     </w:pPr>
   </w:style>
-  <w:style w:type="paragraph" w:styleId="196">
+  <w:style w:type="paragraph" w:styleId="881">
     <w:name w:val="toc 8"/>
-    <w:basedOn w:val="667"/>
-    <w:next w:val="667"/>
+    <w:basedOn w:val="886"/>
+    <w:next w:val="886"/>
     <w:uiPriority w:val="39"/>
     <w:unhideWhenUsed/>
     <w:pPr>
@@ -32256,10 +32328,10 @@
       <w:ind w:left="1540"/>
     </w:pPr>
   </w:style>
-  <w:style w:type="paragraph" w:styleId="197">
+  <w:style w:type="paragraph" w:styleId="882">
     <w:name w:val="toc 9"/>
-    <w:basedOn w:val="667"/>
-    <w:next w:val="667"/>
+    <w:basedOn w:val="886"/>
+    <w:next w:val="886"/>
     <w:uiPriority w:val="39"/>
     <w:unhideWhenUsed/>
     <w:pPr>
@@ -32268,9 +32340,9 @@
       <w:ind w:left="1760"/>
     </w:pPr>
   </w:style>
-  <w:style w:type="character" w:styleId="198">
+  <w:style w:type="character" w:styleId="883">
     <w:name w:val="Placeholder Text"/>
-    <w:basedOn w:val="671"/>
+    <w:basedOn w:val="890"/>
     <w:uiPriority w:val="99"/>
     <w:semiHidden/>
     <w:pPr>
@@ -32282,7 +32354,7 @@
       <w:color w:val="666666"/>
     </w:rPr>
   </w:style>
-  <w:style w:type="paragraph" w:styleId="208">
+  <w:style w:type="paragraph" w:styleId="884">
     <w:name w:val="TOC Heading"/>
     <w:uiPriority w:val="39"/>
     <w:unhideWhenUsed/>
@@ -32292,10 +32364,10 @@
       <w:ind/>
     </w:pPr>
   </w:style>
-  <w:style w:type="paragraph" w:styleId="209">
+  <w:style w:type="paragraph" w:styleId="885">
     <w:name w:val="table of figures"/>
-    <w:basedOn w:val="667"/>
-    <w:next w:val="667"/>
+    <w:basedOn w:val="886"/>
+    <w:next w:val="886"/>
     <w:uiPriority w:val="99"/>
     <w:unhideWhenUsed/>
     <w:pPr>
@@ -32304,7 +32376,7 @@
       <w:ind/>
     </w:pPr>
   </w:style>
-  <w:style w:type="paragraph" w:styleId="667" w:default="1">
+  <w:style w:type="paragraph" w:styleId="886" w:default="1">
     <w:name w:val="Normal"/>
     <w:uiPriority w:val="0"/>
     <w:qFormat/>
@@ -32318,10 +32390,10 @@
       <w:lang w:val="en-US" w:eastAsia="zh-CN" w:bidi="ar-SA"/>
     </w:rPr>
   </w:style>
-  <w:style w:type="paragraph" w:styleId="668">
+  <w:style w:type="paragraph" w:styleId="887">
     <w:name w:val="Heading 1"/>
-    <w:basedOn w:val="667"/>
-    <w:next w:val="667"/>
+    <w:basedOn w:val="886"/>
+    <w:next w:val="886"/>
     <w:uiPriority w:val="0"/>
     <w:qFormat/>
     <w:pPr>
@@ -32339,10 +32411,10 @@
       <w:szCs w:val="44"/>
     </w:rPr>
   </w:style>
-  <w:style w:type="paragraph" w:styleId="669">
+  <w:style w:type="paragraph" w:styleId="888">
     <w:name w:val="Heading 2"/>
-    <w:basedOn w:val="667"/>
-    <w:next w:val="667"/>
+    <w:basedOn w:val="886"/>
+    <w:next w:val="886"/>
     <w:uiPriority w:val="0"/>
     <w:unhideWhenUsed/>
     <w:qFormat/>
@@ -32361,10 +32433,10 @@
       <w:szCs w:val="32"/>
     </w:rPr>
   </w:style>
-  <w:style w:type="paragraph" w:styleId="670">
+  <w:style w:type="paragraph" w:styleId="889">
     <w:name w:val="Heading 4"/>
-    <w:basedOn w:val="667"/>
-    <w:next w:val="667"/>
+    <w:basedOn w:val="886"/>
+    <w:next w:val="886"/>
     <w:uiPriority w:val="0"/>
     <w:unhideWhenUsed/>
     <w:qFormat/>
@@ -32383,7 +32455,7 @@
       <w:szCs w:val="28"/>
     </w:rPr>
   </w:style>
-  <w:style w:type="character" w:styleId="671" w:default="1">
+  <w:style w:type="character" w:styleId="890" w:default="1">
     <w:name w:val="Default Paragraph Font"/>
     <w:uiPriority w:val="0"/>
     <w:semiHidden/>
@@ -32393,7 +32465,7 @@
       <w:ind/>
     </w:pPr>
   </w:style>
-  <w:style w:type="table" w:styleId="672" w:default="1">
+  <w:style w:type="table" w:styleId="891" w:default="1">
     <w:name w:val="Normal Table"/>
     <w:uiPriority w:val="0"/>
     <w:semiHidden/>
@@ -32585,9 +32657,9 @@
       </w:tcPr>
     </w:tblStylePr>
   </w:style>
-  <w:style w:type="character" w:styleId="673">
+  <w:style w:type="character" w:styleId="892">
     <w:name w:val="HTML Code"/>
-    <w:basedOn w:val="671"/>
+    <w:basedOn w:val="890"/>
     <w:uiPriority w:val="0"/>
     <w:pPr>
       <w:pBdr/>
@@ -32600,7 +32672,7 @@
       <w:szCs w:val="20"/>
     </w:rPr>
   </w:style>
-  <w:style w:type="paragraph" w:styleId="674">
+  <w:style w:type="paragraph" w:styleId="893">
     <w:name w:val="Normal (Web)"/>
     <w:uiPriority w:val="0"/>
     <w:pPr>
@@ -32615,9 +32687,9 @@
       <w:lang w:val="en-US" w:eastAsia="zh-CN" w:bidi="ar"/>
     </w:rPr>
   </w:style>
-  <w:style w:type="character" w:styleId="675">
+  <w:style w:type="character" w:styleId="894">
     <w:name w:val="Strong"/>
-    <w:basedOn w:val="671"/>
+    <w:basedOn w:val="890"/>
     <w:uiPriority w:val="0"/>
     <w:qFormat/>
     <w:pPr>
